--- a/HTTT_2021600948_TrinhThuPhuong_Baocao.docx
+++ b/HTTT_2021600948_TrinhThuPhuong_Baocao.docx
@@ -136,7 +136,8 @@
               <w:spacing w:line="360" w:lineRule="auto"/>
               <w:jc w:val="center"/>
               <w:rPr>
-                <w:lang w:val="en-US"/>
+                <w:b/>
+                <w:bCs/>
               </w:rPr>
             </w:pPr>
             <w:r>
@@ -147,6 +148,28 @@
               </w:rPr>
               <w:t>---------------------------------------</w:t>
             </w:r>
+          </w:p>
+          <w:p>
+            <w:pPr>
+              <w:tabs>
+                <w:tab w:val="left" w:pos="3570"/>
+              </w:tabs>
+              <w:spacing w:line="360" w:lineRule="auto"/>
+              <w:jc w:val="center"/>
+              <w:rPr>
+                <w:b/>
+                <w:bCs/>
+              </w:rPr>
+            </w:pPr>
+          </w:p>
+          <w:p>
+            <w:pPr>
+              <w:tabs>
+                <w:tab w:val="left" w:pos="3570"/>
+              </w:tabs>
+              <w:spacing w:line="360" w:lineRule="auto"/>
+              <w:jc w:val="center"/>
+            </w:pPr>
           </w:p>
         </w:tc>
       </w:tr>
@@ -294,9 +317,9 @@
                 <w:bdr w:val="none" w:sz="0" w:space="0" w:color="auto" w:frame="1"/>
               </w:rPr>
               <w:drawing>
-                <wp:inline distT="0" distB="0" distL="0" distR="0" wp14:anchorId="68008430" wp14:editId="76DC0C89">
-                  <wp:extent cx="1471295" cy="1431290"/>
-                  <wp:effectExtent l="0" t="0" r="0" b="0"/>
+                <wp:inline distT="0" distB="0" distL="0" distR="0" wp14:anchorId="68008430" wp14:editId="5A649420">
+                  <wp:extent cx="1311965" cy="1276292"/>
+                  <wp:effectExtent l="0" t="0" r="2540" b="635"/>
                   <wp:docPr id="2132461678" name="Picture 1"/>
                   <wp:cNvGraphicFramePr>
                     <a:graphicFrameLocks xmlns:a="http://schemas.openxmlformats.org/drawingml/2006/main" noChangeAspect="1"/>
@@ -326,7 +349,7 @@
                         <pic:spPr bwMode="auto">
                           <a:xfrm>
                             <a:off x="0" y="0"/>
-                            <a:ext cx="1471295" cy="1431290"/>
+                            <a:ext cx="1316391" cy="1280598"/>
                           </a:xfrm>
                           <a:prstGeom prst="rect">
                             <a:avLst/>
@@ -544,7 +567,6 @@
                 <w:tab w:val="left" w:pos="3570"/>
               </w:tabs>
               <w:spacing w:line="360" w:lineRule="auto"/>
-              <w:jc w:val="center"/>
               <w:rPr>
                 <w:b/>
               </w:rPr>
@@ -578,7 +600,13 @@
               <w:rPr>
                 <w:b/>
               </w:rPr>
-              <w:t xml:space="preserve"> CB</w:t>
+              <w:t xml:space="preserve"> </w:t>
+            </w:r>
+            <w:r>
+              <w:rPr>
+                <w:b/>
+              </w:rPr>
+              <w:t>GV</w:t>
             </w:r>
             <w:r>
               <w:rPr>
@@ -592,6 +620,12 @@
                 <w:b/>
               </w:rPr>
               <w:t xml:space="preserve">            </w:t>
+            </w:r>
+            <w:r>
+              <w:rPr>
+                <w:b/>
+              </w:rPr>
+              <w:t xml:space="preserve">    </w:t>
             </w:r>
             <w:r>
               <w:rPr>
@@ -662,7 +696,19 @@
               <w:rPr>
                 <w:b/>
               </w:rPr>
-              <w:t xml:space="preserve">        </w:t>
+              <w:t xml:space="preserve">       </w:t>
+            </w:r>
+            <w:r>
+              <w:rPr>
+                <w:b/>
+              </w:rPr>
+              <w:t xml:space="preserve">    </w:t>
+            </w:r>
+            <w:r>
+              <w:rPr>
+                <w:b/>
+              </w:rPr>
+              <w:t xml:space="preserve"> </w:t>
             </w:r>
             <w:r>
               <w:rPr>
@@ -1012,7 +1058,7 @@
     <w:p>
       <w:pPr>
         <w:spacing w:line="360" w:lineRule="auto"/>
-        <w:ind w:firstLine="567"/>
+        <w:ind w:firstLine="720"/>
         <w:jc w:val="both"/>
         <w:rPr>
           <w:lang w:val="en-US"/>
@@ -1028,7 +1074,7 @@
     <w:p>
       <w:pPr>
         <w:spacing w:line="360" w:lineRule="auto"/>
-        <w:ind w:firstLine="567"/>
+        <w:ind w:firstLine="720"/>
         <w:jc w:val="both"/>
         <w:rPr>
           <w:lang w:val="en-US"/>
@@ -1065,7 +1111,7 @@
     <w:p>
       <w:pPr>
         <w:spacing w:line="360" w:lineRule="auto"/>
-        <w:ind w:firstLine="567"/>
+        <w:ind w:firstLine="720"/>
         <w:jc w:val="both"/>
         <w:rPr>
           <w:lang w:val="en-US"/>
@@ -1090,7 +1136,7 @@
     <w:p>
       <w:pPr>
         <w:spacing w:line="360" w:lineRule="auto"/>
-        <w:ind w:firstLine="567"/>
+        <w:ind w:firstLine="720"/>
         <w:jc w:val="both"/>
         <w:rPr>
           <w:lang w:val="en-US"/>
@@ -1124,7 +1170,7 @@
     <w:p>
       <w:pPr>
         <w:spacing w:line="360" w:lineRule="auto"/>
-        <w:ind w:firstLine="567"/>
+        <w:ind w:firstLine="720"/>
         <w:jc w:val="both"/>
         <w:rPr>
           <w:lang w:val="en-US"/>
@@ -1140,7 +1186,7 @@
     <w:p>
       <w:pPr>
         <w:spacing w:line="240" w:lineRule="auto"/>
-        <w:ind w:firstLine="567"/>
+        <w:ind w:firstLine="720"/>
         <w:jc w:val="both"/>
         <w:rPr>
           <w:iCs/>
@@ -7187,7 +7233,7 @@
             <w:noProof/>
             <w:webHidden/>
           </w:rPr>
-          <w:t>12</w:t>
+          <w:t>13</w:t>
         </w:r>
         <w:r>
           <w:rPr>
@@ -7335,7 +7381,7 @@
             <w:noProof/>
             <w:webHidden/>
           </w:rPr>
-          <w:t>13</w:t>
+          <w:t>14</w:t>
         </w:r>
         <w:r>
           <w:rPr>
@@ -7409,7 +7455,7 @@
             <w:noProof/>
             <w:webHidden/>
           </w:rPr>
-          <w:t>14</w:t>
+          <w:t>15</w:t>
         </w:r>
         <w:r>
           <w:rPr>
@@ -10279,7 +10325,7 @@
     <w:p>
       <w:pPr>
         <w:spacing w:before="100" w:beforeAutospacing="1" w:after="100" w:afterAutospacing="1" w:line="360" w:lineRule="auto"/>
-        <w:ind w:firstLine="360"/>
+        <w:ind w:firstLine="720"/>
         <w:jc w:val="both"/>
         <w:rPr>
           <w:lang w:eastAsia="en-US"/>
@@ -10331,7 +10377,7 @@
     <w:p>
       <w:pPr>
         <w:spacing w:before="100" w:beforeAutospacing="1" w:after="100" w:afterAutospacing="1" w:line="360" w:lineRule="auto"/>
-        <w:ind w:firstLine="360"/>
+        <w:ind w:firstLine="720"/>
         <w:jc w:val="both"/>
         <w:rPr>
           <w:lang w:val="en-US" w:eastAsia="en-US"/>
@@ -10443,7 +10489,7 @@
     <w:p>
       <w:pPr>
         <w:spacing w:before="100" w:beforeAutospacing="1" w:after="100" w:afterAutospacing="1" w:line="360" w:lineRule="auto"/>
-        <w:ind w:firstLine="360"/>
+        <w:ind w:firstLine="720"/>
         <w:jc w:val="both"/>
         <w:rPr>
           <w:lang w:eastAsia="en-US"/>
@@ -10729,7 +10775,15 @@
           <w:bCs/>
           <w:lang w:eastAsia="en-US"/>
         </w:rPr>
-        <w:t>Mục tiêu nghiên cứu</w:t>
+        <w:t xml:space="preserve">Mục tiêu </w:t>
+      </w:r>
+      <w:r>
+        <w:rPr>
+          <w:b/>
+          <w:bCs/>
+          <w:lang w:eastAsia="en-US"/>
+        </w:rPr>
+        <w:t>đề tài</w:t>
       </w:r>
     </w:p>
     <w:p>
@@ -11089,10 +11143,19 @@
         <w:jc w:val="both"/>
       </w:pPr>
       <w:r>
-        <w:t>Chương 2: Phân tích dữ liệu và các mô hình dự báo</w:t>
-      </w:r>
-      <w:r>
-        <w:t xml:space="preserve"> (từ trang 9 đến trang ), trình bày về quy trình thực hiện, phân </w:t>
+        <w:t xml:space="preserve">Chương 2: Phân tích dữ </w:t>
+      </w:r>
+      <w:r>
+        <w:t xml:space="preserve">liệu </w:t>
+      </w:r>
+      <w:r>
+        <w:t xml:space="preserve">(từ trang 9 đến trang </w:t>
+      </w:r>
+      <w:r>
+        <w:t>27</w:t>
+      </w:r>
+      <w:r>
+        <w:t xml:space="preserve">), trình bày về quy trình thực hiện, phân </w:t>
       </w:r>
       <w:r>
         <w:t>tích,</w:t>
@@ -11104,7 +11167,13 @@
         <w:t xml:space="preserve"> dữ liệu</w:t>
       </w:r>
       <w:r>
-        <w:t xml:space="preserve"> bằng Python, tạo doashboard và báo cáo trên Power </w:t>
+        <w:t xml:space="preserve"> bằng Python</w:t>
+      </w:r>
+      <w:r>
+        <w:t xml:space="preserve"> và </w:t>
+      </w:r>
+      <w:r>
+        <w:t xml:space="preserve">Power </w:t>
       </w:r>
       <w:r>
         <w:t>BI</w:t>
@@ -11125,10 +11194,28 @@
         <w:jc w:val="both"/>
       </w:pPr>
       <w:r>
-        <w:t>Chương 3: Phân tích thiết kế và cài đặt bài toán</w:t>
-      </w:r>
-      <w:r>
-        <w:t xml:space="preserve"> (từ trang đến trang), trình bày về các mô hình dự báo, phân tích thiết kế hệ thống, cài đặt chương trình và kiểm thử</w:t>
+        <w:t xml:space="preserve">Chương 3: </w:t>
+      </w:r>
+      <w:r>
+        <w:t>Mô hình dự báo</w:t>
+      </w:r>
+      <w:r>
+        <w:t xml:space="preserve"> và cài đặt bài toán</w:t>
+      </w:r>
+      <w:r>
+        <w:t xml:space="preserve"> (từ trang</w:t>
+      </w:r>
+      <w:r>
+        <w:t xml:space="preserve"> 28</w:t>
+      </w:r>
+      <w:r>
+        <w:t xml:space="preserve"> đến trang</w:t>
+      </w:r>
+      <w:r>
+        <w:t xml:space="preserve"> 58</w:t>
+      </w:r>
+      <w:r>
+        <w:t>), trình bày về các mô hình dự báo, phân tích thiết kế hệ thống, cài đặt chương trình và kiểm thử</w:t>
       </w:r>
       <w:r>
         <w:t>.</w:t>
@@ -11242,7 +11329,7 @@
     <w:p>
       <w:pPr>
         <w:spacing w:line="360" w:lineRule="auto"/>
-        <w:ind w:firstLine="360"/>
+        <w:ind w:firstLine="720"/>
         <w:jc w:val="both"/>
       </w:pPr>
       <w:r>
@@ -11252,7 +11339,7 @@
     <w:p>
       <w:pPr>
         <w:spacing w:line="360" w:lineRule="auto"/>
-        <w:ind w:firstLine="360"/>
+        <w:ind w:firstLine="720"/>
         <w:jc w:val="both"/>
         <w:rPr>
           <w:bCs/>
@@ -11363,7 +11450,7 @@
     <w:p>
       <w:pPr>
         <w:spacing w:line="360" w:lineRule="auto"/>
-        <w:ind w:firstLine="426"/>
+        <w:ind w:firstLine="720"/>
         <w:jc w:val="both"/>
         <w:rPr>
           <w:bCs/>
@@ -11379,7 +11466,7 @@
     <w:p>
       <w:pPr>
         <w:spacing w:line="360" w:lineRule="auto"/>
-        <w:ind w:firstLine="426"/>
+        <w:ind w:firstLine="720"/>
         <w:jc w:val="both"/>
         <w:rPr>
           <w:bCs/>
@@ -11395,7 +11482,7 @@
     <w:p>
       <w:pPr>
         <w:spacing w:line="360" w:lineRule="auto"/>
-        <w:ind w:firstLine="426"/>
+        <w:ind w:firstLine="720"/>
         <w:jc w:val="both"/>
         <w:rPr>
           <w:bCs/>
@@ -11405,13 +11492,20 @@
         <w:rPr>
           <w:bCs/>
         </w:rPr>
-        <w:t>Python có sẵn các cấu trúc dữ liệu mạnh mẽ như list, dictionary, tuple, giúp dễ dàng xử lý và lưu trữ dữ liệu. Ngoài ra, không cần phải khai báo kiểu dữ liệu cho các biến, Python sẽ tự động xác định kiểu dữ liệu dựa trên giá trị của biến.</w:t>
-      </w:r>
-    </w:p>
-    <w:p>
-      <w:pPr>
-        <w:spacing w:line="360" w:lineRule="auto"/>
-        <w:ind w:firstLine="426"/>
+        <w:t xml:space="preserve">Python có sẵn các cấu trúc dữ liệu mạnh mẽ như list, dictionary, tuple, giúp dễ dàng xử lý và lưu trữ dữ liệu. Ngoài ra, không cần phải khai báo kiểu </w:t>
+      </w:r>
+      <w:r>
+        <w:rPr>
+          <w:bCs/>
+        </w:rPr>
+        <w:lastRenderedPageBreak/>
+        <w:t>dữ liệu cho các biến, Python sẽ tự động xác định kiểu dữ liệu dựa trên giá trị của biến.</w:t>
+      </w:r>
+    </w:p>
+    <w:p>
+      <w:pPr>
+        <w:spacing w:line="360" w:lineRule="auto"/>
+        <w:ind w:firstLine="720"/>
         <w:jc w:val="both"/>
         <w:rPr>
           <w:bCs/>
@@ -11422,7 +11516,6 @@
           <w:bCs/>
           <w:lang w:val="en-US"/>
         </w:rPr>
-        <w:lastRenderedPageBreak/>
         <w:t>Những thư viện Python giúp</w:t>
       </w:r>
       <w:r>
@@ -11965,14 +12058,7 @@
               <w:rPr>
                 <w:bCs/>
               </w:rPr>
-              <w:t xml:space="preserve">Thư viện cung cấp các chỉ số đánh giá độ sai lệch của các mô hình dự </w:t>
-            </w:r>
-            <w:r>
-              <w:rPr>
-                <w:bCs/>
-              </w:rPr>
-              <w:lastRenderedPageBreak/>
-              <w:t>báo bao gồm sai số bình phương trung bình (MSE) và sai số trung bình tuyết đối (MAE)</w:t>
+              <w:t>Thư viện cung cấp các chỉ số đánh giá độ sai lệch của các mô hình dự báo bao gồm sai số bình phương trung bình (MSE) và sai số trung bình tuyết đối (MAE)</w:t>
             </w:r>
             <w:r>
               <w:rPr>
@@ -12031,7 +12117,7 @@
     <w:p>
       <w:pPr>
         <w:spacing w:line="360" w:lineRule="auto"/>
-        <w:ind w:firstLine="360"/>
+        <w:ind w:firstLine="720"/>
         <w:jc w:val="both"/>
       </w:pPr>
       <w:r>
@@ -12708,7 +12794,7 @@
     <w:p>
       <w:pPr>
         <w:spacing w:line="360" w:lineRule="auto"/>
-        <w:ind w:firstLine="426"/>
+        <w:ind w:firstLine="720"/>
         <w:jc w:val="both"/>
         <w:rPr>
           <w:i/>
@@ -12724,7 +12810,7 @@
     <w:p>
       <w:pPr>
         <w:spacing w:line="360" w:lineRule="auto"/>
-        <w:ind w:firstLine="426"/>
+        <w:ind w:firstLine="720"/>
         <w:jc w:val="both"/>
         <w:rPr>
           <w:i/>
@@ -12733,61 +12819,93 @@
       </w:pPr>
       <w:bookmarkStart w:id="22" w:name="_Toc198047154"/>
       <w:r>
-        <w:t>Bước 2: Phân tích và trực quan hóa dữ liệu. Ở giai đoạn này, dữ liệu được thống kê mô tả và biểu diễn thông qua các biểu đồ trực quan (line chart, bar chart, heatmap...) nhằm đưa ra được cái nhìn tổng quan về tình hình kinh doanh, và biến động giá trị cổ phiếu.</w:t>
+        <w:t>Bước 2: Phân tích và trực quan hóa dữ liệu</w:t>
+      </w:r>
+      <w:r>
+        <w:t xml:space="preserve"> trên Python và Power BI</w:t>
+      </w:r>
+      <w:r>
+        <w:t>. Ở giai đoạn này, dữ liệu được thống kê mô tả và biểu diễn thông qua các biểu đồ trực quan (line chart, bar chart, heatmap...) nhằm đưa ra được cái nhìn tổng quan về tình hình kinh doanh, và biến động giá trị cổ phiếu.</w:t>
       </w:r>
       <w:bookmarkEnd w:id="22"/>
     </w:p>
     <w:p>
       <w:pPr>
         <w:spacing w:line="360" w:lineRule="auto"/>
-        <w:ind w:firstLine="426"/>
-        <w:jc w:val="both"/>
+        <w:ind w:firstLine="720"/>
+        <w:jc w:val="both"/>
+      </w:pPr>
+      <w:bookmarkStart w:id="23" w:name="_Toc198047155"/>
+      <w:r>
+        <w:t xml:space="preserve">Bước 3: Lựa chọn mô hình dự báo phù hợp, chẳng hạn như </w:t>
+      </w:r>
+      <w:r>
+        <w:t>Moving Average, Simple Exponential Smoothing, Holt, Holt-Winters</w:t>
+      </w:r>
+      <w:r>
         <w:rPr>
           <w:i/>
           <w:iCs/>
         </w:rPr>
-      </w:pPr>
-      <w:bookmarkStart w:id="23" w:name="_Toc198047155"/>
-      <w:r>
-        <w:t xml:space="preserve">Bước 3: Lựa chọn mô hình dự báo phù hợp, chẳng hạn như Moving Average, </w:t>
-      </w:r>
-      <w:r>
+        <w:t>,</w:t>
+      </w:r>
+      <w:r>
+        <w:t>... Sau đó, mô hình được huấn luyện trên tập dữ liệu huấn luyện, và có thể được cải tiến thông qua điều chỉnh tham số, chọn lại đặc trưng đầu vào hoặc thử nghiệm với mô hình khác để nâng cao độ chính xác.</w:t>
+      </w:r>
+      <w:bookmarkEnd w:id="23"/>
+      <w:r>
+        <w:t xml:space="preserve"> </w:t>
+      </w:r>
+    </w:p>
+    <w:p>
+      <w:pPr>
+        <w:spacing w:line="360" w:lineRule="auto"/>
+        <w:ind w:firstLine="720"/>
+        <w:jc w:val="both"/>
+      </w:pPr>
+      <w:bookmarkStart w:id="24" w:name="_Toc198047156"/>
+      <w:r>
+        <w:t xml:space="preserve">Bước </w:t>
+      </w:r>
+      <w:r>
+        <w:t>4</w:t>
+      </w:r>
+      <w:r>
+        <w:t>:</w:t>
+      </w:r>
+      <w:bookmarkEnd w:id="24"/>
+      <w:r>
+        <w:t xml:space="preserve"> Phân tích thiết kế và cài đặt bài toán. Phát triển ứng dụng web trên nền tảng Streamlit, cho phép người </w:t>
+      </w:r>
+      <w:r>
+        <w:t>chọn kỳ dự báo (tuần/tháng/năm), hiển thị biểu đồ thực tế vs. dự báo và báo cáo sai số.</w:t>
+      </w:r>
+    </w:p>
+    <w:p>
+      <w:pPr>
+        <w:spacing w:line="360" w:lineRule="auto"/>
+        <w:ind w:firstLine="720"/>
+        <w:jc w:val="both"/>
         <w:rPr>
           <w:i/>
           <w:iCs/>
         </w:rPr>
-        <w:t xml:space="preserve">Simple </w:t>
-      </w:r>
-      <w:r>
-        <w:t>Exponential Smoothing,</w:t>
-      </w:r>
-      <w:r>
-        <w:rPr>
-          <w:i/>
-          <w:iCs/>
-        </w:rPr>
-        <w:t xml:space="preserve"> Holt, Holt-Winters,</w:t>
-      </w:r>
-      <w:r>
-        <w:t>... Sau đó, mô hình được huấn luyện trên tập dữ liệu huấn luyện, và có thể được cải tiến thông qua điều chỉnh tham số, chọn lại đặc trưng đầu vào hoặc thử nghiệm với mô hình khác để nâng cao độ chính xác.</w:t>
-      </w:r>
-      <w:bookmarkEnd w:id="23"/>
-    </w:p>
-    <w:p>
-      <w:pPr>
-        <w:spacing w:line="360" w:lineRule="auto"/>
-        <w:ind w:firstLine="426"/>
-        <w:jc w:val="both"/>
-        <w:rPr>
-          <w:i/>
-          <w:iCs/>
-        </w:rPr>
-      </w:pPr>
-      <w:bookmarkStart w:id="24" w:name="_Toc198047156"/>
-      <w:r>
-        <w:t>Bước 4: Kiểm thử mô hình trên tập dữ liệu. Kết quả mô hình sẽ được đánh giá dựa trên các tiêu chí như sai số trung bình tuyệt đối (MAE), căn sai số bình phương trung bình (RMSE), hệ số xác định (R²),... Nếu mô hình cho kết quả tốt, quá trình thực hiện kết thúc với phần kết luận, trong đó nêu bật những phát hiện chính và đề xuất hướng phát triển tiếp theo. Nếu kết quả chưa đạt yêu cầu, mô hình sẽ được cải tiến và quy trình huấn luyện – kiểm thử được lặp lại.</w:t>
-      </w:r>
-      <w:bookmarkEnd w:id="24"/>
+      </w:pPr>
+      <w:r>
+        <w:t xml:space="preserve">Bước 5: </w:t>
+      </w:r>
+      <w:r>
+        <w:t xml:space="preserve">Kiểm thử và hoàn thiện bao gồm kiểm thử chức </w:t>
+      </w:r>
+      <w:r>
+        <w:t xml:space="preserve">năng </w:t>
+      </w:r>
+      <w:r>
+        <w:t>(tải/dữ liệu, biểu đồ, tính sai số, dự báo) và phi chức năng (tốc độ &lt;2s, giao diện ổn định)</w:t>
+      </w:r>
+      <w:r>
+        <w:t>.</w:t>
+      </w:r>
     </w:p>
     <w:p>
       <w:pPr>
@@ -12938,7 +13056,7 @@
     <w:p>
       <w:pPr>
         <w:spacing w:line="360" w:lineRule="auto"/>
-        <w:ind w:firstLine="426"/>
+        <w:ind w:firstLine="720"/>
         <w:jc w:val="both"/>
       </w:pPr>
       <w:r>
@@ -13207,7 +13325,7 @@
     <w:p>
       <w:pPr>
         <w:spacing w:after="160" w:line="360" w:lineRule="auto"/>
-        <w:ind w:firstLine="426"/>
+        <w:ind w:firstLine="720"/>
         <w:jc w:val="both"/>
       </w:pPr>
       <w:r>
@@ -13347,13 +13465,17 @@
     </w:p>
     <w:p>
       <w:pPr>
-        <w:ind w:firstLine="426"/>
+        <w:ind w:firstLine="720"/>
       </w:pPr>
       <w:r>
         <w:t>Để thực hiện việc làm sạch dữ liệu cần thống kê các dữ liệu thiếu, dữ liệu trống và trùng lặp.</w:t>
       </w:r>
     </w:p>
-    <w:p/>
+    <w:p>
+      <w:pPr>
+        <w:ind w:firstLine="720"/>
+      </w:pPr>
+    </w:p>
     <w:p>
       <w:r>
         <w:rPr>
@@ -13416,7 +13538,7 @@
     <w:p>
       <w:pPr>
         <w:spacing w:line="360" w:lineRule="auto"/>
-        <w:ind w:firstLine="426"/>
+        <w:ind w:firstLine="720"/>
       </w:pPr>
       <w:r>
         <w:t>Kết quả kiểm tra cho thấy không có dữ liệu bị thiếu, trống hay trùng lặp. Đọc thông tin toàn bộ bảng dữ liệu, ta sẽ thấy kiểu dữ liệu của từng trường.</w:t>
@@ -13475,6 +13597,7 @@
         <w:rPr>
           <w:noProof/>
         </w:rPr>
+        <w:lastRenderedPageBreak/>
         <w:drawing>
           <wp:inline distT="0" distB="0" distL="0" distR="0" wp14:anchorId="0ADFB796" wp14:editId="4392A42C">
             <wp:extent cx="5150115" cy="2654436"/>
@@ -13540,10 +13663,9 @@
     <w:p>
       <w:pPr>
         <w:spacing w:line="360" w:lineRule="auto"/>
-        <w:ind w:firstLine="426"/>
-      </w:pPr>
-      <w:r>
-        <w:lastRenderedPageBreak/>
+        <w:ind w:firstLine="720"/>
+      </w:pPr>
+      <w:r>
         <w:t xml:space="preserve">Chuyển đổi dữ liệu trong cột ‘Date’ từ kiểu string sang kiểu datetime. </w:t>
       </w:r>
     </w:p>
@@ -13822,6 +13944,7 @@
         <w:rPr>
           <w:noProof/>
         </w:rPr>
+        <w:lastRenderedPageBreak/>
         <w:drawing>
           <wp:inline distT="0" distB="0" distL="0" distR="0" wp14:anchorId="5C48EA37" wp14:editId="744E1A44">
             <wp:extent cx="5791835" cy="2932430"/>
@@ -13881,15 +14004,11 @@
     <w:p>
       <w:pPr>
         <w:spacing w:line="360" w:lineRule="auto"/>
-        <w:ind w:firstLine="360"/>
-        <w:jc w:val="both"/>
-      </w:pPr>
-      <w:r>
-        <w:t xml:space="preserve">Tháng 11 và 12 luôn đạt tổng doanh số hàng tuần cao nhất trong nhiều năm. Chẳng hạn, tháng 12/2011 ghi nhận doanh số cao nhất là 288,7 triệu USD – cao </w:t>
-      </w:r>
-      <w:r>
-        <w:lastRenderedPageBreak/>
-        <w:t>hơn đáng kể so với doanh số bán hàng trung bình hàng tháng khoảng 204 triệu USD. Điều này khẳng định mùa lễ cuối năm là động lực chính thúc đẩy doanh số</w:t>
+        <w:ind w:firstLine="720"/>
+        <w:jc w:val="both"/>
+      </w:pPr>
+      <w:r>
+        <w:t>Tháng 11 và 12 luôn đạt tổng doanh số hàng tuần cao nhất trong nhiều năm. Chẳng hạn, tháng 12/2011 ghi nhận doanh số cao nhất là 288,7 triệu USD – cao hơn đáng kể so với doanh số bán hàng trung bình hàng tháng khoảng 204 triệu USD. Điều này khẳng định mùa lễ cuối năm là động lực chính thúc đẩy doanh số</w:t>
       </w:r>
       <w:r>
         <w:t xml:space="preserve"> của doanh nghiệp</w:t>
@@ -13901,7 +14020,7 @@
     <w:p>
       <w:pPr>
         <w:spacing w:line="360" w:lineRule="auto"/>
-        <w:ind w:firstLine="360"/>
+        <w:ind w:firstLine="720"/>
         <w:jc w:val="both"/>
       </w:pPr>
       <w:r>
@@ -13919,7 +14038,13 @@
         <w:ind w:left="426"/>
       </w:pPr>
       <w:r>
-        <w:t>Phân tích hiệu suất cửa hàng:</w:t>
+        <w:t xml:space="preserve">Phân tích hiệu suất </w:t>
+      </w:r>
+      <w:r>
+        <w:t xml:space="preserve">các </w:t>
+      </w:r>
+      <w:r>
+        <w:t>cửa hàng:</w:t>
       </w:r>
     </w:p>
     <w:p>
@@ -13986,6 +14111,7 @@
         <w:rPr>
           <w:noProof/>
         </w:rPr>
+        <w:lastRenderedPageBreak/>
         <w:drawing>
           <wp:inline distT="0" distB="0" distL="0" distR="0" wp14:anchorId="53BFADFE" wp14:editId="7B82CD39">
             <wp:extent cx="4698609" cy="3088276"/>
@@ -14049,7 +14175,6 @@
         <w:rPr>
           <w:noProof/>
         </w:rPr>
-        <w:lastRenderedPageBreak/>
         <w:drawing>
           <wp:inline distT="0" distB="0" distL="0" distR="0" wp14:anchorId="64080FBF" wp14:editId="2450FEF6">
             <wp:extent cx="5740695" cy="1314518"/>
@@ -14150,17 +14275,21 @@
     <w:p>
       <w:pPr>
         <w:spacing w:line="360" w:lineRule="auto"/>
-        <w:ind w:firstLine="360"/>
-        <w:jc w:val="both"/>
-      </w:pPr>
-      <w:r>
-        <w:t>Doanh số giữa các cửa hàng có sự chênh lệch đáng kể. Ví dụ, cửa hàng 33 có tổng doanh thu chỉ dao động khoảng 35-37 triệu USD, thấp hơn khoảng 5-8 lần so với nhóm bán chạy. Điều này phản ánh sự không đồng đều về hiệu quả vận hành trong mạng lưới cửa hàng Walmart. Các yếu tố như vị trí địa lý, quy mô cửa hàng, chiến lược marketing,... có thể là nguyên nhân chính.</w:t>
-      </w:r>
-    </w:p>
-    <w:p>
-      <w:pPr>
-        <w:spacing w:line="360" w:lineRule="auto"/>
-        <w:ind w:firstLine="284"/>
+        <w:ind w:firstLine="720"/>
+        <w:jc w:val="both"/>
+      </w:pPr>
+      <w:r>
+        <w:t xml:space="preserve">Doanh số giữa các cửa hàng có sự chênh lệch đáng kể. Ví dụ, cửa hàng 33 có tổng doanh thu chỉ dao động khoảng 35-37 triệu USD, thấp hơn khoảng 5-8 lần so với nhóm bán chạy. Điều này phản ánh sự không đồng đều về hiệu </w:t>
+      </w:r>
+      <w:r>
+        <w:lastRenderedPageBreak/>
+        <w:t>quả vận hành trong mạng lưới cửa hàng Walmart. Các yếu tố như vị trí địa lý, quy mô cửa hàng, chiến lược marketing,... có thể là nguyên nhân chính.</w:t>
+      </w:r>
+    </w:p>
+    <w:p>
+      <w:pPr>
+        <w:spacing w:line="360" w:lineRule="auto"/>
+        <w:ind w:firstLine="720"/>
         <w:jc w:val="both"/>
       </w:pPr>
       <w:r>
@@ -14235,7 +14364,6 @@
         <w:rPr>
           <w:noProof/>
         </w:rPr>
-        <w:lastRenderedPageBreak/>
         <w:drawing>
           <wp:inline distT="0" distB="0" distL="0" distR="0" wp14:anchorId="670A954F" wp14:editId="1C0EE087">
             <wp:extent cx="4846320" cy="3738428"/>
@@ -14296,7 +14424,7 @@
     <w:p>
       <w:pPr>
         <w:spacing w:line="360" w:lineRule="auto"/>
-        <w:ind w:firstLine="360"/>
+        <w:ind w:firstLine="720"/>
         <w:jc w:val="both"/>
       </w:pPr>
       <w:r>
@@ -14312,7 +14440,7 @@
     <w:p>
       <w:pPr>
         <w:spacing w:line="360" w:lineRule="auto"/>
-        <w:ind w:firstLine="360"/>
+        <w:ind w:firstLine="720"/>
         <w:jc w:val="both"/>
       </w:pPr>
       <w:r>
@@ -14350,6 +14478,7 @@
         <w:rPr>
           <w:noProof/>
         </w:rPr>
+        <w:lastRenderedPageBreak/>
         <w:drawing>
           <wp:inline distT="0" distB="0" distL="0" distR="0" wp14:anchorId="01C852F2" wp14:editId="7D22AE5B">
             <wp:extent cx="5791835" cy="840740"/>
@@ -14394,7 +14523,6 @@
         <w:rPr>
           <w:noProof/>
         </w:rPr>
-        <w:lastRenderedPageBreak/>
         <w:drawing>
           <wp:inline distT="0" distB="0" distL="0" distR="0" wp14:anchorId="3687CBDA" wp14:editId="12A43F3E">
             <wp:extent cx="5486682" cy="3873699"/>
@@ -14455,7 +14583,7 @@
     <w:p>
       <w:pPr>
         <w:spacing w:line="360" w:lineRule="auto"/>
-        <w:ind w:firstLine="360"/>
+        <w:ind w:firstLine="720"/>
         <w:jc w:val="both"/>
       </w:pPr>
       <w:r>
@@ -14471,7 +14599,7 @@
     <w:p>
       <w:pPr>
         <w:spacing w:line="360" w:lineRule="auto"/>
-        <w:ind w:firstLine="284"/>
+        <w:ind w:firstLine="720"/>
         <w:jc w:val="both"/>
       </w:pPr>
       <w:r>
@@ -14543,6 +14671,7 @@
         <w:rPr>
           <w:noProof/>
         </w:rPr>
+        <w:lastRenderedPageBreak/>
         <w:drawing>
           <wp:inline distT="0" distB="0" distL="0" distR="0" wp14:anchorId="421AE738" wp14:editId="1D2523F1">
             <wp:extent cx="5791835" cy="1134745"/>
@@ -14585,7 +14714,6 @@
         <w:rPr>
           <w:noProof/>
         </w:rPr>
-        <w:lastRenderedPageBreak/>
         <w:drawing>
           <wp:inline distT="0" distB="0" distL="0" distR="0" wp14:anchorId="34E08ACD" wp14:editId="2539A16F">
             <wp:extent cx="5791835" cy="3013075"/>
@@ -14642,7 +14770,7 @@
     <w:p>
       <w:pPr>
         <w:spacing w:line="360" w:lineRule="auto"/>
-        <w:ind w:firstLine="426"/>
+        <w:ind w:firstLine="720"/>
         <w:jc w:val="both"/>
       </w:pPr>
       <w:r>
@@ -14887,7 +15015,7 @@
     <w:p>
       <w:pPr>
         <w:spacing w:line="360" w:lineRule="auto"/>
-        <w:ind w:firstLine="426"/>
+        <w:ind w:firstLine="720"/>
         <w:jc w:val="both"/>
         <w:rPr>
           <w:i/>
@@ -15035,7 +15163,7 @@
     <w:p>
       <w:pPr>
         <w:spacing w:line="360" w:lineRule="auto"/>
-        <w:ind w:firstLine="426"/>
+        <w:ind w:firstLine="720"/>
         <w:jc w:val="both"/>
         <w:rPr>
           <w:i/>
@@ -15214,7 +15342,7 @@
     <w:p>
       <w:pPr>
         <w:spacing w:line="360" w:lineRule="auto"/>
-        <w:ind w:firstLine="426"/>
+        <w:ind w:firstLine="720"/>
         <w:jc w:val="both"/>
         <w:rPr>
           <w:i/>
@@ -15233,7 +15361,7 @@
     <w:p>
       <w:pPr>
         <w:spacing w:line="360" w:lineRule="auto"/>
-        <w:ind w:firstLine="426"/>
+        <w:ind w:firstLine="720"/>
         <w:jc w:val="both"/>
         <w:rPr>
           <w:i/>
@@ -15270,7 +15398,7 @@
     <w:p>
       <w:pPr>
         <w:spacing w:line="360" w:lineRule="auto"/>
-        <w:ind w:firstLine="426"/>
+        <w:ind w:firstLine="720"/>
         <w:jc w:val="both"/>
         <w:rPr>
           <w:i/>
@@ -15286,7 +15414,7 @@
     <w:p>
       <w:pPr>
         <w:spacing w:line="360" w:lineRule="auto"/>
-        <w:ind w:firstLine="426"/>
+        <w:ind w:firstLine="720"/>
         <w:jc w:val="both"/>
         <w:rPr>
           <w:i/>
@@ -15414,7 +15542,7 @@
     <w:p>
       <w:pPr>
         <w:spacing w:line="360" w:lineRule="auto"/>
-        <w:ind w:firstLine="426"/>
+        <w:ind w:firstLine="720"/>
         <w:jc w:val="both"/>
         <w:rPr>
           <w:i/>
@@ -15430,7 +15558,7 @@
     <w:p>
       <w:pPr>
         <w:spacing w:line="360" w:lineRule="auto"/>
-        <w:ind w:firstLine="426"/>
+        <w:ind w:firstLine="720"/>
         <w:jc w:val="both"/>
       </w:pPr>
       <w:bookmarkStart w:id="123" w:name="_Toc198047200"/>
@@ -15514,7 +15642,7 @@
     <w:p>
       <w:pPr>
         <w:spacing w:line="360" w:lineRule="auto"/>
-        <w:ind w:firstLine="284"/>
+        <w:ind w:firstLine="720"/>
         <w:jc w:val="both"/>
       </w:pPr>
       <w:r>
@@ -15566,6 +15694,9 @@
         <w:spacing w:line="360" w:lineRule="auto"/>
       </w:pPr>
       <w:r>
+        <w:rPr>
+          <w:noProof/>
+        </w:rPr>
         <w:drawing>
           <wp:inline distT="0" distB="0" distL="0" distR="0" wp14:anchorId="719681E5" wp14:editId="2680E80C">
             <wp:extent cx="5580380" cy="3378200"/>
@@ -15621,7 +15752,7 @@
         <w:pStyle w:val="ListParagraph"/>
         <w:numPr>
           <w:ilvl w:val="0"/>
-          <w:numId w:val="62"/>
+          <w:numId w:val="44"/>
         </w:numPr>
         <w:spacing w:line="360" w:lineRule="auto"/>
         <w:ind w:left="426"/>
@@ -15636,7 +15767,7 @@
         <w:pStyle w:val="ListParagraph"/>
         <w:numPr>
           <w:ilvl w:val="0"/>
-          <w:numId w:val="62"/>
+          <w:numId w:val="44"/>
         </w:numPr>
         <w:spacing w:line="360" w:lineRule="auto"/>
         <w:ind w:left="426"/>
@@ -15654,7 +15785,7 @@
         <w:pStyle w:val="ListParagraph"/>
         <w:numPr>
           <w:ilvl w:val="0"/>
-          <w:numId w:val="63"/>
+          <w:numId w:val="45"/>
         </w:numPr>
         <w:spacing w:line="360" w:lineRule="auto"/>
         <w:jc w:val="both"/>
@@ -15663,13 +15794,7 @@
         <w:rPr>
           <w:lang w:val="en-US"/>
         </w:rPr>
-        <w:t xml:space="preserve">train, test: Chứa dữ liệu bán hàng theo tuần của từng </w:t>
-      </w:r>
-      <w:r>
-        <w:rPr>
-          <w:lang w:val="en-US"/>
-        </w:rPr>
-        <w:t>cửa</w:t>
+        <w:t>train, test: Chứa dữ liệu bán hàng theo tuần của từng cửa</w:t>
       </w:r>
       <w:r>
         <w:t xml:space="preserve"> hàng</w:t>
@@ -15686,7 +15811,7 @@
         <w:pStyle w:val="ListParagraph"/>
         <w:numPr>
           <w:ilvl w:val="0"/>
-          <w:numId w:val="63"/>
+          <w:numId w:val="45"/>
         </w:numPr>
         <w:spacing w:line="360" w:lineRule="auto"/>
         <w:jc w:val="both"/>
@@ -15698,43 +15823,25 @@
         <w:rPr>
           <w:lang w:val="en-US"/>
         </w:rPr>
-        <w:t xml:space="preserve">features: Thông tin </w:t>
+        <w:t>features: Thông tin các</w:t>
+      </w:r>
+      <w:r>
+        <w:t xml:space="preserve"> nhân tố khác ảnh hưởng</w:t>
       </w:r>
       <w:r>
         <w:rPr>
           <w:lang w:val="en-US"/>
         </w:rPr>
-        <w:t>các</w:t>
-      </w:r>
-      <w:r>
-        <w:t xml:space="preserve"> nhân tố khác ảnh hưởng</w:t>
+        <w:t xml:space="preserve"> đến doanh số</w:t>
+      </w:r>
+      <w:r>
+        <w:t xml:space="preserve"> như</w:t>
       </w:r>
       <w:r>
         <w:rPr>
           <w:lang w:val="en-US"/>
         </w:rPr>
-        <w:t xml:space="preserve"> đến doanh số</w:t>
-      </w:r>
-      <w:r>
-        <w:t xml:space="preserve"> như</w:t>
-      </w:r>
-      <w:r>
-        <w:rPr>
-          <w:lang w:val="en-US"/>
-        </w:rPr>
-        <w:t xml:space="preserve"> CPI, fuel price, </w:t>
-      </w:r>
-      <w:r>
-        <w:rPr>
-          <w:lang w:val="en-US"/>
-        </w:rPr>
-        <w:t>temperature</w:t>
-      </w:r>
-      <w:r>
-        <w:rPr>
-          <w:lang w:val="en-US"/>
-        </w:rPr>
-        <w:t>,...</w:t>
+        <w:t xml:space="preserve"> CPI, fuel price, temperature,...</w:t>
       </w:r>
     </w:p>
     <w:p>
@@ -15742,7 +15849,7 @@
         <w:pStyle w:val="ListParagraph"/>
         <w:numPr>
           <w:ilvl w:val="0"/>
-          <w:numId w:val="63"/>
+          <w:numId w:val="45"/>
         </w:numPr>
         <w:spacing w:line="360" w:lineRule="auto"/>
         <w:jc w:val="both"/>
@@ -15762,7 +15869,7 @@
         <w:pStyle w:val="ListParagraph"/>
         <w:numPr>
           <w:ilvl w:val="0"/>
-          <w:numId w:val="63"/>
+          <w:numId w:val="45"/>
         </w:numPr>
         <w:spacing w:line="360" w:lineRule="auto"/>
         <w:jc w:val="both"/>
@@ -15774,13 +15881,7 @@
         <w:rPr>
           <w:lang w:val="en-US"/>
         </w:rPr>
-        <w:t xml:space="preserve">stores, Stock Date, Stores Date: Các bảng thời gian và thông tin </w:t>
-      </w:r>
-      <w:r>
-        <w:rPr>
-          <w:lang w:val="en-US"/>
-        </w:rPr>
-        <w:t>cửa</w:t>
+        <w:t>stores, Stock Date, Stores Date: Các bảng thời gian và thông tin cửa</w:t>
       </w:r>
       <w:r>
         <w:t xml:space="preserve"> hàng</w:t>
@@ -15797,7 +15898,7 @@
         <w:pStyle w:val="ListParagraph"/>
         <w:numPr>
           <w:ilvl w:val="0"/>
-          <w:numId w:val="64"/>
+          <w:numId w:val="46"/>
         </w:numPr>
         <w:spacing w:line="360" w:lineRule="auto"/>
         <w:ind w:left="426"/>
@@ -15874,6 +15975,9 @@
         <w:spacing w:line="360" w:lineRule="auto"/>
       </w:pPr>
       <w:r>
+        <w:rPr>
+          <w:noProof/>
+        </w:rPr>
         <w:drawing>
           <wp:inline distT="0" distB="0" distL="0" distR="0" wp14:anchorId="064F0DAE" wp14:editId="078CC22E">
             <wp:extent cx="5580380" cy="3117850"/>
@@ -15938,7 +16042,7 @@
         <w:pStyle w:val="ListParagraph"/>
         <w:numPr>
           <w:ilvl w:val="0"/>
-          <w:numId w:val="65"/>
+          <w:numId w:val="47"/>
         </w:numPr>
         <w:spacing w:line="360" w:lineRule="auto"/>
         <w:ind w:left="426"/>
@@ -15983,7 +16087,7 @@
         <w:pStyle w:val="ListParagraph"/>
         <w:numPr>
           <w:ilvl w:val="0"/>
-          <w:numId w:val="65"/>
+          <w:numId w:val="47"/>
         </w:numPr>
         <w:spacing w:line="360" w:lineRule="auto"/>
         <w:ind w:left="426"/>
@@ -16043,6 +16147,9 @@
     </w:p>
     <w:p>
       <w:r>
+        <w:rPr>
+          <w:noProof/>
+        </w:rPr>
         <w:drawing>
           <wp:inline distT="0" distB="0" distL="0" distR="0" wp14:anchorId="02E1CEF4" wp14:editId="41B02AE3">
             <wp:extent cx="5580380" cy="3133090"/>
@@ -16086,6 +16193,9 @@
         <w:jc w:val="both"/>
       </w:pPr>
       <w:r>
+        <w:rPr>
+          <w:noProof/>
+        </w:rPr>
         <w:lastRenderedPageBreak/>
         <w:drawing>
           <wp:inline distT="0" distB="0" distL="0" distR="0" wp14:anchorId="5058DF88" wp14:editId="345EEB9A">
@@ -16148,7 +16258,7 @@
         <w:pStyle w:val="ListParagraph"/>
         <w:numPr>
           <w:ilvl w:val="0"/>
-          <w:numId w:val="68"/>
+          <w:numId w:val="48"/>
         </w:numPr>
         <w:spacing w:line="360" w:lineRule="auto"/>
         <w:ind w:left="426"/>
@@ -16190,7 +16300,7 @@
         <w:pStyle w:val="ListParagraph"/>
         <w:numPr>
           <w:ilvl w:val="0"/>
-          <w:numId w:val="68"/>
+          <w:numId w:val="48"/>
         </w:numPr>
         <w:spacing w:line="360" w:lineRule="auto"/>
         <w:ind w:left="426"/>
@@ -16226,7 +16336,7 @@
         <w:pStyle w:val="ListParagraph"/>
         <w:numPr>
           <w:ilvl w:val="0"/>
-          <w:numId w:val="69"/>
+          <w:numId w:val="49"/>
         </w:numPr>
         <w:spacing w:line="360" w:lineRule="auto"/>
         <w:jc w:val="both"/>
@@ -16246,7 +16356,7 @@
         <w:pStyle w:val="ListParagraph"/>
         <w:numPr>
           <w:ilvl w:val="0"/>
-          <w:numId w:val="69"/>
+          <w:numId w:val="49"/>
         </w:numPr>
         <w:spacing w:line="360" w:lineRule="auto"/>
         <w:jc w:val="both"/>
@@ -16266,7 +16376,7 @@
         <w:pStyle w:val="ListParagraph"/>
         <w:numPr>
           <w:ilvl w:val="0"/>
-          <w:numId w:val="69"/>
+          <w:numId w:val="49"/>
         </w:numPr>
         <w:spacing w:line="360" w:lineRule="auto"/>
         <w:jc w:val="both"/>
@@ -16286,7 +16396,7 @@
         <w:pStyle w:val="ListParagraph"/>
         <w:numPr>
           <w:ilvl w:val="0"/>
-          <w:numId w:val="68"/>
+          <w:numId w:val="48"/>
         </w:numPr>
         <w:spacing w:line="360" w:lineRule="auto"/>
         <w:ind w:left="426"/>
@@ -16313,7 +16423,7 @@
         <w:pStyle w:val="ListParagraph"/>
         <w:numPr>
           <w:ilvl w:val="0"/>
-          <w:numId w:val="68"/>
+          <w:numId w:val="48"/>
         </w:numPr>
         <w:spacing w:line="360" w:lineRule="auto"/>
         <w:ind w:left="426"/>
@@ -16343,7 +16453,7 @@
         <w:pStyle w:val="ListParagraph"/>
         <w:numPr>
           <w:ilvl w:val="0"/>
-          <w:numId w:val="70"/>
+          <w:numId w:val="50"/>
         </w:numPr>
         <w:spacing w:line="360" w:lineRule="auto"/>
         <w:jc w:val="both"/>
@@ -16399,7 +16509,7 @@
         <w:pStyle w:val="ListParagraph"/>
         <w:numPr>
           <w:ilvl w:val="0"/>
-          <w:numId w:val="70"/>
+          <w:numId w:val="50"/>
         </w:numPr>
         <w:spacing w:line="360" w:lineRule="auto"/>
         <w:jc w:val="both"/>
@@ -16501,6 +16611,9 @@
         <w:spacing w:line="360" w:lineRule="auto"/>
       </w:pPr>
       <w:r>
+        <w:rPr>
+          <w:noProof/>
+        </w:rPr>
         <w:drawing>
           <wp:inline distT="0" distB="0" distL="0" distR="0" wp14:anchorId="76B7C159" wp14:editId="5ACA11D6">
             <wp:extent cx="5580380" cy="3120390"/>
@@ -16568,7 +16681,7 @@
         <w:pStyle w:val="ListParagraph"/>
         <w:numPr>
           <w:ilvl w:val="0"/>
-          <w:numId w:val="72"/>
+          <w:numId w:val="51"/>
         </w:numPr>
         <w:spacing w:line="360" w:lineRule="auto"/>
         <w:ind w:left="426"/>
@@ -16598,7 +16711,7 @@
         <w:pStyle w:val="ListParagraph"/>
         <w:numPr>
           <w:ilvl w:val="0"/>
-          <w:numId w:val="72"/>
+          <w:numId w:val="51"/>
         </w:numPr>
         <w:spacing w:line="360" w:lineRule="auto"/>
         <w:ind w:left="426"/>
@@ -16655,7 +16768,7 @@
         <w:pStyle w:val="ListParagraph"/>
         <w:numPr>
           <w:ilvl w:val="0"/>
-          <w:numId w:val="72"/>
+          <w:numId w:val="51"/>
         </w:numPr>
         <w:spacing w:line="360" w:lineRule="auto"/>
         <w:ind w:left="426"/>
@@ -16723,7 +16836,7 @@
     <w:p>
       <w:pPr>
         <w:spacing w:line="360" w:lineRule="auto"/>
-        <w:ind w:firstLine="284"/>
+        <w:ind w:firstLine="720"/>
         <w:jc w:val="both"/>
         <w:rPr>
           <w:lang w:val="en-US"/>
@@ -16741,7 +16854,7 @@
         <w:pStyle w:val="ListParagraph"/>
         <w:numPr>
           <w:ilvl w:val="0"/>
-          <w:numId w:val="74"/>
+          <w:numId w:val="52"/>
         </w:numPr>
         <w:spacing w:line="360" w:lineRule="auto"/>
         <w:ind w:left="426"/>
@@ -16762,7 +16875,7 @@
         <w:pStyle w:val="ListParagraph"/>
         <w:numPr>
           <w:ilvl w:val="0"/>
-          <w:numId w:val="74"/>
+          <w:numId w:val="52"/>
         </w:numPr>
         <w:spacing w:line="360" w:lineRule="auto"/>
         <w:ind w:left="426"/>
@@ -16782,7 +16895,7 @@
     <w:p>
       <w:pPr>
         <w:spacing w:line="360" w:lineRule="auto"/>
-        <w:ind w:firstLine="284"/>
+        <w:ind w:firstLine="720"/>
         <w:jc w:val="both"/>
         <w:rPr>
           <w:lang w:val="en-US"/>
@@ -16907,7 +17020,7 @@
     <w:p>
       <w:pPr>
         <w:spacing w:line="360" w:lineRule="auto"/>
-        <w:ind w:firstLine="426"/>
+        <w:ind w:firstLine="720"/>
         <w:jc w:val="both"/>
       </w:pPr>
       <w:r>
@@ -17001,13 +17114,13 @@
         <w:t>, mục</w:t>
       </w:r>
       <w:r>
-        <w:t xml:space="preserve"> tiêu chính là dự báo giá đóng cửa (Close) của cổ phiếu Wallmart theo thời gian.</w:t>
-      </w:r>
-    </w:p>
-    <w:p>
-      <w:pPr>
-        <w:spacing w:line="360" w:lineRule="auto"/>
-        <w:ind w:firstLine="426"/>
+        <w:t xml:space="preserve"> tiêu chính là dự báo giá đóng cửa (Close) của cổ phiếu Walmart theo thời gian.</w:t>
+      </w:r>
+    </w:p>
+    <w:p>
+      <w:pPr>
+        <w:spacing w:line="360" w:lineRule="auto"/>
+        <w:ind w:firstLine="720"/>
         <w:jc w:val="both"/>
         <w:rPr>
           <w:lang w:val="en-US"/>
@@ -17032,7 +17145,7 @@
     <w:p>
       <w:pPr>
         <w:spacing w:line="360" w:lineRule="auto"/>
-        <w:ind w:firstLine="426"/>
+        <w:ind w:firstLine="720"/>
         <w:jc w:val="both"/>
         <w:rPr>
           <w:lang w:val="en-US"/>
@@ -17057,7 +17170,7 @@
     <w:p>
       <w:pPr>
         <w:spacing w:line="360" w:lineRule="auto"/>
-        <w:ind w:firstLine="426"/>
+        <w:ind w:firstLine="720"/>
         <w:jc w:val="both"/>
       </w:pPr>
       <w:r>
@@ -17257,7 +17370,7 @@
     <w:p>
       <w:pPr>
         <w:spacing w:line="360" w:lineRule="auto"/>
-        <w:ind w:firstLine="426"/>
+        <w:ind w:firstLine="720"/>
         <w:jc w:val="both"/>
       </w:pPr>
       <w:r>
@@ -17267,7 +17380,7 @@
     <w:p>
       <w:pPr>
         <w:spacing w:line="360" w:lineRule="auto"/>
-        <w:ind w:firstLine="426"/>
+        <w:ind w:firstLine="720"/>
         <w:jc w:val="both"/>
       </w:pPr>
       <w:r>
@@ -17328,7 +17441,7 @@
     <w:p>
       <w:pPr>
         <w:spacing w:line="360" w:lineRule="auto"/>
-        <w:ind w:firstLine="426"/>
+        <w:ind w:firstLine="720"/>
         <w:jc w:val="both"/>
       </w:pPr>
       <w:r>
@@ -17353,7 +17466,7 @@
     <w:p>
       <w:pPr>
         <w:spacing w:line="360" w:lineRule="auto"/>
-        <w:ind w:firstLine="426"/>
+        <w:ind w:firstLine="720"/>
         <w:jc w:val="both"/>
       </w:pPr>
       <w:r>
@@ -17363,7 +17476,7 @@
     <w:p>
       <w:pPr>
         <w:spacing w:line="360" w:lineRule="auto"/>
-        <w:ind w:firstLine="426"/>
+        <w:ind w:firstLine="720"/>
         <w:jc w:val="both"/>
       </w:pPr>
       <w:r>
@@ -17373,7 +17486,7 @@
     <w:p>
       <w:pPr>
         <w:spacing w:line="360" w:lineRule="auto"/>
-        <w:ind w:firstLine="426"/>
+        <w:ind w:firstLine="720"/>
         <w:jc w:val="both"/>
       </w:pPr>
       <w:r>
@@ -17435,7 +17548,7 @@
         <w:pStyle w:val="ListParagraph"/>
         <w:numPr>
           <w:ilvl w:val="0"/>
-          <w:numId w:val="22"/>
+          <w:numId w:val="21"/>
         </w:numPr>
         <w:spacing w:line="360" w:lineRule="auto"/>
         <w:ind w:left="426"/>
@@ -17448,7 +17561,7 @@
     <w:p>
       <w:pPr>
         <w:spacing w:line="360" w:lineRule="auto"/>
-        <w:ind w:firstLine="426"/>
+        <w:ind w:firstLine="720"/>
         <w:jc w:val="both"/>
       </w:pPr>
       <w:r>
@@ -17569,7 +17682,7 @@
         <w:pStyle w:val="ListParagraph"/>
         <w:numPr>
           <w:ilvl w:val="0"/>
-          <w:numId w:val="22"/>
+          <w:numId w:val="21"/>
         </w:numPr>
         <w:spacing w:line="360" w:lineRule="auto"/>
         <w:ind w:left="426"/>
@@ -17582,7 +17695,7 @@
     <w:p>
       <w:pPr>
         <w:spacing w:line="360" w:lineRule="auto"/>
-        <w:ind w:firstLine="426"/>
+        <w:ind w:firstLine="720"/>
         <w:jc w:val="both"/>
       </w:pPr>
       <w:r>
@@ -17715,7 +17828,7 @@
         <w:pStyle w:val="ListParagraph"/>
         <w:numPr>
           <w:ilvl w:val="0"/>
-          <w:numId w:val="22"/>
+          <w:numId w:val="21"/>
         </w:numPr>
         <w:spacing w:line="360" w:lineRule="auto"/>
         <w:ind w:left="426"/>
@@ -17728,7 +17841,7 @@
     <w:p>
       <w:pPr>
         <w:spacing w:line="360" w:lineRule="auto"/>
-        <w:ind w:firstLine="426"/>
+        <w:ind w:firstLine="720"/>
         <w:jc w:val="both"/>
       </w:pPr>
       <w:r>
@@ -17917,7 +18030,7 @@
         <w:pStyle w:val="ListParagraph"/>
         <w:numPr>
           <w:ilvl w:val="0"/>
-          <w:numId w:val="23"/>
+          <w:numId w:val="22"/>
         </w:numPr>
         <w:spacing w:line="360" w:lineRule="auto"/>
         <w:ind w:left="426"/>
@@ -17925,63 +18038,6 @@
       </w:pPr>
       <w:r>
         <w:t xml:space="preserve">Ưu điểm: </w:t>
-      </w:r>
-    </w:p>
-    <w:p>
-      <w:pPr>
-        <w:pStyle w:val="ListParagraph"/>
-        <w:numPr>
-          <w:ilvl w:val="0"/>
-          <w:numId w:val="24"/>
-        </w:numPr>
-        <w:spacing w:line="360" w:lineRule="auto"/>
-        <w:jc w:val="both"/>
-      </w:pPr>
-      <w:r>
-        <w:t>Là một công cụ đơn giản, dễ dàng tính toán và hiểu để dự báo xu hướng. </w:t>
-      </w:r>
-    </w:p>
-    <w:p>
-      <w:pPr>
-        <w:pStyle w:val="ListParagraph"/>
-        <w:numPr>
-          <w:ilvl w:val="0"/>
-          <w:numId w:val="24"/>
-        </w:numPr>
-        <w:spacing w:line="360" w:lineRule="auto"/>
-        <w:jc w:val="both"/>
-      </w:pPr>
-      <w:r>
-        <w:t>Giúp xác định hướng của giá (tăng, giảm hoặc đi ngang). </w:t>
-      </w:r>
-    </w:p>
-    <w:p>
-      <w:pPr>
-        <w:pStyle w:val="ListParagraph"/>
-        <w:numPr>
-          <w:ilvl w:val="0"/>
-          <w:numId w:val="24"/>
-        </w:numPr>
-        <w:spacing w:line="360" w:lineRule="auto"/>
-        <w:jc w:val="both"/>
-      </w:pPr>
-      <w:r>
-        <w:lastRenderedPageBreak/>
-        <w:t>Có thể loại bỏ các tín hiệu giao dịch nhiễu, giúp nhà đầu tư tập trung vào xu hướng chính. </w:t>
-      </w:r>
-    </w:p>
-    <w:p>
-      <w:pPr>
-        <w:pStyle w:val="ListParagraph"/>
-        <w:numPr>
-          <w:ilvl w:val="0"/>
-          <w:numId w:val="24"/>
-        </w:numPr>
-        <w:spacing w:line="360" w:lineRule="auto"/>
-        <w:jc w:val="both"/>
-      </w:pPr>
-      <w:r>
-        <w:t>Có thể được sử dụng để xác định các mức giá tiềm năng làm hỗ trợ hoặc kháng cự cho giá. </w:t>
       </w:r>
     </w:p>
     <w:p>
@@ -17992,11 +18048,10 @@
           <w:numId w:val="23"/>
         </w:numPr>
         <w:spacing w:line="360" w:lineRule="auto"/>
-        <w:ind w:left="426"/>
-        <w:jc w:val="both"/>
-      </w:pPr>
-      <w:r>
-        <w:t xml:space="preserve">Nhược điểm: </w:t>
+        <w:jc w:val="both"/>
+      </w:pPr>
+      <w:r>
+        <w:t>Là một công cụ đơn giản, dễ dàng tính toán và hiểu để dự báo xu hướng. </w:t>
       </w:r>
     </w:p>
     <w:p>
@@ -18004,13 +18059,13 @@
         <w:pStyle w:val="ListParagraph"/>
         <w:numPr>
           <w:ilvl w:val="0"/>
-          <w:numId w:val="24"/>
+          <w:numId w:val="23"/>
         </w:numPr>
         <w:spacing w:line="360" w:lineRule="auto"/>
         <w:jc w:val="both"/>
       </w:pPr>
       <w:r>
-        <w:t>Là một chỉ báo trễ, nghĩa là nó phản ứng sau khi giá đã thay đổi, không thể phản ánh chính xác các biến động ngắn hạn. </w:t>
+        <w:t>Giúp xác định hướng của giá (tăng, giảm hoặc đi ngang). </w:t>
       </w:r>
     </w:p>
     <w:p>
@@ -18018,13 +18073,14 @@
         <w:pStyle w:val="ListParagraph"/>
         <w:numPr>
           <w:ilvl w:val="0"/>
-          <w:numId w:val="24"/>
+          <w:numId w:val="23"/>
         </w:numPr>
         <w:spacing w:line="360" w:lineRule="auto"/>
         <w:jc w:val="both"/>
       </w:pPr>
       <w:r>
-        <w:t>Do tính chất trễ, nên không phản ánh được các biến động mạnh hoặc đột ngột của giá trong ngắn hạn. </w:t>
+        <w:lastRenderedPageBreak/>
+        <w:t>Có thể loại bỏ các tín hiệu giao dịch nhiễu, giúp nhà đầu tư tập trung vào xu hướng chính. </w:t>
       </w:r>
     </w:p>
     <w:p>
@@ -18032,13 +18088,13 @@
         <w:pStyle w:val="ListParagraph"/>
         <w:numPr>
           <w:ilvl w:val="0"/>
-          <w:numId w:val="24"/>
+          <w:numId w:val="23"/>
         </w:numPr>
         <w:spacing w:line="360" w:lineRule="auto"/>
         <w:jc w:val="both"/>
       </w:pPr>
       <w:r>
-        <w:t>Chu kỳ của MA (ví dụ: MA20, MA50) sẽ ảnh hưởng đến độ trễ và độ chính xác của chỉ báo. </w:t>
+        <w:t>Có thể được sử dụng để xác định các mức giá tiềm năng làm hỗ trợ hoặc kháng cự cho giá. </w:t>
       </w:r>
     </w:p>
     <w:p>
@@ -18046,7 +18102,64 @@
         <w:pStyle w:val="ListParagraph"/>
         <w:numPr>
           <w:ilvl w:val="0"/>
-          <w:numId w:val="24"/>
+          <w:numId w:val="22"/>
+        </w:numPr>
+        <w:spacing w:line="360" w:lineRule="auto"/>
+        <w:ind w:left="426"/>
+        <w:jc w:val="both"/>
+      </w:pPr>
+      <w:r>
+        <w:t xml:space="preserve">Nhược điểm: </w:t>
+      </w:r>
+    </w:p>
+    <w:p>
+      <w:pPr>
+        <w:pStyle w:val="ListParagraph"/>
+        <w:numPr>
+          <w:ilvl w:val="0"/>
+          <w:numId w:val="23"/>
+        </w:numPr>
+        <w:spacing w:line="360" w:lineRule="auto"/>
+        <w:jc w:val="both"/>
+      </w:pPr>
+      <w:r>
+        <w:t>Là một chỉ báo trễ, nghĩa là nó phản ứng sau khi giá đã thay đổi, không thể phản ánh chính xác các biến động ngắn hạn. </w:t>
+      </w:r>
+    </w:p>
+    <w:p>
+      <w:pPr>
+        <w:pStyle w:val="ListParagraph"/>
+        <w:numPr>
+          <w:ilvl w:val="0"/>
+          <w:numId w:val="23"/>
+        </w:numPr>
+        <w:spacing w:line="360" w:lineRule="auto"/>
+        <w:jc w:val="both"/>
+      </w:pPr>
+      <w:r>
+        <w:t>Do tính chất trễ, nên không phản ánh được các biến động mạnh hoặc đột ngột của giá trong ngắn hạn. </w:t>
+      </w:r>
+    </w:p>
+    <w:p>
+      <w:pPr>
+        <w:pStyle w:val="ListParagraph"/>
+        <w:numPr>
+          <w:ilvl w:val="0"/>
+          <w:numId w:val="23"/>
+        </w:numPr>
+        <w:spacing w:line="360" w:lineRule="auto"/>
+        <w:jc w:val="both"/>
+      </w:pPr>
+      <w:r>
+        <w:t>Chu kỳ của MA (ví dụ: MA20, MA50) sẽ ảnh hưởng đến độ trễ và độ chính xác của chỉ báo. </w:t>
+      </w:r>
+    </w:p>
+    <w:p>
+      <w:pPr>
+        <w:pStyle w:val="ListParagraph"/>
+        <w:numPr>
+          <w:ilvl w:val="0"/>
+          <w:numId w:val="23"/>
         </w:numPr>
         <w:spacing w:line="360" w:lineRule="auto"/>
         <w:jc w:val="both"/>
@@ -18150,7 +18263,7 @@
     <w:p>
       <w:pPr>
         <w:spacing w:line="360" w:lineRule="auto"/>
-        <w:ind w:firstLine="426"/>
+        <w:ind w:firstLine="720"/>
         <w:jc w:val="both"/>
       </w:pPr>
       <w:r>
@@ -18160,7 +18273,7 @@
     <w:p>
       <w:pPr>
         <w:spacing w:line="360" w:lineRule="auto"/>
-        <w:ind w:firstLine="426"/>
+        <w:ind w:firstLine="720"/>
         <w:jc w:val="both"/>
       </w:pPr>
       <w:r>
@@ -18220,7 +18333,7 @@
     <w:p>
       <w:pPr>
         <w:spacing w:line="360" w:lineRule="auto"/>
-        <w:ind w:firstLine="426"/>
+        <w:ind w:firstLine="720"/>
         <w:jc w:val="both"/>
       </w:pPr>
       <w:r>
@@ -18230,24 +18343,27 @@
     <w:p>
       <w:pPr>
         <w:spacing w:line="360" w:lineRule="auto"/>
-        <w:ind w:firstLine="426"/>
-        <w:jc w:val="both"/>
-      </w:pPr>
-      <w:r>
-        <w:t>Bằng việc sử dụng mô hình SES để làm mượt chuỗi thời gian, giúp giảm ảnh hưởng của những biến động ngắn hạn (nhiễu) và giữ lại xu hướng chính. Thuật toán này sử dụng hệ số trọng số alpha (α) để điều chỉnh mức độ "mượt" của dữ liệu, từ đó đưa ra dự báo chính xác hơn.</w:t>
-      </w:r>
-    </w:p>
-    <w:p>
-      <w:pPr>
-        <w:spacing w:line="360" w:lineRule="auto"/>
-        <w:ind w:firstLine="426"/>
+        <w:ind w:firstLine="720"/>
+        <w:jc w:val="both"/>
+      </w:pPr>
+      <w:r>
+        <w:t xml:space="preserve">Bằng việc sử dụng mô hình SES để làm mượt chuỗi thời gian, giúp giảm ảnh hưởng của những biến động ngắn hạn (nhiễu) và giữ lại xu hướng chính. </w:t>
+      </w:r>
+      <w:r>
+        <w:lastRenderedPageBreak/>
+        <w:t>Thuật toán này sử dụng hệ số trọng số alpha (α) để điều chỉnh mức độ "mượt" của dữ liệu, từ đó đưa ra dự báo chính xác hơn.</w:t>
+      </w:r>
+    </w:p>
+    <w:p>
+      <w:pPr>
+        <w:spacing w:line="360" w:lineRule="auto"/>
+        <w:ind w:firstLine="720"/>
         <w:jc w:val="both"/>
       </w:pPr>
       <w:r>
         <w:rPr>
           <w:lang w:val="en-US"/>
         </w:rPr>
-        <w:lastRenderedPageBreak/>
         <w:t xml:space="preserve">Alpha </w:t>
       </w:r>
       <w:r>
@@ -18295,7 +18411,7 @@
         <w:pStyle w:val="ListParagraph"/>
         <w:numPr>
           <w:ilvl w:val="0"/>
-          <w:numId w:val="26"/>
+          <w:numId w:val="24"/>
         </w:numPr>
         <w:spacing w:line="360" w:lineRule="auto"/>
         <w:ind w:left="426"/>
@@ -18325,7 +18441,7 @@
         <w:pStyle w:val="ListParagraph"/>
         <w:numPr>
           <w:ilvl w:val="0"/>
-          <w:numId w:val="26"/>
+          <w:numId w:val="24"/>
         </w:numPr>
         <w:spacing w:line="360" w:lineRule="auto"/>
         <w:ind w:left="426"/>
@@ -18433,7 +18549,7 @@
         <w:pStyle w:val="ListParagraph"/>
         <w:numPr>
           <w:ilvl w:val="0"/>
-          <w:numId w:val="27"/>
+          <w:numId w:val="25"/>
         </w:numPr>
         <w:spacing w:line="360" w:lineRule="auto"/>
         <w:ind w:left="426"/>
@@ -18446,6 +18562,7 @@
     <w:p>
       <w:pPr>
         <w:spacing w:line="360" w:lineRule="auto"/>
+        <w:ind w:firstLine="720"/>
         <w:jc w:val="both"/>
       </w:pPr>
       <w:r>
@@ -18585,7 +18702,7 @@
         <w:pStyle w:val="ListParagraph"/>
         <w:numPr>
           <w:ilvl w:val="0"/>
-          <w:numId w:val="27"/>
+          <w:numId w:val="25"/>
         </w:numPr>
         <w:spacing w:line="360" w:lineRule="auto"/>
         <w:ind w:left="426"/>
@@ -18598,6 +18715,7 @@
     <w:p>
       <w:pPr>
         <w:spacing w:line="360" w:lineRule="auto"/>
+        <w:ind w:firstLine="720"/>
         <w:jc w:val="both"/>
       </w:pPr>
       <w:r>
@@ -18842,7 +18960,7 @@
         <w:pStyle w:val="ListParagraph"/>
         <w:numPr>
           <w:ilvl w:val="0"/>
-          <w:numId w:val="23"/>
+          <w:numId w:val="22"/>
         </w:numPr>
         <w:spacing w:line="360" w:lineRule="auto"/>
         <w:ind w:left="426"/>
@@ -18850,48 +18968,6 @@
       </w:pPr>
       <w:r>
         <w:t xml:space="preserve">Ưu điểm: </w:t>
-      </w:r>
-    </w:p>
-    <w:p>
-      <w:pPr>
-        <w:pStyle w:val="ListParagraph"/>
-        <w:numPr>
-          <w:ilvl w:val="0"/>
-          <w:numId w:val="24"/>
-        </w:numPr>
-        <w:spacing w:line="360" w:lineRule="auto"/>
-        <w:jc w:val="both"/>
-      </w:pPr>
-      <w:r>
-        <w:t>Công thức tính toán đơn giản, dễ dàng triển khai trong các công cụ phân tích dữ liệu như Excel. </w:t>
-      </w:r>
-    </w:p>
-    <w:p>
-      <w:pPr>
-        <w:pStyle w:val="ListParagraph"/>
-        <w:numPr>
-          <w:ilvl w:val="0"/>
-          <w:numId w:val="24"/>
-        </w:numPr>
-        <w:spacing w:line="360" w:lineRule="auto"/>
-        <w:jc w:val="both"/>
-      </w:pPr>
-      <w:r>
-        <w:t>Mô hình hoạt động tốt khi dự báo cho các khoảng thời gian ngắn. </w:t>
-      </w:r>
-    </w:p>
-    <w:p>
-      <w:pPr>
-        <w:pStyle w:val="ListParagraph"/>
-        <w:numPr>
-          <w:ilvl w:val="0"/>
-          <w:numId w:val="24"/>
-        </w:numPr>
-        <w:spacing w:line="360" w:lineRule="auto"/>
-        <w:jc w:val="both"/>
-      </w:pPr>
-      <w:r>
-        <w:t>Được sử dụng rộng rãi trong các lĩnh vực như dự báo giá cổ phiếu, dự báo doanh số, dự báo nhu cầu,...  </w:t>
       </w:r>
     </w:p>
     <w:p>
@@ -18902,11 +18978,10 @@
           <w:numId w:val="23"/>
         </w:numPr>
         <w:spacing w:line="360" w:lineRule="auto"/>
-        <w:ind w:left="426"/>
-        <w:jc w:val="both"/>
-      </w:pPr>
-      <w:r>
-        <w:t xml:space="preserve">Nhược điểm: </w:t>
+        <w:jc w:val="both"/>
+      </w:pPr>
+      <w:r>
+        <w:t>Công thức tính toán đơn giản, dễ dàng triển khai trong các công cụ phân tích dữ liệu như Excel. </w:t>
       </w:r>
     </w:p>
     <w:p>
@@ -18914,13 +18989,13 @@
         <w:pStyle w:val="ListParagraph"/>
         <w:numPr>
           <w:ilvl w:val="0"/>
-          <w:numId w:val="24"/>
+          <w:numId w:val="23"/>
         </w:numPr>
         <w:spacing w:line="360" w:lineRule="auto"/>
         <w:jc w:val="both"/>
       </w:pPr>
       <w:r>
-        <w:t>Chỉ phù hợp với chuỗi thời gian không có sự biến động quá mạnh.</w:t>
+        <w:t>Mô hình hoạt động tốt khi dự báo cho các khoảng thời gian ngắn. </w:t>
       </w:r>
     </w:p>
     <w:p>
@@ -18928,13 +19003,13 @@
         <w:pStyle w:val="ListParagraph"/>
         <w:numPr>
           <w:ilvl w:val="0"/>
-          <w:numId w:val="24"/>
+          <w:numId w:val="23"/>
         </w:numPr>
         <w:spacing w:line="360" w:lineRule="auto"/>
         <w:jc w:val="both"/>
       </w:pPr>
       <w:r>
-        <w:t>Khó mô hình hóa mùa vụ và xu hướng phức tạp.</w:t>
+        <w:t>Được sử dụng rộng rãi trong các lĩnh vực như dự báo giá cổ phiếu, dự báo doanh số, dự báo nhu cầu,...  </w:t>
       </w:r>
     </w:p>
     <w:p>
@@ -18942,7 +19017,50 @@
         <w:pStyle w:val="ListParagraph"/>
         <w:numPr>
           <w:ilvl w:val="0"/>
-          <w:numId w:val="24"/>
+          <w:numId w:val="22"/>
+        </w:numPr>
+        <w:spacing w:line="360" w:lineRule="auto"/>
+        <w:ind w:left="426"/>
+        <w:jc w:val="both"/>
+      </w:pPr>
+      <w:r>
+        <w:t xml:space="preserve">Nhược điểm: </w:t>
+      </w:r>
+    </w:p>
+    <w:p>
+      <w:pPr>
+        <w:pStyle w:val="ListParagraph"/>
+        <w:numPr>
+          <w:ilvl w:val="0"/>
+          <w:numId w:val="23"/>
+        </w:numPr>
+        <w:spacing w:line="360" w:lineRule="auto"/>
+        <w:jc w:val="both"/>
+      </w:pPr>
+      <w:r>
+        <w:t>Chỉ phù hợp với chuỗi thời gian không có sự biến động quá mạnh.</w:t>
+      </w:r>
+    </w:p>
+    <w:p>
+      <w:pPr>
+        <w:pStyle w:val="ListParagraph"/>
+        <w:numPr>
+          <w:ilvl w:val="0"/>
+          <w:numId w:val="23"/>
+        </w:numPr>
+        <w:spacing w:line="360" w:lineRule="auto"/>
+        <w:jc w:val="both"/>
+      </w:pPr>
+      <w:r>
+        <w:t>Khó mô hình hóa mùa vụ và xu hướng phức tạp.</w:t>
+      </w:r>
+    </w:p>
+    <w:p>
+      <w:pPr>
+        <w:pStyle w:val="ListParagraph"/>
+        <w:numPr>
+          <w:ilvl w:val="0"/>
+          <w:numId w:val="23"/>
         </w:numPr>
         <w:spacing w:line="360" w:lineRule="auto"/>
         <w:jc w:val="both"/>
@@ -19047,7 +19165,7 @@
     <w:p>
       <w:pPr>
         <w:spacing w:line="360" w:lineRule="auto"/>
-        <w:ind w:firstLine="426"/>
+        <w:ind w:firstLine="720"/>
         <w:jc w:val="both"/>
       </w:pPr>
       <w:r>
@@ -19057,7 +19175,7 @@
     <w:p>
       <w:pPr>
         <w:spacing w:line="360" w:lineRule="auto"/>
-        <w:ind w:firstLine="426"/>
+        <w:ind w:firstLine="720"/>
         <w:jc w:val="both"/>
       </w:pPr>
       <w:r>
@@ -19067,7 +19185,7 @@
     <w:p>
       <w:pPr>
         <w:spacing w:line="360" w:lineRule="auto"/>
-        <w:ind w:firstLine="426"/>
+        <w:ind w:firstLine="720"/>
         <w:jc w:val="both"/>
         <w:rPr>
           <w:lang w:val="en-US"/>
@@ -19094,7 +19212,7 @@
         <w:pStyle w:val="ListParagraph"/>
         <w:numPr>
           <w:ilvl w:val="0"/>
-          <w:numId w:val="30"/>
+          <w:numId w:val="26"/>
         </w:numPr>
         <w:spacing w:line="360" w:lineRule="auto"/>
         <w:ind w:left="426"/>
@@ -19115,7 +19233,7 @@
         <w:pStyle w:val="ListParagraph"/>
         <w:numPr>
           <w:ilvl w:val="0"/>
-          <w:numId w:val="30"/>
+          <w:numId w:val="26"/>
         </w:numPr>
         <w:spacing w:line="360" w:lineRule="auto"/>
         <w:ind w:left="426"/>
@@ -19185,7 +19303,7 @@
     <w:p>
       <w:pPr>
         <w:spacing w:line="360" w:lineRule="auto"/>
-        <w:ind w:firstLine="426"/>
+        <w:ind w:firstLine="720"/>
         <w:jc w:val="both"/>
       </w:pPr>
       <w:r>
@@ -19195,7 +19313,7 @@
     <w:p>
       <w:pPr>
         <w:spacing w:line="360" w:lineRule="auto"/>
-        <w:ind w:firstLine="426"/>
+        <w:ind w:firstLine="720"/>
         <w:jc w:val="both"/>
       </w:pPr>
       <w:r>
@@ -19205,7 +19323,7 @@
     <w:p>
       <w:pPr>
         <w:spacing w:line="360" w:lineRule="auto"/>
-        <w:ind w:firstLine="426"/>
+        <w:ind w:firstLine="720"/>
         <w:jc w:val="both"/>
         <w:rPr>
           <w:lang w:val="en-US"/>
@@ -19232,7 +19350,7 @@
         <w:pStyle w:val="ListParagraph"/>
         <w:numPr>
           <w:ilvl w:val="0"/>
-          <w:numId w:val="31"/>
+          <w:numId w:val="27"/>
         </w:numPr>
         <w:spacing w:line="360" w:lineRule="auto"/>
         <w:ind w:left="426"/>
@@ -19253,7 +19371,7 @@
         <w:pStyle w:val="ListParagraph"/>
         <w:numPr>
           <w:ilvl w:val="0"/>
-          <w:numId w:val="31"/>
+          <w:numId w:val="27"/>
         </w:numPr>
         <w:spacing w:line="360" w:lineRule="auto"/>
         <w:ind w:left="426"/>
@@ -19324,7 +19442,7 @@
         <w:pStyle w:val="ListParagraph"/>
         <w:numPr>
           <w:ilvl w:val="0"/>
-          <w:numId w:val="32"/>
+          <w:numId w:val="28"/>
         </w:numPr>
         <w:spacing w:line="360" w:lineRule="auto"/>
         <w:ind w:left="426"/>
@@ -19337,7 +19455,7 @@
     <w:p>
       <w:pPr>
         <w:spacing w:line="360" w:lineRule="auto"/>
-        <w:ind w:firstLine="426"/>
+        <w:ind w:firstLine="720"/>
         <w:jc w:val="both"/>
       </w:pPr>
       <w:r>
@@ -19467,7 +19585,7 @@
         <w:pStyle w:val="ListParagraph"/>
         <w:numPr>
           <w:ilvl w:val="0"/>
-          <w:numId w:val="32"/>
+          <w:numId w:val="28"/>
         </w:numPr>
         <w:spacing w:line="360" w:lineRule="auto"/>
         <w:ind w:left="426"/>
@@ -19480,7 +19598,7 @@
     <w:p>
       <w:pPr>
         <w:spacing w:line="360" w:lineRule="auto"/>
-        <w:ind w:firstLine="426"/>
+        <w:ind w:firstLine="720"/>
         <w:jc w:val="both"/>
       </w:pPr>
       <w:r>
@@ -19708,7 +19826,7 @@
         <w:pStyle w:val="ListParagraph"/>
         <w:numPr>
           <w:ilvl w:val="0"/>
-          <w:numId w:val="23"/>
+          <w:numId w:val="22"/>
         </w:numPr>
         <w:spacing w:line="360" w:lineRule="auto"/>
         <w:ind w:left="426"/>
@@ -19716,48 +19834,6 @@
       </w:pPr>
       <w:r>
         <w:t xml:space="preserve">Ưu điểm: </w:t>
-      </w:r>
-    </w:p>
-    <w:p>
-      <w:pPr>
-        <w:pStyle w:val="ListParagraph"/>
-        <w:numPr>
-          <w:ilvl w:val="0"/>
-          <w:numId w:val="24"/>
-        </w:numPr>
-        <w:spacing w:line="360" w:lineRule="auto"/>
-        <w:jc w:val="both"/>
-      </w:pPr>
-      <w:r>
-        <w:t>Dự báo tốt với dữ liệu có xu hướng tuyến tính.</w:t>
-      </w:r>
-    </w:p>
-    <w:p>
-      <w:pPr>
-        <w:pStyle w:val="ListParagraph"/>
-        <w:numPr>
-          <w:ilvl w:val="0"/>
-          <w:numId w:val="24"/>
-        </w:numPr>
-        <w:spacing w:line="360" w:lineRule="auto"/>
-        <w:jc w:val="both"/>
-      </w:pPr>
-      <w:r>
-        <w:t>Đơn giản, dễ áp dụng và dễ tối ưu.</w:t>
-      </w:r>
-    </w:p>
-    <w:p>
-      <w:pPr>
-        <w:pStyle w:val="ListParagraph"/>
-        <w:numPr>
-          <w:ilvl w:val="0"/>
-          <w:numId w:val="24"/>
-        </w:numPr>
-        <w:spacing w:line="360" w:lineRule="auto"/>
-        <w:jc w:val="both"/>
-      </w:pPr>
-      <w:r>
-        <w:t>Có thể tự động tối ưu alpha và beta.</w:t>
       </w:r>
     </w:p>
     <w:p>
@@ -19768,11 +19844,10 @@
           <w:numId w:val="23"/>
         </w:numPr>
         <w:spacing w:line="360" w:lineRule="auto"/>
-        <w:ind w:left="426"/>
-        <w:jc w:val="both"/>
-      </w:pPr>
-      <w:r>
-        <w:t xml:space="preserve">Nhược điểm: </w:t>
+        <w:jc w:val="both"/>
+      </w:pPr>
+      <w:r>
+        <w:t>Dự báo tốt với dữ liệu có xu hướng tuyến tính.</w:t>
       </w:r>
     </w:p>
     <w:p>
@@ -19780,13 +19855,13 @@
         <w:pStyle w:val="ListParagraph"/>
         <w:numPr>
           <w:ilvl w:val="0"/>
-          <w:numId w:val="24"/>
+          <w:numId w:val="23"/>
         </w:numPr>
         <w:spacing w:line="360" w:lineRule="auto"/>
         <w:jc w:val="both"/>
       </w:pPr>
       <w:r>
-        <w:t>Không xử lý được dữ liệu có tính mùa vụ (theo chu kỳ).</w:t>
+        <w:t>Đơn giản, dễ áp dụng và dễ tối ưu.</w:t>
       </w:r>
     </w:p>
     <w:p>
@@ -19794,13 +19869,13 @@
         <w:pStyle w:val="ListParagraph"/>
         <w:numPr>
           <w:ilvl w:val="0"/>
-          <w:numId w:val="24"/>
+          <w:numId w:val="23"/>
         </w:numPr>
         <w:spacing w:line="360" w:lineRule="auto"/>
         <w:jc w:val="both"/>
       </w:pPr>
       <w:r>
-        <w:t>Nếu xu hướng dữ liệu không ổn định (biến dạng phi tuyến mạnh), dự báo sẽ kém chính xác.</w:t>
+        <w:t>Có thể tự động tối ưu alpha và beta.</w:t>
       </w:r>
     </w:p>
     <w:p>
@@ -19808,7 +19883,50 @@
         <w:pStyle w:val="ListParagraph"/>
         <w:numPr>
           <w:ilvl w:val="0"/>
-          <w:numId w:val="24"/>
+          <w:numId w:val="22"/>
+        </w:numPr>
+        <w:spacing w:line="360" w:lineRule="auto"/>
+        <w:ind w:left="426"/>
+        <w:jc w:val="both"/>
+      </w:pPr>
+      <w:r>
+        <w:t xml:space="preserve">Nhược điểm: </w:t>
+      </w:r>
+    </w:p>
+    <w:p>
+      <w:pPr>
+        <w:pStyle w:val="ListParagraph"/>
+        <w:numPr>
+          <w:ilvl w:val="0"/>
+          <w:numId w:val="23"/>
+        </w:numPr>
+        <w:spacing w:line="360" w:lineRule="auto"/>
+        <w:jc w:val="both"/>
+      </w:pPr>
+      <w:r>
+        <w:t>Không xử lý được dữ liệu có tính mùa vụ (theo chu kỳ).</w:t>
+      </w:r>
+    </w:p>
+    <w:p>
+      <w:pPr>
+        <w:pStyle w:val="ListParagraph"/>
+        <w:numPr>
+          <w:ilvl w:val="0"/>
+          <w:numId w:val="23"/>
+        </w:numPr>
+        <w:spacing w:line="360" w:lineRule="auto"/>
+        <w:jc w:val="both"/>
+      </w:pPr>
+      <w:r>
+        <w:t>Nếu xu hướng dữ liệu không ổn định (biến dạng phi tuyến mạnh), dự báo sẽ kém chính xác.</w:t>
+      </w:r>
+    </w:p>
+    <w:p>
+      <w:pPr>
+        <w:pStyle w:val="ListParagraph"/>
+        <w:numPr>
+          <w:ilvl w:val="0"/>
+          <w:numId w:val="23"/>
         </w:numPr>
         <w:spacing w:line="360" w:lineRule="auto"/>
         <w:jc w:val="both"/>
@@ -19912,7 +20030,7 @@
     <w:p>
       <w:pPr>
         <w:spacing w:line="360" w:lineRule="auto"/>
-        <w:ind w:firstLine="426"/>
+        <w:ind w:firstLine="720"/>
         <w:jc w:val="both"/>
       </w:pPr>
       <w:r>
@@ -19922,7 +20040,7 @@
     <w:p>
       <w:pPr>
         <w:spacing w:line="360" w:lineRule="auto"/>
-        <w:ind w:firstLine="426"/>
+        <w:ind w:firstLine="720"/>
         <w:jc w:val="both"/>
         <w:rPr>
           <w:lang w:val="en-US"/>
@@ -19940,7 +20058,7 @@
         <w:pStyle w:val="ListParagraph"/>
         <w:numPr>
           <w:ilvl w:val="0"/>
-          <w:numId w:val="34"/>
+          <w:numId w:val="29"/>
         </w:numPr>
         <w:spacing w:line="360" w:lineRule="auto"/>
         <w:ind w:left="426"/>
@@ -19965,7 +20083,7 @@
         <w:pStyle w:val="ListParagraph"/>
         <w:numPr>
           <w:ilvl w:val="0"/>
-          <w:numId w:val="34"/>
+          <w:numId w:val="29"/>
         </w:numPr>
         <w:spacing w:line="360" w:lineRule="auto"/>
         <w:ind w:left="426"/>
@@ -19989,7 +20107,7 @@
         <w:pStyle w:val="ListParagraph"/>
         <w:numPr>
           <w:ilvl w:val="0"/>
-          <w:numId w:val="34"/>
+          <w:numId w:val="29"/>
         </w:numPr>
         <w:spacing w:line="360" w:lineRule="auto"/>
         <w:ind w:left="426"/>
@@ -20062,7 +20180,7 @@
     <w:p>
       <w:pPr>
         <w:spacing w:line="360" w:lineRule="auto"/>
-        <w:ind w:firstLine="426"/>
+        <w:ind w:firstLine="720"/>
         <w:jc w:val="both"/>
       </w:pPr>
       <w:r>
@@ -20072,7 +20190,7 @@
     <w:p>
       <w:pPr>
         <w:spacing w:line="360" w:lineRule="auto"/>
-        <w:ind w:firstLine="426"/>
+        <w:ind w:firstLine="720"/>
         <w:jc w:val="both"/>
       </w:pPr>
       <w:r>
@@ -20134,7 +20252,7 @@
         <w:pStyle w:val="ListParagraph"/>
         <w:numPr>
           <w:ilvl w:val="0"/>
-          <w:numId w:val="35"/>
+          <w:numId w:val="30"/>
         </w:numPr>
         <w:spacing w:line="360" w:lineRule="auto"/>
         <w:ind w:left="426"/>
@@ -20147,7 +20265,7 @@
     <w:p>
       <w:pPr>
         <w:spacing w:line="360" w:lineRule="auto"/>
-        <w:ind w:firstLine="426"/>
+        <w:ind w:firstLine="720"/>
         <w:jc w:val="both"/>
       </w:pPr>
       <w:r>
@@ -20280,7 +20398,7 @@
         <w:pStyle w:val="ListParagraph"/>
         <w:numPr>
           <w:ilvl w:val="0"/>
-          <w:numId w:val="35"/>
+          <w:numId w:val="30"/>
         </w:numPr>
         <w:spacing w:line="360" w:lineRule="auto"/>
         <w:ind w:left="426"/>
@@ -20293,7 +20411,7 @@
     <w:p>
       <w:pPr>
         <w:spacing w:line="360" w:lineRule="auto"/>
-        <w:ind w:firstLine="426"/>
+        <w:ind w:firstLine="720"/>
         <w:jc w:val="both"/>
       </w:pPr>
       <w:r>
@@ -20520,7 +20638,7 @@
         <w:pStyle w:val="ListParagraph"/>
         <w:numPr>
           <w:ilvl w:val="0"/>
-          <w:numId w:val="23"/>
+          <w:numId w:val="22"/>
         </w:numPr>
         <w:spacing w:line="360" w:lineRule="auto"/>
         <w:ind w:left="426"/>
@@ -20528,34 +20646,6 @@
       </w:pPr>
       <w:r>
         <w:t xml:space="preserve">Ưu điểm: </w:t>
-      </w:r>
-    </w:p>
-    <w:p>
-      <w:pPr>
-        <w:pStyle w:val="ListParagraph"/>
-        <w:numPr>
-          <w:ilvl w:val="0"/>
-          <w:numId w:val="24"/>
-        </w:numPr>
-        <w:spacing w:line="360" w:lineRule="auto"/>
-        <w:jc w:val="both"/>
-      </w:pPr>
-      <w:r>
-        <w:t>Đơn giản và dễ triển khai, rất thích hợp cho các chuỗi thời gian có tính xu hướng hoặc mùa vụ.</w:t>
-      </w:r>
-    </w:p>
-    <w:p>
-      <w:pPr>
-        <w:pStyle w:val="ListParagraph"/>
-        <w:numPr>
-          <w:ilvl w:val="0"/>
-          <w:numId w:val="24"/>
-        </w:numPr>
-        <w:spacing w:line="360" w:lineRule="auto"/>
-        <w:jc w:val="both"/>
-      </w:pPr>
-      <w:r>
-        <w:t>Có thể thích ứng với các chuỗi thời gian có xu hướng, tính theo mùa hoặc cả hai.</w:t>
       </w:r>
     </w:p>
     <w:p>
@@ -20566,11 +20656,10 @@
           <w:numId w:val="23"/>
         </w:numPr>
         <w:spacing w:line="360" w:lineRule="auto"/>
-        <w:ind w:left="426"/>
-        <w:jc w:val="both"/>
-      </w:pPr>
-      <w:r>
-        <w:t xml:space="preserve">Nhược điểm: </w:t>
+        <w:jc w:val="both"/>
+      </w:pPr>
+      <w:r>
+        <w:t>Đơn giản và dễ triển khai, rất thích hợp cho các chuỗi thời gian có tính xu hướng hoặc mùa vụ.</w:t>
       </w:r>
     </w:p>
     <w:p>
@@ -20578,14 +20667,13 @@
         <w:pStyle w:val="ListParagraph"/>
         <w:numPr>
           <w:ilvl w:val="0"/>
-          <w:numId w:val="24"/>
+          <w:numId w:val="23"/>
         </w:numPr>
         <w:spacing w:line="360" w:lineRule="auto"/>
         <w:jc w:val="both"/>
       </w:pPr>
       <w:r>
-        <w:lastRenderedPageBreak/>
-        <w:t>Phương pháp cần dữ liệu lịch sử đủ lớn để ước tính các tham số của mô hình.</w:t>
+        <w:t>Có thể thích ứng với các chuỗi thời gian có xu hướng, tính theo mùa hoặc cả hai.</w:t>
       </w:r>
     </w:p>
     <w:p>
@@ -20593,7 +20681,37 @@
         <w:pStyle w:val="ListParagraph"/>
         <w:numPr>
           <w:ilvl w:val="0"/>
-          <w:numId w:val="24"/>
+          <w:numId w:val="22"/>
+        </w:numPr>
+        <w:spacing w:line="360" w:lineRule="auto"/>
+        <w:ind w:left="426"/>
+        <w:jc w:val="both"/>
+      </w:pPr>
+      <w:r>
+        <w:t xml:space="preserve">Nhược điểm: </w:t>
+      </w:r>
+    </w:p>
+    <w:p>
+      <w:pPr>
+        <w:pStyle w:val="ListParagraph"/>
+        <w:numPr>
+          <w:ilvl w:val="0"/>
+          <w:numId w:val="23"/>
+        </w:numPr>
+        <w:spacing w:line="360" w:lineRule="auto"/>
+        <w:jc w:val="both"/>
+      </w:pPr>
+      <w:r>
+        <w:lastRenderedPageBreak/>
+        <w:t>Phương pháp cần dữ liệu lịch sử đủ lớn để ước tính các tham số của mô hình.</w:t>
+      </w:r>
+    </w:p>
+    <w:p>
+      <w:pPr>
+        <w:pStyle w:val="ListParagraph"/>
+        <w:numPr>
+          <w:ilvl w:val="0"/>
+          <w:numId w:val="23"/>
         </w:numPr>
         <w:spacing w:line="360" w:lineRule="auto"/>
         <w:jc w:val="both"/>
@@ -20655,7 +20773,7 @@
     <w:p>
       <w:pPr>
         <w:spacing w:line="360" w:lineRule="auto"/>
-        <w:ind w:firstLine="426"/>
+        <w:ind w:firstLine="720"/>
         <w:jc w:val="both"/>
       </w:pPr>
       <w:r>
@@ -20782,7 +20900,7 @@
     <w:p>
       <w:pPr>
         <w:spacing w:line="360" w:lineRule="auto"/>
-        <w:ind w:firstLine="426"/>
+        <w:ind w:firstLine="720"/>
         <w:jc w:val="both"/>
       </w:pPr>
       <w:r>
@@ -20794,7 +20912,7 @@
         <w:pStyle w:val="ListParagraph"/>
         <w:numPr>
           <w:ilvl w:val="0"/>
-          <w:numId w:val="40"/>
+          <w:numId w:val="31"/>
         </w:numPr>
         <w:spacing w:line="360" w:lineRule="auto"/>
         <w:ind w:left="426"/>
@@ -20809,7 +20927,7 @@
         <w:pStyle w:val="ListParagraph"/>
         <w:numPr>
           <w:ilvl w:val="0"/>
-          <w:numId w:val="40"/>
+          <w:numId w:val="31"/>
         </w:numPr>
         <w:spacing w:line="360" w:lineRule="auto"/>
         <w:ind w:left="426"/>
@@ -20824,7 +20942,7 @@
         <w:pStyle w:val="ListParagraph"/>
         <w:numPr>
           <w:ilvl w:val="0"/>
-          <w:numId w:val="40"/>
+          <w:numId w:val="31"/>
         </w:numPr>
         <w:spacing w:line="360" w:lineRule="auto"/>
         <w:ind w:left="426"/>
@@ -20838,7 +20956,7 @@
     <w:p>
       <w:pPr>
         <w:spacing w:line="360" w:lineRule="auto"/>
-        <w:ind w:firstLine="426"/>
+        <w:ind w:firstLine="720"/>
         <w:jc w:val="both"/>
       </w:pPr>
       <w:r>
@@ -21141,7 +21259,7 @@
         <w:pStyle w:val="ListParagraph"/>
         <w:numPr>
           <w:ilvl w:val="0"/>
-          <w:numId w:val="41"/>
+          <w:numId w:val="32"/>
         </w:numPr>
         <w:spacing w:line="360" w:lineRule="auto"/>
         <w:ind w:left="426"/>
@@ -21156,7 +21274,7 @@
         <w:pStyle w:val="ListParagraph"/>
         <w:numPr>
           <w:ilvl w:val="0"/>
-          <w:numId w:val="41"/>
+          <w:numId w:val="32"/>
         </w:numPr>
         <w:spacing w:line="360" w:lineRule="auto"/>
         <w:ind w:left="426"/>
@@ -21172,7 +21290,7 @@
         <w:pStyle w:val="ListParagraph"/>
         <w:numPr>
           <w:ilvl w:val="0"/>
-          <w:numId w:val="41"/>
+          <w:numId w:val="32"/>
         </w:numPr>
         <w:spacing w:line="360" w:lineRule="auto"/>
         <w:ind w:left="426"/>
@@ -21187,7 +21305,7 @@
         <w:pStyle w:val="ListParagraph"/>
         <w:numPr>
           <w:ilvl w:val="0"/>
-          <w:numId w:val="42"/>
+          <w:numId w:val="33"/>
         </w:numPr>
         <w:spacing w:line="360" w:lineRule="auto"/>
         <w:jc w:val="both"/>
@@ -21201,7 +21319,7 @@
         <w:pStyle w:val="ListParagraph"/>
         <w:numPr>
           <w:ilvl w:val="0"/>
-          <w:numId w:val="43"/>
+          <w:numId w:val="34"/>
         </w:numPr>
         <w:spacing w:line="360" w:lineRule="auto"/>
         <w:jc w:val="both"/>
@@ -21221,7 +21339,7 @@
         <w:pStyle w:val="ListParagraph"/>
         <w:numPr>
           <w:ilvl w:val="0"/>
-          <w:numId w:val="43"/>
+          <w:numId w:val="34"/>
         </w:numPr>
         <w:spacing w:line="360" w:lineRule="auto"/>
         <w:jc w:val="both"/>
@@ -21245,7 +21363,7 @@
         <w:pStyle w:val="ListParagraph"/>
         <w:numPr>
           <w:ilvl w:val="0"/>
-          <w:numId w:val="42"/>
+          <w:numId w:val="33"/>
         </w:numPr>
         <w:spacing w:line="360" w:lineRule="auto"/>
         <w:jc w:val="both"/>
@@ -21259,7 +21377,7 @@
         <w:pStyle w:val="ListParagraph"/>
         <w:numPr>
           <w:ilvl w:val="0"/>
-          <w:numId w:val="81"/>
+          <w:numId w:val="55"/>
         </w:numPr>
         <w:spacing w:line="360" w:lineRule="auto"/>
         <w:jc w:val="both"/>
@@ -21273,7 +21391,7 @@
         <w:pStyle w:val="ListParagraph"/>
         <w:numPr>
           <w:ilvl w:val="0"/>
-          <w:numId w:val="81"/>
+          <w:numId w:val="55"/>
         </w:numPr>
         <w:spacing w:line="360" w:lineRule="auto"/>
         <w:jc w:val="both"/>
@@ -21287,7 +21405,7 @@
         <w:pStyle w:val="ListParagraph"/>
         <w:numPr>
           <w:ilvl w:val="0"/>
-          <w:numId w:val="41"/>
+          <w:numId w:val="32"/>
         </w:numPr>
         <w:spacing w:line="360" w:lineRule="auto"/>
         <w:ind w:left="426"/>
@@ -21302,7 +21420,7 @@
         <w:pStyle w:val="ListParagraph"/>
         <w:numPr>
           <w:ilvl w:val="0"/>
-          <w:numId w:val="41"/>
+          <w:numId w:val="32"/>
         </w:numPr>
         <w:spacing w:line="360" w:lineRule="auto"/>
         <w:ind w:left="426"/>
@@ -21317,7 +21435,7 @@
         <w:pStyle w:val="ListParagraph"/>
         <w:numPr>
           <w:ilvl w:val="0"/>
-          <w:numId w:val="41"/>
+          <w:numId w:val="32"/>
         </w:numPr>
         <w:spacing w:line="360" w:lineRule="auto"/>
         <w:ind w:left="426"/>
@@ -21332,7 +21450,7 @@
         <w:pStyle w:val="ListParagraph"/>
         <w:numPr>
           <w:ilvl w:val="0"/>
-          <w:numId w:val="41"/>
+          <w:numId w:val="32"/>
         </w:numPr>
         <w:spacing w:line="360" w:lineRule="auto"/>
         <w:ind w:left="426"/>
@@ -21398,7 +21516,7 @@
         <w:pStyle w:val="ListParagraph"/>
         <w:numPr>
           <w:ilvl w:val="0"/>
-          <w:numId w:val="41"/>
+          <w:numId w:val="32"/>
         </w:numPr>
         <w:spacing w:line="360" w:lineRule="auto"/>
         <w:ind w:left="426"/>
@@ -21413,7 +21531,7 @@
         <w:pStyle w:val="ListParagraph"/>
         <w:numPr>
           <w:ilvl w:val="0"/>
-          <w:numId w:val="41"/>
+          <w:numId w:val="32"/>
         </w:numPr>
         <w:spacing w:line="360" w:lineRule="auto"/>
         <w:ind w:left="426"/>
@@ -21428,7 +21546,7 @@
         <w:pStyle w:val="ListParagraph"/>
         <w:numPr>
           <w:ilvl w:val="0"/>
-          <w:numId w:val="41"/>
+          <w:numId w:val="32"/>
         </w:numPr>
         <w:spacing w:line="360" w:lineRule="auto"/>
         <w:ind w:left="426"/>
@@ -21443,7 +21561,7 @@
         <w:pStyle w:val="ListParagraph"/>
         <w:numPr>
           <w:ilvl w:val="0"/>
-          <w:numId w:val="42"/>
+          <w:numId w:val="33"/>
         </w:numPr>
         <w:spacing w:line="360" w:lineRule="auto"/>
         <w:jc w:val="both"/>
@@ -21457,7 +21575,7 @@
         <w:pStyle w:val="ListParagraph"/>
         <w:numPr>
           <w:ilvl w:val="0"/>
-          <w:numId w:val="46"/>
+          <w:numId w:val="35"/>
         </w:numPr>
         <w:spacing w:line="360" w:lineRule="auto"/>
         <w:jc w:val="both"/>
@@ -21472,19 +21590,13 @@
         <w:pStyle w:val="ListParagraph"/>
         <w:numPr>
           <w:ilvl w:val="0"/>
-          <w:numId w:val="46"/>
+          <w:numId w:val="35"/>
         </w:numPr>
         <w:spacing w:line="360" w:lineRule="auto"/>
         <w:jc w:val="both"/>
       </w:pPr>
       <w:r>
-        <w:t xml:space="preserve">Người dùng kích chọn khoảng thời gian muốn hiển thị, bao gồm ngày bắt đầu và ngày kết thúc. Hệ thống sẽ hiển thị lại </w:t>
-      </w:r>
-      <w:r>
-        <w:t>biều đồ</w:t>
-      </w:r>
-      <w:r>
-        <w:t xml:space="preserve"> tương ứng với thời gian được chọn lên màn hình.</w:t>
+        <w:t>Người dùng kích chọn khoảng thời gian muốn hiển thị, bao gồm ngày bắt đầu và ngày kết thúc. Hệ thống sẽ hiển thị lại biều đồ tương ứng với thời gian được chọn lên màn hình.</w:t>
       </w:r>
     </w:p>
     <w:p>
@@ -21503,7 +21615,7 @@
         <w:pStyle w:val="ListParagraph"/>
         <w:numPr>
           <w:ilvl w:val="0"/>
-          <w:numId w:val="42"/>
+          <w:numId w:val="33"/>
         </w:numPr>
         <w:spacing w:line="360" w:lineRule="auto"/>
         <w:jc w:val="both"/>
@@ -21517,7 +21629,7 @@
         <w:pStyle w:val="ListParagraph"/>
         <w:numPr>
           <w:ilvl w:val="0"/>
-          <w:numId w:val="82"/>
+          <w:numId w:val="56"/>
         </w:numPr>
         <w:spacing w:line="360" w:lineRule="auto"/>
         <w:ind w:left="1134"/>
@@ -21532,7 +21644,7 @@
         <w:pStyle w:val="ListParagraph"/>
         <w:numPr>
           <w:ilvl w:val="0"/>
-          <w:numId w:val="82"/>
+          <w:numId w:val="56"/>
         </w:numPr>
         <w:spacing w:line="360" w:lineRule="auto"/>
         <w:ind w:left="1134"/>
@@ -21547,7 +21659,7 @@
         <w:pStyle w:val="ListParagraph"/>
         <w:numPr>
           <w:ilvl w:val="0"/>
-          <w:numId w:val="41"/>
+          <w:numId w:val="32"/>
         </w:numPr>
         <w:spacing w:line="360" w:lineRule="auto"/>
         <w:ind w:left="426"/>
@@ -21562,7 +21674,7 @@
         <w:pStyle w:val="ListParagraph"/>
         <w:numPr>
           <w:ilvl w:val="0"/>
-          <w:numId w:val="41"/>
+          <w:numId w:val="32"/>
         </w:numPr>
         <w:spacing w:line="360" w:lineRule="auto"/>
         <w:ind w:left="426"/>
@@ -21577,7 +21689,7 @@
         <w:pStyle w:val="ListParagraph"/>
         <w:numPr>
           <w:ilvl w:val="0"/>
-          <w:numId w:val="41"/>
+          <w:numId w:val="32"/>
         </w:numPr>
         <w:spacing w:line="360" w:lineRule="auto"/>
         <w:ind w:left="426"/>
@@ -21592,7 +21704,7 @@
         <w:pStyle w:val="ListParagraph"/>
         <w:numPr>
           <w:ilvl w:val="0"/>
-          <w:numId w:val="41"/>
+          <w:numId w:val="32"/>
         </w:numPr>
         <w:spacing w:line="360" w:lineRule="auto"/>
         <w:ind w:left="426"/>
@@ -21658,7 +21770,7 @@
         <w:pStyle w:val="ListParagraph"/>
         <w:numPr>
           <w:ilvl w:val="0"/>
-          <w:numId w:val="41"/>
+          <w:numId w:val="32"/>
         </w:numPr>
         <w:spacing w:line="360" w:lineRule="auto"/>
         <w:ind w:left="426"/>
@@ -21673,7 +21785,7 @@
         <w:pStyle w:val="ListParagraph"/>
         <w:numPr>
           <w:ilvl w:val="0"/>
-          <w:numId w:val="41"/>
+          <w:numId w:val="32"/>
         </w:numPr>
         <w:spacing w:line="360" w:lineRule="auto"/>
         <w:ind w:left="426"/>
@@ -21688,7 +21800,7 @@
         <w:pStyle w:val="ListParagraph"/>
         <w:numPr>
           <w:ilvl w:val="0"/>
-          <w:numId w:val="41"/>
+          <w:numId w:val="32"/>
         </w:numPr>
         <w:spacing w:line="360" w:lineRule="auto"/>
         <w:ind w:left="426"/>
@@ -21703,7 +21815,7 @@
         <w:pStyle w:val="ListParagraph"/>
         <w:numPr>
           <w:ilvl w:val="0"/>
-          <w:numId w:val="42"/>
+          <w:numId w:val="33"/>
         </w:numPr>
         <w:spacing w:line="360" w:lineRule="auto"/>
         <w:jc w:val="both"/>
@@ -21717,7 +21829,7 @@
         <w:pStyle w:val="ListParagraph"/>
         <w:numPr>
           <w:ilvl w:val="0"/>
-          <w:numId w:val="48"/>
+          <w:numId w:val="36"/>
         </w:numPr>
         <w:spacing w:line="360" w:lineRule="auto"/>
         <w:jc w:val="both"/>
@@ -21731,7 +21843,7 @@
         <w:pStyle w:val="ListParagraph"/>
         <w:numPr>
           <w:ilvl w:val="0"/>
-          <w:numId w:val="48"/>
+          <w:numId w:val="36"/>
         </w:numPr>
         <w:spacing w:line="360" w:lineRule="auto"/>
         <w:jc w:val="both"/>
@@ -21772,7 +21884,7 @@
         <w:pStyle w:val="ListParagraph"/>
         <w:numPr>
           <w:ilvl w:val="0"/>
-          <w:numId w:val="42"/>
+          <w:numId w:val="33"/>
         </w:numPr>
         <w:spacing w:line="360" w:lineRule="auto"/>
         <w:jc w:val="both"/>
@@ -21786,7 +21898,7 @@
         <w:pStyle w:val="ListParagraph"/>
         <w:numPr>
           <w:ilvl w:val="0"/>
-          <w:numId w:val="49"/>
+          <w:numId w:val="37"/>
         </w:numPr>
         <w:spacing w:line="360" w:lineRule="auto"/>
         <w:jc w:val="both"/>
@@ -21800,7 +21912,7 @@
         <w:pStyle w:val="ListParagraph"/>
         <w:numPr>
           <w:ilvl w:val="0"/>
-          <w:numId w:val="41"/>
+          <w:numId w:val="32"/>
         </w:numPr>
         <w:spacing w:line="360" w:lineRule="auto"/>
         <w:ind w:left="426"/>
@@ -21815,7 +21927,7 @@
         <w:pStyle w:val="ListParagraph"/>
         <w:numPr>
           <w:ilvl w:val="0"/>
-          <w:numId w:val="41"/>
+          <w:numId w:val="32"/>
         </w:numPr>
         <w:spacing w:line="360" w:lineRule="auto"/>
         <w:ind w:left="426"/>
@@ -21830,7 +21942,7 @@
         <w:pStyle w:val="ListParagraph"/>
         <w:numPr>
           <w:ilvl w:val="0"/>
-          <w:numId w:val="41"/>
+          <w:numId w:val="32"/>
         </w:numPr>
         <w:spacing w:line="360" w:lineRule="auto"/>
         <w:ind w:left="426"/>
@@ -21845,7 +21957,7 @@
         <w:pStyle w:val="ListParagraph"/>
         <w:numPr>
           <w:ilvl w:val="0"/>
-          <w:numId w:val="41"/>
+          <w:numId w:val="32"/>
         </w:numPr>
         <w:spacing w:line="360" w:lineRule="auto"/>
         <w:ind w:left="426"/>
@@ -21954,7 +22066,7 @@
         <w:pStyle w:val="ListParagraph"/>
         <w:numPr>
           <w:ilvl w:val="0"/>
-          <w:numId w:val="50"/>
+          <w:numId w:val="38"/>
         </w:numPr>
         <w:spacing w:line="360" w:lineRule="auto"/>
         <w:ind w:left="426"/>
@@ -22042,7 +22154,7 @@
         <w:pStyle w:val="ListParagraph"/>
         <w:numPr>
           <w:ilvl w:val="0"/>
-          <w:numId w:val="50"/>
+          <w:numId w:val="38"/>
         </w:numPr>
         <w:spacing w:line="360" w:lineRule="auto"/>
         <w:ind w:left="426"/>
@@ -22193,7 +22305,7 @@
         <w:pStyle w:val="ListParagraph"/>
         <w:numPr>
           <w:ilvl w:val="0"/>
-          <w:numId w:val="50"/>
+          <w:numId w:val="38"/>
         </w:numPr>
         <w:spacing w:line="360" w:lineRule="auto"/>
         <w:ind w:left="426"/>
@@ -22299,7 +22411,7 @@
         <w:pStyle w:val="ListParagraph"/>
         <w:numPr>
           <w:ilvl w:val="0"/>
-          <w:numId w:val="50"/>
+          <w:numId w:val="38"/>
         </w:numPr>
         <w:spacing w:line="360" w:lineRule="auto"/>
         <w:ind w:left="426"/>
@@ -22450,7 +22562,7 @@
         <w:pStyle w:val="ListParagraph"/>
         <w:numPr>
           <w:ilvl w:val="0"/>
-          <w:numId w:val="50"/>
+          <w:numId w:val="38"/>
         </w:numPr>
         <w:spacing w:line="360" w:lineRule="auto"/>
         <w:ind w:left="426"/>
@@ -22547,7 +22659,7 @@
         <w:pStyle w:val="ListParagraph"/>
         <w:numPr>
           <w:ilvl w:val="0"/>
-          <w:numId w:val="50"/>
+          <w:numId w:val="38"/>
         </w:numPr>
         <w:spacing w:line="360" w:lineRule="auto"/>
         <w:ind w:left="426"/>
@@ -22678,7 +22790,7 @@
         <w:pStyle w:val="ListParagraph"/>
         <w:numPr>
           <w:ilvl w:val="0"/>
-          <w:numId w:val="50"/>
+          <w:numId w:val="38"/>
         </w:numPr>
         <w:spacing w:line="360" w:lineRule="auto"/>
         <w:ind w:left="426"/>
@@ -22755,7 +22867,7 @@
         <w:pStyle w:val="ListParagraph"/>
         <w:numPr>
           <w:ilvl w:val="0"/>
-          <w:numId w:val="50"/>
+          <w:numId w:val="38"/>
         </w:numPr>
         <w:spacing w:line="360" w:lineRule="auto"/>
         <w:ind w:left="426"/>
@@ -22777,6 +22889,9 @@
         <w:jc w:val="both"/>
       </w:pPr>
       <w:r>
+        <w:rPr>
+          <w:noProof/>
+        </w:rPr>
         <w:lastRenderedPageBreak/>
         <w:drawing>
           <wp:inline distT="0" distB="0" distL="0" distR="0" wp14:anchorId="786323DA" wp14:editId="02EFA542">
@@ -22923,7 +23038,7 @@
         <w:pStyle w:val="ListParagraph"/>
         <w:numPr>
           <w:ilvl w:val="0"/>
-          <w:numId w:val="56"/>
+          <w:numId w:val="39"/>
         </w:numPr>
         <w:spacing w:line="360" w:lineRule="auto"/>
         <w:ind w:left="426"/>
@@ -22944,7 +23059,7 @@
         <w:pStyle w:val="ListParagraph"/>
         <w:numPr>
           <w:ilvl w:val="0"/>
-          <w:numId w:val="57"/>
+          <w:numId w:val="40"/>
         </w:numPr>
         <w:spacing w:line="360" w:lineRule="auto"/>
         <w:jc w:val="both"/>
@@ -22964,7 +23079,7 @@
         <w:pStyle w:val="ListParagraph"/>
         <w:numPr>
           <w:ilvl w:val="0"/>
-          <w:numId w:val="57"/>
+          <w:numId w:val="40"/>
         </w:numPr>
         <w:spacing w:line="360" w:lineRule="auto"/>
         <w:jc w:val="both"/>
@@ -22984,7 +23099,7 @@
         <w:pStyle w:val="ListParagraph"/>
         <w:numPr>
           <w:ilvl w:val="0"/>
-          <w:numId w:val="57"/>
+          <w:numId w:val="40"/>
         </w:numPr>
         <w:spacing w:line="360" w:lineRule="auto"/>
         <w:jc w:val="both"/>
@@ -23004,7 +23119,7 @@
         <w:pStyle w:val="ListParagraph"/>
         <w:numPr>
           <w:ilvl w:val="0"/>
-          <w:numId w:val="57"/>
+          <w:numId w:val="40"/>
         </w:numPr>
         <w:spacing w:line="360" w:lineRule="auto"/>
         <w:jc w:val="both"/>
@@ -23024,7 +23139,7 @@
         <w:pStyle w:val="ListParagraph"/>
         <w:numPr>
           <w:ilvl w:val="0"/>
-          <w:numId w:val="56"/>
+          <w:numId w:val="39"/>
         </w:numPr>
         <w:spacing w:line="360" w:lineRule="auto"/>
         <w:ind w:left="426"/>
@@ -23045,7 +23160,7 @@
         <w:pStyle w:val="ListParagraph"/>
         <w:numPr>
           <w:ilvl w:val="0"/>
-          <w:numId w:val="58"/>
+          <w:numId w:val="41"/>
         </w:numPr>
         <w:spacing w:line="360" w:lineRule="auto"/>
         <w:jc w:val="both"/>
@@ -23065,7 +23180,7 @@
         <w:pStyle w:val="ListParagraph"/>
         <w:numPr>
           <w:ilvl w:val="0"/>
-          <w:numId w:val="58"/>
+          <w:numId w:val="41"/>
         </w:numPr>
         <w:spacing w:line="360" w:lineRule="auto"/>
         <w:jc w:val="both"/>
@@ -23085,7 +23200,7 @@
         <w:pStyle w:val="ListParagraph"/>
         <w:numPr>
           <w:ilvl w:val="0"/>
-          <w:numId w:val="58"/>
+          <w:numId w:val="41"/>
         </w:numPr>
         <w:spacing w:line="360" w:lineRule="auto"/>
         <w:jc w:val="both"/>
@@ -23114,7 +23229,7 @@
         <w:pStyle w:val="ListParagraph"/>
         <w:numPr>
           <w:ilvl w:val="0"/>
-          <w:numId w:val="58"/>
+          <w:numId w:val="41"/>
         </w:numPr>
         <w:spacing w:line="360" w:lineRule="auto"/>
         <w:jc w:val="both"/>
@@ -23134,7 +23249,7 @@
         <w:pStyle w:val="ListParagraph"/>
         <w:numPr>
           <w:ilvl w:val="0"/>
-          <w:numId w:val="58"/>
+          <w:numId w:val="41"/>
         </w:numPr>
         <w:spacing w:line="360" w:lineRule="auto"/>
         <w:jc w:val="both"/>
@@ -23155,7 +23270,7 @@
         <w:pStyle w:val="ListParagraph"/>
         <w:numPr>
           <w:ilvl w:val="0"/>
-          <w:numId w:val="58"/>
+          <w:numId w:val="41"/>
         </w:numPr>
         <w:spacing w:line="360" w:lineRule="auto"/>
         <w:jc w:val="both"/>
@@ -23175,7 +23290,7 @@
         <w:pStyle w:val="ListParagraph"/>
         <w:numPr>
           <w:ilvl w:val="0"/>
-          <w:numId w:val="58"/>
+          <w:numId w:val="41"/>
         </w:numPr>
         <w:spacing w:line="360" w:lineRule="auto"/>
         <w:jc w:val="both"/>
@@ -23236,7 +23351,7 @@
     <w:p>
       <w:pPr>
         <w:spacing w:line="360" w:lineRule="auto"/>
-        <w:ind w:firstLine="284"/>
+        <w:ind w:firstLine="720"/>
         <w:jc w:val="both"/>
       </w:pPr>
       <w:r>
@@ -23270,7 +23385,7 @@
     <w:p>
       <w:pPr>
         <w:spacing w:line="360" w:lineRule="auto"/>
-        <w:ind w:firstLine="284"/>
+        <w:ind w:firstLine="720"/>
         <w:jc w:val="both"/>
         <w:rPr>
           <w:lang w:val="en-US"/>
@@ -23297,7 +23412,7 @@
         <w:pStyle w:val="ListParagraph"/>
         <w:numPr>
           <w:ilvl w:val="0"/>
-          <w:numId w:val="76"/>
+          <w:numId w:val="53"/>
         </w:numPr>
         <w:spacing w:line="360" w:lineRule="auto"/>
         <w:ind w:left="426"/>
@@ -23318,7 +23433,7 @@
         <w:pStyle w:val="ListParagraph"/>
         <w:numPr>
           <w:ilvl w:val="0"/>
-          <w:numId w:val="76"/>
+          <w:numId w:val="53"/>
         </w:numPr>
         <w:spacing w:line="360" w:lineRule="auto"/>
         <w:ind w:left="426"/>
@@ -23339,7 +23454,7 @@
         <w:pStyle w:val="ListParagraph"/>
         <w:numPr>
           <w:ilvl w:val="0"/>
-          <w:numId w:val="76"/>
+          <w:numId w:val="53"/>
         </w:numPr>
         <w:spacing w:line="360" w:lineRule="auto"/>
         <w:ind w:left="426"/>
@@ -23360,7 +23475,7 @@
         <w:pStyle w:val="ListParagraph"/>
         <w:numPr>
           <w:ilvl w:val="0"/>
-          <w:numId w:val="76"/>
+          <w:numId w:val="53"/>
         </w:numPr>
         <w:spacing w:line="360" w:lineRule="auto"/>
         <w:ind w:left="426"/>
@@ -23379,7 +23494,7 @@
     <w:p>
       <w:pPr>
         <w:spacing w:line="360" w:lineRule="auto"/>
-        <w:ind w:firstLine="284"/>
+        <w:ind w:firstLine="720"/>
         <w:jc w:val="both"/>
       </w:pPr>
       <w:r>
@@ -23404,6 +23519,9 @@
         <w:jc w:val="both"/>
       </w:pPr>
       <w:r>
+        <w:rPr>
+          <w:noProof/>
+        </w:rPr>
         <w:lastRenderedPageBreak/>
         <w:drawing>
           <wp:inline distT="0" distB="0" distL="0" distR="0" wp14:anchorId="2C82BA6C" wp14:editId="6DB788C5">
@@ -23463,6 +23581,9 @@
     </w:p>
     <w:p>
       <w:r>
+        <w:rPr>
+          <w:noProof/>
+        </w:rPr>
         <w:drawing>
           <wp:inline distT="0" distB="0" distL="0" distR="0" wp14:anchorId="0B9F78DA" wp14:editId="20E63FC0">
             <wp:extent cx="5580380" cy="1628775"/>
@@ -23502,6 +23623,9 @@
     </w:p>
     <w:p>
       <w:r>
+        <w:rPr>
+          <w:noProof/>
+        </w:rPr>
         <w:drawing>
           <wp:inline distT="0" distB="0" distL="0" distR="0" wp14:anchorId="7DD60522" wp14:editId="3827B76F">
             <wp:extent cx="5580380" cy="2069465"/>
@@ -23541,6 +23665,9 @@
     </w:p>
     <w:p>
       <w:r>
+        <w:rPr>
+          <w:noProof/>
+        </w:rPr>
         <w:drawing>
           <wp:inline distT="0" distB="0" distL="0" distR="0" wp14:anchorId="240F659C" wp14:editId="163BA9CA">
             <wp:extent cx="5580380" cy="1757045"/>
@@ -23580,6 +23707,9 @@
     </w:p>
     <w:p>
       <w:r>
+        <w:rPr>
+          <w:noProof/>
+        </w:rPr>
         <w:lastRenderedPageBreak/>
         <w:drawing>
           <wp:inline distT="0" distB="0" distL="0" distR="0" wp14:anchorId="526C7F90" wp14:editId="64A5D5CA">
@@ -23630,6 +23760,9 @@
     </w:p>
     <w:p>
       <w:r>
+        <w:rPr>
+          <w:noProof/>
+        </w:rPr>
         <w:drawing>
           <wp:inline distT="0" distB="0" distL="0" distR="0" wp14:anchorId="1120FFBB" wp14:editId="1584A1B3">
             <wp:extent cx="5580380" cy="2339975"/>
@@ -23669,6 +23802,9 @@
     </w:p>
     <w:p>
       <w:r>
+        <w:rPr>
+          <w:noProof/>
+        </w:rPr>
         <w:drawing>
           <wp:inline distT="0" distB="0" distL="0" distR="0" wp14:anchorId="211FE790" wp14:editId="34CC5A5E">
             <wp:extent cx="5580380" cy="2401570"/>
@@ -23775,7 +23911,7 @@
     <w:p>
       <w:pPr>
         <w:spacing w:line="360" w:lineRule="auto"/>
-        <w:ind w:firstLine="284"/>
+        <w:ind w:firstLine="720"/>
         <w:jc w:val="both"/>
         <w:rPr>
           <w:lang w:val="en-US"/>
@@ -23817,7 +23953,7 @@
         <w:pStyle w:val="ListParagraph"/>
         <w:numPr>
           <w:ilvl w:val="0"/>
-          <w:numId w:val="61"/>
+          <w:numId w:val="43"/>
         </w:numPr>
         <w:spacing w:line="360" w:lineRule="auto"/>
         <w:ind w:left="426"/>
@@ -24613,7 +24749,7 @@
         <w:pStyle w:val="ListParagraph"/>
         <w:numPr>
           <w:ilvl w:val="0"/>
-          <w:numId w:val="56"/>
+          <w:numId w:val="39"/>
         </w:numPr>
         <w:spacing w:line="360" w:lineRule="auto"/>
         <w:ind w:left="426"/>
@@ -24635,7 +24771,7 @@
         <w:pStyle w:val="ListParagraph"/>
         <w:numPr>
           <w:ilvl w:val="0"/>
-          <w:numId w:val="60"/>
+          <w:numId w:val="42"/>
         </w:numPr>
         <w:spacing w:line="360" w:lineRule="auto"/>
         <w:jc w:val="both"/>
@@ -24655,7 +24791,7 @@
         <w:pStyle w:val="ListParagraph"/>
         <w:numPr>
           <w:ilvl w:val="0"/>
-          <w:numId w:val="60"/>
+          <w:numId w:val="42"/>
         </w:numPr>
         <w:spacing w:line="360" w:lineRule="auto"/>
         <w:jc w:val="both"/>
@@ -24675,7 +24811,7 @@
         <w:pStyle w:val="ListParagraph"/>
         <w:numPr>
           <w:ilvl w:val="0"/>
-          <w:numId w:val="60"/>
+          <w:numId w:val="42"/>
         </w:numPr>
         <w:spacing w:line="360" w:lineRule="auto"/>
         <w:jc w:val="both"/>
@@ -24695,7 +24831,7 @@
         <w:pStyle w:val="ListParagraph"/>
         <w:numPr>
           <w:ilvl w:val="0"/>
-          <w:numId w:val="56"/>
+          <w:numId w:val="39"/>
         </w:numPr>
         <w:spacing w:line="360" w:lineRule="auto"/>
         <w:ind w:left="426"/>
@@ -24753,7 +24889,7 @@
     <w:p>
       <w:pPr>
         <w:spacing w:line="360" w:lineRule="auto"/>
-        <w:ind w:firstLine="284"/>
+        <w:ind w:firstLine="720"/>
         <w:jc w:val="both"/>
       </w:pPr>
       <w:r>
@@ -24816,26 +24952,17 @@
         <w:pStyle w:val="ListParagraph"/>
         <w:numPr>
           <w:ilvl w:val="0"/>
-          <w:numId w:val="56"/>
+          <w:numId w:val="39"/>
         </w:numPr>
         <w:spacing w:line="360" w:lineRule="auto"/>
         <w:ind w:left="426"/>
         <w:jc w:val="both"/>
       </w:pPr>
       <w:r>
-        <w:rPr>
-          <w:lang w:val="en-US"/>
-        </w:rPr>
-        <w:t xml:space="preserve">Hoàn thành việc thu thập, làm sạch và xử lý dữ liệu từ </w:t>
-      </w:r>
-      <w:r>
-        <w:rPr>
-          <w:lang w:val="en-US"/>
-        </w:rPr>
-        <w:t>dữ</w:t>
-      </w:r>
-      <w:r>
-        <w:t xml:space="preserve"> liệu thô.</w:t>
+        <w:t>Xây dựng được bộ dữ liệu sạch từ việc thu thập, làm sạch, xử lý dữ liệu bằng ngôn ngữ Python</w:t>
+      </w:r>
+      <w:r>
+        <w:t>.</w:t>
       </w:r>
     </w:p>
     <w:p>
@@ -24843,7 +24970,7 @@
         <w:pStyle w:val="ListParagraph"/>
         <w:numPr>
           <w:ilvl w:val="0"/>
-          <w:numId w:val="56"/>
+          <w:numId w:val="39"/>
         </w:numPr>
         <w:spacing w:line="360" w:lineRule="auto"/>
         <w:ind w:left="426"/>
@@ -24853,7 +24980,25 @@
         <w:rPr>
           <w:lang w:val="en-US"/>
         </w:rPr>
-        <w:t>Vận dụng hiệu quả các thư viện Python như Pandas, Matplotlib, Statsmodels để phân tích và xây dựng mô hình dự báo bằng phương pháp Holt-Winters.</w:t>
+        <w:t>Vận dụng hiệu quả các thư viện Python như Pandas, Matplotlib, Statsmodels để xây dựng</w:t>
+      </w:r>
+      <w:r>
+        <w:t xml:space="preserve"> các</w:t>
+      </w:r>
+      <w:r>
+        <w:rPr>
+          <w:lang w:val="en-US"/>
+        </w:rPr>
+        <w:t xml:space="preserve"> mô hình dự </w:t>
+      </w:r>
+      <w:r>
+        <w:rPr>
+          <w:lang w:val="en-US"/>
+        </w:rPr>
+        <w:t>báo</w:t>
+      </w:r>
+      <w:r>
+        <w:t>.</w:t>
       </w:r>
     </w:p>
     <w:p>
@@ -24861,41 +25006,23 @@
         <w:pStyle w:val="ListParagraph"/>
         <w:numPr>
           <w:ilvl w:val="0"/>
-          <w:numId w:val="56"/>
+          <w:numId w:val="39"/>
         </w:numPr>
         <w:spacing w:line="360" w:lineRule="auto"/>
         <w:ind w:left="426"/>
         <w:jc w:val="both"/>
-      </w:pPr>
-      <w:r>
         <w:rPr>
           <w:lang w:val="en-US"/>
         </w:rPr>
-        <w:t xml:space="preserve">Xây dựng hệ thống báo cáo trực quan bằng Power BI giúp </w:t>
+      </w:pPr>
+      <w:r>
+        <w:t>Phân tích, trực quan hóa dưới dạng biểu đồ về tình hình kinh doanh và biến động cổ phiếu bằng Python, Power BI.</w:t>
       </w:r>
       <w:r>
         <w:rPr>
           <w:lang w:val="en-US"/>
         </w:rPr>
-        <w:t>trực</w:t>
-      </w:r>
-      <w:r>
-        <w:t xml:space="preserve"> quan hóa</w:t>
-      </w:r>
-      <w:r>
-        <w:rPr>
-          <w:lang w:val="en-US"/>
-        </w:rPr>
-        <w:t xml:space="preserve"> các xu hướng doanh thu, cũng như biến động giá cổ phiếu một cách </w:t>
-      </w:r>
-      <w:r>
-        <w:rPr>
-          <w:lang w:val="en-US"/>
-        </w:rPr>
-        <w:t>dễ</w:t>
-      </w:r>
-      <w:r>
-        <w:t xml:space="preserve"> hiểu.</w:t>
+        <w:t xml:space="preserve"> </w:t>
       </w:r>
     </w:p>
     <w:p>
@@ -24903,7 +25030,7 @@
         <w:pStyle w:val="ListParagraph"/>
         <w:numPr>
           <w:ilvl w:val="0"/>
-          <w:numId w:val="56"/>
+          <w:numId w:val="39"/>
         </w:numPr>
         <w:spacing w:line="360" w:lineRule="auto"/>
         <w:ind w:left="426"/>
@@ -24966,7 +25093,7 @@
         <w:pStyle w:val="ListParagraph"/>
         <w:numPr>
           <w:ilvl w:val="0"/>
-          <w:numId w:val="79"/>
+          <w:numId w:val="54"/>
         </w:numPr>
         <w:spacing w:line="360" w:lineRule="auto"/>
         <w:ind w:left="426"/>
@@ -24987,7 +25114,7 @@
         <w:pStyle w:val="ListParagraph"/>
         <w:numPr>
           <w:ilvl w:val="0"/>
-          <w:numId w:val="79"/>
+          <w:numId w:val="54"/>
         </w:numPr>
         <w:spacing w:line="360" w:lineRule="auto"/>
         <w:ind w:left="426"/>
@@ -25032,7 +25159,7 @@
         <w:pStyle w:val="ListParagraph"/>
         <w:numPr>
           <w:ilvl w:val="0"/>
-          <w:numId w:val="79"/>
+          <w:numId w:val="54"/>
         </w:numPr>
         <w:spacing w:line="360" w:lineRule="auto"/>
         <w:ind w:left="426"/>
@@ -25053,7 +25180,7 @@
         <w:pStyle w:val="ListParagraph"/>
         <w:numPr>
           <w:ilvl w:val="0"/>
-          <w:numId w:val="79"/>
+          <w:numId w:val="54"/>
         </w:numPr>
         <w:spacing w:line="360" w:lineRule="auto"/>
         <w:ind w:left="426"/>
@@ -25082,6 +25209,7 @@
     <w:p>
       <w:pPr>
         <w:pStyle w:val="Heading1"/>
+        <w:spacing w:line="360" w:lineRule="auto"/>
         <w:jc w:val="center"/>
         <w:rPr>
           <w:rFonts w:ascii="Times New Roman" w:hAnsi="Times New Roman" w:cs="Times New Roman"/>
@@ -25105,7 +25233,36 @@
       </w:r>
       <w:bookmarkEnd w:id="229"/>
     </w:p>
-    <w:p/>
+    <w:p>
+      <w:pPr>
+        <w:spacing w:line="360" w:lineRule="auto"/>
+        <w:jc w:val="both"/>
+      </w:pPr>
+      <w:r>
+        <w:t>[1] Nguyễn Văn Hiệp, Trần Văn Lâm (2020), Phân tích dữ liệu với Python, NXB Khoa học và Kỹ thuật.</w:t>
+      </w:r>
+    </w:p>
+    <w:p>
+      <w:pPr>
+        <w:spacing w:line="360" w:lineRule="auto"/>
+        <w:jc w:val="both"/>
+      </w:pPr>
+      <w:r>
+        <w:t>[</w:t>
+      </w:r>
+      <w:r>
+        <w:t>2</w:t>
+      </w:r>
+      <w:r>
+        <w:t xml:space="preserve">] Phạm Hồng Quang (2022), Phân tích dữ liệu với Power BI, </w:t>
+      </w:r>
+      <w:r>
+        <w:t>NXB</w:t>
+      </w:r>
+      <w:r>
+        <w:t xml:space="preserve"> Lao động.</w:t>
+      </w:r>
+    </w:p>
     <w:p>
       <w:pPr>
         <w:spacing w:line="360" w:lineRule="auto"/>
@@ -25115,71 +25272,70 @@
         </w:rPr>
       </w:pPr>
       <w:r>
-        <w:t xml:space="preserve">[1] Nguyễn Văn Hiệp, Trần Văn Lâm (2020), </w:t>
-      </w:r>
-      <w:r>
-        <w:rPr>
-          <w:i/>
-          <w:iCs/>
-        </w:rPr>
-        <w:t>Phân tích dữ liệu với Python</w:t>
-      </w:r>
-      <w:r>
-        <w:t>, NXB Khoa học và Kỹ thuật.</w:t>
-      </w:r>
-    </w:p>
-    <w:p>
-      <w:pPr>
-        <w:spacing w:line="360" w:lineRule="auto"/>
-        <w:jc w:val="both"/>
-      </w:pPr>
-      <w:r>
         <w:t>[</w:t>
       </w:r>
       <w:r>
+        <w:t>3</w:t>
+      </w:r>
+      <w:r>
+        <w:t xml:space="preserve">] Đào Văn Hiệp (2023), Ứng dụng Python trong khoa học dữ liệu, </w:t>
+      </w:r>
+      <w:r>
+        <w:t>NXB</w:t>
+      </w:r>
+      <w:r>
+        <w:t xml:space="preserve"> Thống kê.</w:t>
+      </w:r>
+    </w:p>
+    <w:p>
+      <w:pPr>
+        <w:spacing w:line="360" w:lineRule="auto"/>
+        <w:jc w:val="both"/>
+      </w:pPr>
+      <w:r>
+        <w:t>[</w:t>
+      </w:r>
+      <w:r>
         <w:rPr>
           <w:lang w:val="en-US"/>
         </w:rPr>
-        <w:t>2</w:t>
-      </w:r>
-      <w:r>
-        <w:t>] Python pandas documentation. (n.d.). Truy cập ngày 15/</w:t>
-      </w:r>
-      <w:r>
-        <w:t>03</w:t>
-      </w:r>
-      <w:r>
-        <w:t>/</w:t>
-      </w:r>
-      <w:r>
-        <w:t>2025</w:t>
-      </w:r>
-      <w:r>
-        <w:t xml:space="preserve"> từ https://pandas.pydata.org/docs/</w:t>
-      </w:r>
-      <w:r>
-        <w:br/>
+        <w:t>4</w:t>
+      </w:r>
+      <w:r>
+        <w:t>] Nguyễn Thị Thanh Huyền, Ngô Thị Bích Thuý, Phạm Kim Phượng</w:t>
+      </w:r>
+    </w:p>
+    <w:p>
+      <w:pPr>
+        <w:spacing w:line="360" w:lineRule="auto"/>
+        <w:jc w:val="both"/>
+      </w:pPr>
+      <w:r>
+        <w:t>(2011), Giáo trình Phân tích thiết kế hệ thống, NXB Giáo dục Việt Nam.</w:t>
+      </w:r>
+    </w:p>
+    <w:p>
+      <w:pPr>
+        <w:spacing w:line="360" w:lineRule="auto"/>
+        <w:jc w:val="both"/>
+      </w:pPr>
+      <w:r>
         <w:t>[</w:t>
       </w:r>
       <w:r>
         <w:rPr>
           <w:lang w:val="en-US"/>
         </w:rPr>
-        <w:t>3</w:t>
-      </w:r>
-      <w:r>
-        <w:t xml:space="preserve">] Microsoft Power BI Documentation. (n.d.). Truy cập ngày 20/03/2025 từ </w:t>
-      </w:r>
-      <w:hyperlink r:id="rId85" w:tgtFrame="_new" w:history="1">
-        <w:r>
-          <w:rPr>
-            <w:rStyle w:val="Hyperlink"/>
-          </w:rPr>
-          <w:t>https://learn.microsoft.com/en-us/power-bi/</w:t>
-        </w:r>
-      </w:hyperlink>
-      <w:r>
-        <w:t xml:space="preserve"> </w:t>
+        <w:t>5</w:t>
+      </w:r>
+      <w:r>
+        <w:t xml:space="preserve">] Hoàng Quang Huy (2016), Giáo trình kiểm thử phần mềm, </w:t>
+      </w:r>
+      <w:r>
+        <w:t>NXB</w:t>
+      </w:r>
+      <w:r>
+        <w:t xml:space="preserve"> Thống kê.</w:t>
       </w:r>
     </w:p>
     <w:p>
@@ -25194,20 +25350,10 @@
         <w:rPr>
           <w:lang w:val="en-US"/>
         </w:rPr>
-        <w:t>4</w:t>
-      </w:r>
-      <w:r>
-        <w:t xml:space="preserve">] Brockwell, P. J., &amp; Davis, R. A. (2016), </w:t>
-      </w:r>
-      <w:r>
-        <w:rPr>
-          <w:i/>
-          <w:iCs/>
-        </w:rPr>
-        <w:t>Introduction to Time Series and Forecasting</w:t>
-      </w:r>
-      <w:r>
-        <w:t xml:space="preserve"> (3rd ed.), Springer.</w:t>
+        <w:t>6</w:t>
+      </w:r>
+      <w:r>
+        <w:t>] Brockwell, P. J., &amp; Davis, R. A. (2016), Introduction to Time Series and Forecasting (3rd ed.), Springer.</w:t>
       </w:r>
     </w:p>
     <w:p>
@@ -25219,23 +25365,10 @@
         <w:t>[</w:t>
       </w:r>
       <w:r>
-        <w:rPr>
-          <w:lang w:val="en-US"/>
-        </w:rPr>
-        <w:t>5</w:t>
-      </w:r>
-      <w:r>
-        <w:t xml:space="preserve">] Hyndman, R. J., &amp; Athanasopoulos, G. (2018), </w:t>
-      </w:r>
-      <w:r>
-        <w:rPr>
-          <w:i/>
-          <w:iCs/>
-        </w:rPr>
-        <w:t>Forecasting: Principles and Practice</w:t>
-      </w:r>
-      <w:r>
-        <w:t xml:space="preserve"> (2nd ed.), OTexts.</w:t>
+        <w:t>7</w:t>
+      </w:r>
+      <w:r>
+        <w:t>] Michael Bowles (2015), Machine Learning in Python: Essential Techniques for Predictive Analysis, Wiley.</w:t>
       </w:r>
     </w:p>
     <w:p>
@@ -25247,52 +25380,12 @@
         <w:t>[</w:t>
       </w:r>
       <w:r>
-        <w:rPr>
-          <w:lang w:val="en-US"/>
-        </w:rPr>
-        <w:t>6</w:t>
-      </w:r>
-      <w:r>
-        <w:t>] Nguyễn Thị Thanh Huyền, Ngô Thị Bích Thuý, Phạm Kim Phượng</w:t>
-      </w:r>
-    </w:p>
-    <w:p>
-      <w:pPr>
-        <w:spacing w:line="360" w:lineRule="auto"/>
-        <w:jc w:val="both"/>
-      </w:pPr>
-      <w:r>
-        <w:t>(2011), Giáo trình Phân tích thiết kế hệ thống, NXB Giáo dục Việt Nam.</w:t>
-      </w:r>
-    </w:p>
-    <w:p>
-      <w:pPr>
-        <w:spacing w:line="360" w:lineRule="auto"/>
-        <w:jc w:val="both"/>
-      </w:pPr>
-      <w:r>
-        <w:t>[</w:t>
-      </w:r>
-      <w:r>
-        <w:rPr>
-          <w:lang w:val="en-US"/>
-        </w:rPr>
-        <w:t>7</w:t>
-      </w:r>
-      <w:r>
-        <w:t>] Hoàng Quang Huy (2016), “Giáo trình kiểm thử phần mềm”, Nhà xuất</w:t>
-      </w:r>
-    </w:p>
-    <w:p>
-      <w:pPr>
-        <w:spacing w:line="360" w:lineRule="auto"/>
-        <w:jc w:val="both"/>
-      </w:pPr>
-      <w:r>
-        <w:t>bản Thống kê.</w:t>
-      </w:r>
-    </w:p>
-    <w:p/>
+        <w:t>8</w:t>
+      </w:r>
+      <w:r>
+        <w:t>] Tyler Richards (2022), Getting Started with Streamlit for Data Science: Create and Deploy Streamlit Web Apps from Scratch, Packt Publishing.</w:t>
+      </w:r>
+    </w:p>
     <w:sectPr>
       <w:pgSz w:w="11907" w:h="16839" w:code="9"/>
       <w:pgMar w:top="1418" w:right="1134" w:bottom="1134" w:left="1985" w:header="720" w:footer="720" w:gutter="0"/>
@@ -25546,13 +25639,241 @@
     </w:lvl>
   </w:abstractNum>
   <w:abstractNum w:abstractNumId="1" w15:restartNumberingAfterBreak="0">
-    <w:nsid w:val="062B55A5"/>
+    <w:nsid w:val="06D8460F"/>
+    <w:multiLevelType w:val="hybridMultilevel"/>
+    <w:tmpl w:val="E4C2A974"/>
+    <w:lvl w:ilvl="0" w:tplc="FE7C697A">
+      <w:start w:val="1"/>
+      <w:numFmt w:val="bullet"/>
+      <w:lvlText w:val="-"/>
+      <w:lvlJc w:val="left"/>
+      <w:pPr>
+        <w:ind w:left="720" w:hanging="360"/>
+      </w:pPr>
+      <w:rPr>
+        <w:rFonts w:ascii="Times New Roman" w:eastAsia="Times New Roman" w:hAnsi="Times New Roman" w:cs="Times New Roman" w:hint="default"/>
+        <w:b/>
+      </w:rPr>
+    </w:lvl>
+    <w:lvl w:ilvl="1" w:tplc="04090003" w:tentative="1">
+      <w:start w:val="1"/>
+      <w:numFmt w:val="bullet"/>
+      <w:lvlText w:val="o"/>
+      <w:lvlJc w:val="left"/>
+      <w:pPr>
+        <w:ind w:left="1440" w:hanging="360"/>
+      </w:pPr>
+      <w:rPr>
+        <w:rFonts w:ascii="Courier New" w:hAnsi="Courier New" w:cs="Courier New" w:hint="default"/>
+      </w:rPr>
+    </w:lvl>
+    <w:lvl w:ilvl="2" w:tplc="04090005" w:tentative="1">
+      <w:start w:val="1"/>
+      <w:numFmt w:val="bullet"/>
+      <w:lvlText w:val=""/>
+      <w:lvlJc w:val="left"/>
+      <w:pPr>
+        <w:ind w:left="2160" w:hanging="360"/>
+      </w:pPr>
+      <w:rPr>
+        <w:rFonts w:ascii="Wingdings" w:hAnsi="Wingdings" w:hint="default"/>
+      </w:rPr>
+    </w:lvl>
+    <w:lvl w:ilvl="3" w:tplc="04090001" w:tentative="1">
+      <w:start w:val="1"/>
+      <w:numFmt w:val="bullet"/>
+      <w:lvlText w:val=""/>
+      <w:lvlJc w:val="left"/>
+      <w:pPr>
+        <w:ind w:left="2880" w:hanging="360"/>
+      </w:pPr>
+      <w:rPr>
+        <w:rFonts w:ascii="Symbol" w:hAnsi="Symbol" w:hint="default"/>
+      </w:rPr>
+    </w:lvl>
+    <w:lvl w:ilvl="4" w:tplc="04090003" w:tentative="1">
+      <w:start w:val="1"/>
+      <w:numFmt w:val="bullet"/>
+      <w:lvlText w:val="o"/>
+      <w:lvlJc w:val="left"/>
+      <w:pPr>
+        <w:ind w:left="3600" w:hanging="360"/>
+      </w:pPr>
+      <w:rPr>
+        <w:rFonts w:ascii="Courier New" w:hAnsi="Courier New" w:cs="Courier New" w:hint="default"/>
+      </w:rPr>
+    </w:lvl>
+    <w:lvl w:ilvl="5" w:tplc="04090005" w:tentative="1">
+      <w:start w:val="1"/>
+      <w:numFmt w:val="bullet"/>
+      <w:lvlText w:val=""/>
+      <w:lvlJc w:val="left"/>
+      <w:pPr>
+        <w:ind w:left="4320" w:hanging="360"/>
+      </w:pPr>
+      <w:rPr>
+        <w:rFonts w:ascii="Wingdings" w:hAnsi="Wingdings" w:hint="default"/>
+      </w:rPr>
+    </w:lvl>
+    <w:lvl w:ilvl="6" w:tplc="04090001" w:tentative="1">
+      <w:start w:val="1"/>
+      <w:numFmt w:val="bullet"/>
+      <w:lvlText w:val=""/>
+      <w:lvlJc w:val="left"/>
+      <w:pPr>
+        <w:ind w:left="5040" w:hanging="360"/>
+      </w:pPr>
+      <w:rPr>
+        <w:rFonts w:ascii="Symbol" w:hAnsi="Symbol" w:hint="default"/>
+      </w:rPr>
+    </w:lvl>
+    <w:lvl w:ilvl="7" w:tplc="04090003" w:tentative="1">
+      <w:start w:val="1"/>
+      <w:numFmt w:val="bullet"/>
+      <w:lvlText w:val="o"/>
+      <w:lvlJc w:val="left"/>
+      <w:pPr>
+        <w:ind w:left="5760" w:hanging="360"/>
+      </w:pPr>
+      <w:rPr>
+        <w:rFonts w:ascii="Courier New" w:hAnsi="Courier New" w:cs="Courier New" w:hint="default"/>
+      </w:rPr>
+    </w:lvl>
+    <w:lvl w:ilvl="8" w:tplc="04090005" w:tentative="1">
+      <w:start w:val="1"/>
+      <w:numFmt w:val="bullet"/>
+      <w:lvlText w:val=""/>
+      <w:lvlJc w:val="left"/>
+      <w:pPr>
+        <w:ind w:left="6480" w:hanging="360"/>
+      </w:pPr>
+      <w:rPr>
+        <w:rFonts w:ascii="Wingdings" w:hAnsi="Wingdings" w:hint="default"/>
+      </w:rPr>
+    </w:lvl>
+  </w:abstractNum>
+  <w:abstractNum w:abstractNumId="2" w15:restartNumberingAfterBreak="0">
+    <w:nsid w:val="08573111"/>
+    <w:multiLevelType w:val="hybridMultilevel"/>
+    <w:tmpl w:val="2E665E5A"/>
+    <w:lvl w:ilvl="0" w:tplc="5C4E8D1C">
+      <w:start w:val="1"/>
+      <w:numFmt w:val="bullet"/>
+      <w:lvlText w:val="+"/>
+      <w:lvlJc w:val="left"/>
+      <w:pPr>
+        <w:ind w:left="720" w:hanging="360"/>
+      </w:pPr>
+      <w:rPr>
+        <w:rFonts w:ascii="Times New Roman" w:eastAsia="Times New Roman" w:hAnsi="Times New Roman" w:cs="Times New Roman" w:hint="default"/>
+        <w:b/>
+      </w:rPr>
+    </w:lvl>
+    <w:lvl w:ilvl="1" w:tplc="04090003" w:tentative="1">
+      <w:start w:val="1"/>
+      <w:numFmt w:val="bullet"/>
+      <w:lvlText w:val="o"/>
+      <w:lvlJc w:val="left"/>
+      <w:pPr>
+        <w:ind w:left="1440" w:hanging="360"/>
+      </w:pPr>
+      <w:rPr>
+        <w:rFonts w:ascii="Courier New" w:hAnsi="Courier New" w:cs="Courier New" w:hint="default"/>
+      </w:rPr>
+    </w:lvl>
+    <w:lvl w:ilvl="2" w:tplc="04090005" w:tentative="1">
+      <w:start w:val="1"/>
+      <w:numFmt w:val="bullet"/>
+      <w:lvlText w:val=""/>
+      <w:lvlJc w:val="left"/>
+      <w:pPr>
+        <w:ind w:left="2160" w:hanging="360"/>
+      </w:pPr>
+      <w:rPr>
+        <w:rFonts w:ascii="Wingdings" w:hAnsi="Wingdings" w:hint="default"/>
+      </w:rPr>
+    </w:lvl>
+    <w:lvl w:ilvl="3" w:tplc="04090001" w:tentative="1">
+      <w:start w:val="1"/>
+      <w:numFmt w:val="bullet"/>
+      <w:lvlText w:val=""/>
+      <w:lvlJc w:val="left"/>
+      <w:pPr>
+        <w:ind w:left="2880" w:hanging="360"/>
+      </w:pPr>
+      <w:rPr>
+        <w:rFonts w:ascii="Symbol" w:hAnsi="Symbol" w:hint="default"/>
+      </w:rPr>
+    </w:lvl>
+    <w:lvl w:ilvl="4" w:tplc="04090003" w:tentative="1">
+      <w:start w:val="1"/>
+      <w:numFmt w:val="bullet"/>
+      <w:lvlText w:val="o"/>
+      <w:lvlJc w:val="left"/>
+      <w:pPr>
+        <w:ind w:left="3600" w:hanging="360"/>
+      </w:pPr>
+      <w:rPr>
+        <w:rFonts w:ascii="Courier New" w:hAnsi="Courier New" w:cs="Courier New" w:hint="default"/>
+      </w:rPr>
+    </w:lvl>
+    <w:lvl w:ilvl="5" w:tplc="04090005" w:tentative="1">
+      <w:start w:val="1"/>
+      <w:numFmt w:val="bullet"/>
+      <w:lvlText w:val=""/>
+      <w:lvlJc w:val="left"/>
+      <w:pPr>
+        <w:ind w:left="4320" w:hanging="360"/>
+      </w:pPr>
+      <w:rPr>
+        <w:rFonts w:ascii="Wingdings" w:hAnsi="Wingdings" w:hint="default"/>
+      </w:rPr>
+    </w:lvl>
+    <w:lvl w:ilvl="6" w:tplc="04090001" w:tentative="1">
+      <w:start w:val="1"/>
+      <w:numFmt w:val="bullet"/>
+      <w:lvlText w:val=""/>
+      <w:lvlJc w:val="left"/>
+      <w:pPr>
+        <w:ind w:left="5040" w:hanging="360"/>
+      </w:pPr>
+      <w:rPr>
+        <w:rFonts w:ascii="Symbol" w:hAnsi="Symbol" w:hint="default"/>
+      </w:rPr>
+    </w:lvl>
+    <w:lvl w:ilvl="7" w:tplc="04090003" w:tentative="1">
+      <w:start w:val="1"/>
+      <w:numFmt w:val="bullet"/>
+      <w:lvlText w:val="o"/>
+      <w:lvlJc w:val="left"/>
+      <w:pPr>
+        <w:ind w:left="5760" w:hanging="360"/>
+      </w:pPr>
+      <w:rPr>
+        <w:rFonts w:ascii="Courier New" w:hAnsi="Courier New" w:cs="Courier New" w:hint="default"/>
+      </w:rPr>
+    </w:lvl>
+    <w:lvl w:ilvl="8" w:tplc="04090005" w:tentative="1">
+      <w:start w:val="1"/>
+      <w:numFmt w:val="bullet"/>
+      <w:lvlText w:val=""/>
+      <w:lvlJc w:val="left"/>
+      <w:pPr>
+        <w:ind w:left="6480" w:hanging="360"/>
+      </w:pPr>
+      <w:rPr>
+        <w:rFonts w:ascii="Wingdings" w:hAnsi="Wingdings" w:hint="default"/>
+      </w:rPr>
+    </w:lvl>
+  </w:abstractNum>
+  <w:abstractNum w:abstractNumId="3" w15:restartNumberingAfterBreak="0">
+    <w:nsid w:val="0D454592"/>
     <w:multiLevelType w:val="multilevel"/>
-    <w:tmpl w:val="A64E720E"/>
+    <w:tmpl w:val="632E5C32"/>
     <w:lvl w:ilvl="0">
       <w:start w:val="1"/>
       <w:numFmt w:val="bullet"/>
-      <w:lvlText w:val=""/>
+      <w:lvlText w:val="-"/>
       <w:lvlJc w:val="left"/>
       <w:pPr>
         <w:tabs>
@@ -25561,24 +25882,21 @@
         <w:ind w:left="720" w:hanging="360"/>
       </w:pPr>
       <w:rPr>
-        <w:rFonts w:ascii="Symbol" w:hAnsi="Symbol" w:hint="default"/>
+        <w:rFonts w:ascii="Times New Roman" w:eastAsia="Times New Roman" w:hAnsi="Times New Roman" w:cs="Times New Roman" w:hint="default"/>
+        <w:b/>
         <w:sz w:val="20"/>
       </w:rPr>
     </w:lvl>
-    <w:lvl w:ilvl="1" w:tentative="1">
-      <w:start w:val="1"/>
-      <w:numFmt w:val="bullet"/>
-      <w:lvlText w:val="o"/>
-      <w:lvlJc w:val="left"/>
-      <w:pPr>
-        <w:tabs>
-          <w:tab w:val="num" w:pos="1440"/>
-        </w:tabs>
+    <w:lvl w:ilvl="1">
+      <w:start w:val="1"/>
+      <w:numFmt w:val="decimal"/>
+      <w:lvlText w:val="%2."/>
+      <w:lvlJc w:val="left"/>
+      <w:pPr>
         <w:ind w:left="1440" w:hanging="360"/>
       </w:pPr>
       <w:rPr>
-        <w:rFonts w:ascii="Courier New" w:hAnsi="Courier New" w:hint="default"/>
-        <w:sz w:val="20"/>
+        <w:rFonts w:hint="default"/>
       </w:rPr>
     </w:lvl>
     <w:lvl w:ilvl="2" w:tentative="1">
@@ -25694,381 +26012,7 @@
       </w:rPr>
     </w:lvl>
   </w:abstractNum>
-  <w:abstractNum w:abstractNumId="2" w15:restartNumberingAfterBreak="0">
-    <w:nsid w:val="06D8460F"/>
-    <w:multiLevelType w:val="hybridMultilevel"/>
-    <w:tmpl w:val="E4C2A974"/>
-    <w:lvl w:ilvl="0" w:tplc="FE7C697A">
-      <w:start w:val="1"/>
-      <w:numFmt w:val="bullet"/>
-      <w:lvlText w:val="-"/>
-      <w:lvlJc w:val="left"/>
-      <w:pPr>
-        <w:ind w:left="720" w:hanging="360"/>
-      </w:pPr>
-      <w:rPr>
-        <w:rFonts w:ascii="Times New Roman" w:eastAsia="Times New Roman" w:hAnsi="Times New Roman" w:cs="Times New Roman" w:hint="default"/>
-        <w:b/>
-      </w:rPr>
-    </w:lvl>
-    <w:lvl w:ilvl="1" w:tplc="04090003" w:tentative="1">
-      <w:start w:val="1"/>
-      <w:numFmt w:val="bullet"/>
-      <w:lvlText w:val="o"/>
-      <w:lvlJc w:val="left"/>
-      <w:pPr>
-        <w:ind w:left="1440" w:hanging="360"/>
-      </w:pPr>
-      <w:rPr>
-        <w:rFonts w:ascii="Courier New" w:hAnsi="Courier New" w:cs="Courier New" w:hint="default"/>
-      </w:rPr>
-    </w:lvl>
-    <w:lvl w:ilvl="2" w:tplc="04090005" w:tentative="1">
-      <w:start w:val="1"/>
-      <w:numFmt w:val="bullet"/>
-      <w:lvlText w:val=""/>
-      <w:lvlJc w:val="left"/>
-      <w:pPr>
-        <w:ind w:left="2160" w:hanging="360"/>
-      </w:pPr>
-      <w:rPr>
-        <w:rFonts w:ascii="Wingdings" w:hAnsi="Wingdings" w:hint="default"/>
-      </w:rPr>
-    </w:lvl>
-    <w:lvl w:ilvl="3" w:tplc="04090001" w:tentative="1">
-      <w:start w:val="1"/>
-      <w:numFmt w:val="bullet"/>
-      <w:lvlText w:val=""/>
-      <w:lvlJc w:val="left"/>
-      <w:pPr>
-        <w:ind w:left="2880" w:hanging="360"/>
-      </w:pPr>
-      <w:rPr>
-        <w:rFonts w:ascii="Symbol" w:hAnsi="Symbol" w:hint="default"/>
-      </w:rPr>
-    </w:lvl>
-    <w:lvl w:ilvl="4" w:tplc="04090003" w:tentative="1">
-      <w:start w:val="1"/>
-      <w:numFmt w:val="bullet"/>
-      <w:lvlText w:val="o"/>
-      <w:lvlJc w:val="left"/>
-      <w:pPr>
-        <w:ind w:left="3600" w:hanging="360"/>
-      </w:pPr>
-      <w:rPr>
-        <w:rFonts w:ascii="Courier New" w:hAnsi="Courier New" w:cs="Courier New" w:hint="default"/>
-      </w:rPr>
-    </w:lvl>
-    <w:lvl w:ilvl="5" w:tplc="04090005" w:tentative="1">
-      <w:start w:val="1"/>
-      <w:numFmt w:val="bullet"/>
-      <w:lvlText w:val=""/>
-      <w:lvlJc w:val="left"/>
-      <w:pPr>
-        <w:ind w:left="4320" w:hanging="360"/>
-      </w:pPr>
-      <w:rPr>
-        <w:rFonts w:ascii="Wingdings" w:hAnsi="Wingdings" w:hint="default"/>
-      </w:rPr>
-    </w:lvl>
-    <w:lvl w:ilvl="6" w:tplc="04090001" w:tentative="1">
-      <w:start w:val="1"/>
-      <w:numFmt w:val="bullet"/>
-      <w:lvlText w:val=""/>
-      <w:lvlJc w:val="left"/>
-      <w:pPr>
-        <w:ind w:left="5040" w:hanging="360"/>
-      </w:pPr>
-      <w:rPr>
-        <w:rFonts w:ascii="Symbol" w:hAnsi="Symbol" w:hint="default"/>
-      </w:rPr>
-    </w:lvl>
-    <w:lvl w:ilvl="7" w:tplc="04090003" w:tentative="1">
-      <w:start w:val="1"/>
-      <w:numFmt w:val="bullet"/>
-      <w:lvlText w:val="o"/>
-      <w:lvlJc w:val="left"/>
-      <w:pPr>
-        <w:ind w:left="5760" w:hanging="360"/>
-      </w:pPr>
-      <w:rPr>
-        <w:rFonts w:ascii="Courier New" w:hAnsi="Courier New" w:cs="Courier New" w:hint="default"/>
-      </w:rPr>
-    </w:lvl>
-    <w:lvl w:ilvl="8" w:tplc="04090005" w:tentative="1">
-      <w:start w:val="1"/>
-      <w:numFmt w:val="bullet"/>
-      <w:lvlText w:val=""/>
-      <w:lvlJc w:val="left"/>
-      <w:pPr>
-        <w:ind w:left="6480" w:hanging="360"/>
-      </w:pPr>
-      <w:rPr>
-        <w:rFonts w:ascii="Wingdings" w:hAnsi="Wingdings" w:hint="default"/>
-      </w:rPr>
-    </w:lvl>
-  </w:abstractNum>
-  <w:abstractNum w:abstractNumId="3" w15:restartNumberingAfterBreak="0">
-    <w:nsid w:val="08573111"/>
-    <w:multiLevelType w:val="hybridMultilevel"/>
-    <w:tmpl w:val="2E665E5A"/>
-    <w:lvl w:ilvl="0" w:tplc="5C4E8D1C">
-      <w:start w:val="1"/>
-      <w:numFmt w:val="bullet"/>
-      <w:lvlText w:val="+"/>
-      <w:lvlJc w:val="left"/>
-      <w:pPr>
-        <w:ind w:left="720" w:hanging="360"/>
-      </w:pPr>
-      <w:rPr>
-        <w:rFonts w:ascii="Times New Roman" w:eastAsia="Times New Roman" w:hAnsi="Times New Roman" w:cs="Times New Roman" w:hint="default"/>
-        <w:b/>
-      </w:rPr>
-    </w:lvl>
-    <w:lvl w:ilvl="1" w:tplc="04090003" w:tentative="1">
-      <w:start w:val="1"/>
-      <w:numFmt w:val="bullet"/>
-      <w:lvlText w:val="o"/>
-      <w:lvlJc w:val="left"/>
-      <w:pPr>
-        <w:ind w:left="1440" w:hanging="360"/>
-      </w:pPr>
-      <w:rPr>
-        <w:rFonts w:ascii="Courier New" w:hAnsi="Courier New" w:cs="Courier New" w:hint="default"/>
-      </w:rPr>
-    </w:lvl>
-    <w:lvl w:ilvl="2" w:tplc="04090005" w:tentative="1">
-      <w:start w:val="1"/>
-      <w:numFmt w:val="bullet"/>
-      <w:lvlText w:val=""/>
-      <w:lvlJc w:val="left"/>
-      <w:pPr>
-        <w:ind w:left="2160" w:hanging="360"/>
-      </w:pPr>
-      <w:rPr>
-        <w:rFonts w:ascii="Wingdings" w:hAnsi="Wingdings" w:hint="default"/>
-      </w:rPr>
-    </w:lvl>
-    <w:lvl w:ilvl="3" w:tplc="04090001" w:tentative="1">
-      <w:start w:val="1"/>
-      <w:numFmt w:val="bullet"/>
-      <w:lvlText w:val=""/>
-      <w:lvlJc w:val="left"/>
-      <w:pPr>
-        <w:ind w:left="2880" w:hanging="360"/>
-      </w:pPr>
-      <w:rPr>
-        <w:rFonts w:ascii="Symbol" w:hAnsi="Symbol" w:hint="default"/>
-      </w:rPr>
-    </w:lvl>
-    <w:lvl w:ilvl="4" w:tplc="04090003" w:tentative="1">
-      <w:start w:val="1"/>
-      <w:numFmt w:val="bullet"/>
-      <w:lvlText w:val="o"/>
-      <w:lvlJc w:val="left"/>
-      <w:pPr>
-        <w:ind w:left="3600" w:hanging="360"/>
-      </w:pPr>
-      <w:rPr>
-        <w:rFonts w:ascii="Courier New" w:hAnsi="Courier New" w:cs="Courier New" w:hint="default"/>
-      </w:rPr>
-    </w:lvl>
-    <w:lvl w:ilvl="5" w:tplc="04090005" w:tentative="1">
-      <w:start w:val="1"/>
-      <w:numFmt w:val="bullet"/>
-      <w:lvlText w:val=""/>
-      <w:lvlJc w:val="left"/>
-      <w:pPr>
-        <w:ind w:left="4320" w:hanging="360"/>
-      </w:pPr>
-      <w:rPr>
-        <w:rFonts w:ascii="Wingdings" w:hAnsi="Wingdings" w:hint="default"/>
-      </w:rPr>
-    </w:lvl>
-    <w:lvl w:ilvl="6" w:tplc="04090001" w:tentative="1">
-      <w:start w:val="1"/>
-      <w:numFmt w:val="bullet"/>
-      <w:lvlText w:val=""/>
-      <w:lvlJc w:val="left"/>
-      <w:pPr>
-        <w:ind w:left="5040" w:hanging="360"/>
-      </w:pPr>
-      <w:rPr>
-        <w:rFonts w:ascii="Symbol" w:hAnsi="Symbol" w:hint="default"/>
-      </w:rPr>
-    </w:lvl>
-    <w:lvl w:ilvl="7" w:tplc="04090003" w:tentative="1">
-      <w:start w:val="1"/>
-      <w:numFmt w:val="bullet"/>
-      <w:lvlText w:val="o"/>
-      <w:lvlJc w:val="left"/>
-      <w:pPr>
-        <w:ind w:left="5760" w:hanging="360"/>
-      </w:pPr>
-      <w:rPr>
-        <w:rFonts w:ascii="Courier New" w:hAnsi="Courier New" w:cs="Courier New" w:hint="default"/>
-      </w:rPr>
-    </w:lvl>
-    <w:lvl w:ilvl="8" w:tplc="04090005" w:tentative="1">
-      <w:start w:val="1"/>
-      <w:numFmt w:val="bullet"/>
-      <w:lvlText w:val=""/>
-      <w:lvlJc w:val="left"/>
-      <w:pPr>
-        <w:ind w:left="6480" w:hanging="360"/>
-      </w:pPr>
-      <w:rPr>
-        <w:rFonts w:ascii="Wingdings" w:hAnsi="Wingdings" w:hint="default"/>
-      </w:rPr>
-    </w:lvl>
-  </w:abstractNum>
   <w:abstractNum w:abstractNumId="4" w15:restartNumberingAfterBreak="0">
-    <w:nsid w:val="0D454592"/>
-    <w:multiLevelType w:val="multilevel"/>
-    <w:tmpl w:val="632E5C32"/>
-    <w:lvl w:ilvl="0">
-      <w:start w:val="1"/>
-      <w:numFmt w:val="bullet"/>
-      <w:lvlText w:val="-"/>
-      <w:lvlJc w:val="left"/>
-      <w:pPr>
-        <w:tabs>
-          <w:tab w:val="num" w:pos="720"/>
-        </w:tabs>
-        <w:ind w:left="720" w:hanging="360"/>
-      </w:pPr>
-      <w:rPr>
-        <w:rFonts w:ascii="Times New Roman" w:eastAsia="Times New Roman" w:hAnsi="Times New Roman" w:cs="Times New Roman" w:hint="default"/>
-        <w:b/>
-        <w:sz w:val="20"/>
-      </w:rPr>
-    </w:lvl>
-    <w:lvl w:ilvl="1">
-      <w:start w:val="1"/>
-      <w:numFmt w:val="decimal"/>
-      <w:lvlText w:val="%2."/>
-      <w:lvlJc w:val="left"/>
-      <w:pPr>
-        <w:ind w:left="1440" w:hanging="360"/>
-      </w:pPr>
-      <w:rPr>
-        <w:rFonts w:hint="default"/>
-      </w:rPr>
-    </w:lvl>
-    <w:lvl w:ilvl="2" w:tentative="1">
-      <w:start w:val="1"/>
-      <w:numFmt w:val="bullet"/>
-      <w:lvlText w:val=""/>
-      <w:lvlJc w:val="left"/>
-      <w:pPr>
-        <w:tabs>
-          <w:tab w:val="num" w:pos="2160"/>
-        </w:tabs>
-        <w:ind w:left="2160" w:hanging="360"/>
-      </w:pPr>
-      <w:rPr>
-        <w:rFonts w:ascii="Wingdings" w:hAnsi="Wingdings" w:hint="default"/>
-        <w:sz w:val="20"/>
-      </w:rPr>
-    </w:lvl>
-    <w:lvl w:ilvl="3" w:tentative="1">
-      <w:start w:val="1"/>
-      <w:numFmt w:val="bullet"/>
-      <w:lvlText w:val=""/>
-      <w:lvlJc w:val="left"/>
-      <w:pPr>
-        <w:tabs>
-          <w:tab w:val="num" w:pos="2880"/>
-        </w:tabs>
-        <w:ind w:left="2880" w:hanging="360"/>
-      </w:pPr>
-      <w:rPr>
-        <w:rFonts w:ascii="Wingdings" w:hAnsi="Wingdings" w:hint="default"/>
-        <w:sz w:val="20"/>
-      </w:rPr>
-    </w:lvl>
-    <w:lvl w:ilvl="4" w:tentative="1">
-      <w:start w:val="1"/>
-      <w:numFmt w:val="bullet"/>
-      <w:lvlText w:val=""/>
-      <w:lvlJc w:val="left"/>
-      <w:pPr>
-        <w:tabs>
-          <w:tab w:val="num" w:pos="3600"/>
-        </w:tabs>
-        <w:ind w:left="3600" w:hanging="360"/>
-      </w:pPr>
-      <w:rPr>
-        <w:rFonts w:ascii="Wingdings" w:hAnsi="Wingdings" w:hint="default"/>
-        <w:sz w:val="20"/>
-      </w:rPr>
-    </w:lvl>
-    <w:lvl w:ilvl="5" w:tentative="1">
-      <w:start w:val="1"/>
-      <w:numFmt w:val="bullet"/>
-      <w:lvlText w:val=""/>
-      <w:lvlJc w:val="left"/>
-      <w:pPr>
-        <w:tabs>
-          <w:tab w:val="num" w:pos="4320"/>
-        </w:tabs>
-        <w:ind w:left="4320" w:hanging="360"/>
-      </w:pPr>
-      <w:rPr>
-        <w:rFonts w:ascii="Wingdings" w:hAnsi="Wingdings" w:hint="default"/>
-        <w:sz w:val="20"/>
-      </w:rPr>
-    </w:lvl>
-    <w:lvl w:ilvl="6" w:tentative="1">
-      <w:start w:val="1"/>
-      <w:numFmt w:val="bullet"/>
-      <w:lvlText w:val=""/>
-      <w:lvlJc w:val="left"/>
-      <w:pPr>
-        <w:tabs>
-          <w:tab w:val="num" w:pos="5040"/>
-        </w:tabs>
-        <w:ind w:left="5040" w:hanging="360"/>
-      </w:pPr>
-      <w:rPr>
-        <w:rFonts w:ascii="Wingdings" w:hAnsi="Wingdings" w:hint="default"/>
-        <w:sz w:val="20"/>
-      </w:rPr>
-    </w:lvl>
-    <w:lvl w:ilvl="7" w:tentative="1">
-      <w:start w:val="1"/>
-      <w:numFmt w:val="bullet"/>
-      <w:lvlText w:val=""/>
-      <w:lvlJc w:val="left"/>
-      <w:pPr>
-        <w:tabs>
-          <w:tab w:val="num" w:pos="5760"/>
-        </w:tabs>
-        <w:ind w:left="5760" w:hanging="360"/>
-      </w:pPr>
-      <w:rPr>
-        <w:rFonts w:ascii="Wingdings" w:hAnsi="Wingdings" w:hint="default"/>
-        <w:sz w:val="20"/>
-      </w:rPr>
-    </w:lvl>
-    <w:lvl w:ilvl="8" w:tentative="1">
-      <w:start w:val="1"/>
-      <w:numFmt w:val="bullet"/>
-      <w:lvlText w:val=""/>
-      <w:lvlJc w:val="left"/>
-      <w:pPr>
-        <w:tabs>
-          <w:tab w:val="num" w:pos="6480"/>
-        </w:tabs>
-        <w:ind w:left="6480" w:hanging="360"/>
-      </w:pPr>
-      <w:rPr>
-        <w:rFonts w:ascii="Wingdings" w:hAnsi="Wingdings" w:hint="default"/>
-        <w:sz w:val="20"/>
-      </w:rPr>
-    </w:lvl>
-  </w:abstractNum>
-  <w:abstractNum w:abstractNumId="5" w15:restartNumberingAfterBreak="0">
     <w:nsid w:val="0EA50A1C"/>
     <w:multiLevelType w:val="hybridMultilevel"/>
     <w:tmpl w:val="E78A1C4C"/>
@@ -26182,120 +26126,7 @@
       </w:rPr>
     </w:lvl>
   </w:abstractNum>
-  <w:abstractNum w:abstractNumId="6" w15:restartNumberingAfterBreak="0">
-    <w:nsid w:val="0F881549"/>
-    <w:multiLevelType w:val="hybridMultilevel"/>
-    <w:tmpl w:val="6B9CE1D6"/>
-    <w:lvl w:ilvl="0" w:tplc="0409000B">
-      <w:start w:val="1"/>
-      <w:numFmt w:val="bullet"/>
-      <w:lvlText w:val=""/>
-      <w:lvlJc w:val="left"/>
-      <w:pPr>
-        <w:ind w:left="720" w:hanging="360"/>
-      </w:pPr>
-      <w:rPr>
-        <w:rFonts w:ascii="Wingdings" w:hAnsi="Wingdings" w:hint="default"/>
-      </w:rPr>
-    </w:lvl>
-    <w:lvl w:ilvl="1" w:tplc="04090003" w:tentative="1">
-      <w:start w:val="1"/>
-      <w:numFmt w:val="bullet"/>
-      <w:lvlText w:val="o"/>
-      <w:lvlJc w:val="left"/>
-      <w:pPr>
-        <w:ind w:left="1440" w:hanging="360"/>
-      </w:pPr>
-      <w:rPr>
-        <w:rFonts w:ascii="Courier New" w:hAnsi="Courier New" w:cs="Courier New" w:hint="default"/>
-      </w:rPr>
-    </w:lvl>
-    <w:lvl w:ilvl="2" w:tplc="04090005" w:tentative="1">
-      <w:start w:val="1"/>
-      <w:numFmt w:val="bullet"/>
-      <w:lvlText w:val=""/>
-      <w:lvlJc w:val="left"/>
-      <w:pPr>
-        <w:ind w:left="2160" w:hanging="360"/>
-      </w:pPr>
-      <w:rPr>
-        <w:rFonts w:ascii="Wingdings" w:hAnsi="Wingdings" w:hint="default"/>
-      </w:rPr>
-    </w:lvl>
-    <w:lvl w:ilvl="3" w:tplc="04090001" w:tentative="1">
-      <w:start w:val="1"/>
-      <w:numFmt w:val="bullet"/>
-      <w:lvlText w:val=""/>
-      <w:lvlJc w:val="left"/>
-      <w:pPr>
-        <w:ind w:left="2880" w:hanging="360"/>
-      </w:pPr>
-      <w:rPr>
-        <w:rFonts w:ascii="Symbol" w:hAnsi="Symbol" w:hint="default"/>
-      </w:rPr>
-    </w:lvl>
-    <w:lvl w:ilvl="4" w:tplc="04090003" w:tentative="1">
-      <w:start w:val="1"/>
-      <w:numFmt w:val="bullet"/>
-      <w:lvlText w:val="o"/>
-      <w:lvlJc w:val="left"/>
-      <w:pPr>
-        <w:ind w:left="3600" w:hanging="360"/>
-      </w:pPr>
-      <w:rPr>
-        <w:rFonts w:ascii="Courier New" w:hAnsi="Courier New" w:cs="Courier New" w:hint="default"/>
-      </w:rPr>
-    </w:lvl>
-    <w:lvl w:ilvl="5" w:tplc="04090005" w:tentative="1">
-      <w:start w:val="1"/>
-      <w:numFmt w:val="bullet"/>
-      <w:lvlText w:val=""/>
-      <w:lvlJc w:val="left"/>
-      <w:pPr>
-        <w:ind w:left="4320" w:hanging="360"/>
-      </w:pPr>
-      <w:rPr>
-        <w:rFonts w:ascii="Wingdings" w:hAnsi="Wingdings" w:hint="default"/>
-      </w:rPr>
-    </w:lvl>
-    <w:lvl w:ilvl="6" w:tplc="04090001" w:tentative="1">
-      <w:start w:val="1"/>
-      <w:numFmt w:val="bullet"/>
-      <w:lvlText w:val=""/>
-      <w:lvlJc w:val="left"/>
-      <w:pPr>
-        <w:ind w:left="5040" w:hanging="360"/>
-      </w:pPr>
-      <w:rPr>
-        <w:rFonts w:ascii="Symbol" w:hAnsi="Symbol" w:hint="default"/>
-      </w:rPr>
-    </w:lvl>
-    <w:lvl w:ilvl="7" w:tplc="04090003" w:tentative="1">
-      <w:start w:val="1"/>
-      <w:numFmt w:val="bullet"/>
-      <w:lvlText w:val="o"/>
-      <w:lvlJc w:val="left"/>
-      <w:pPr>
-        <w:ind w:left="5760" w:hanging="360"/>
-      </w:pPr>
-      <w:rPr>
-        <w:rFonts w:ascii="Courier New" w:hAnsi="Courier New" w:cs="Courier New" w:hint="default"/>
-      </w:rPr>
-    </w:lvl>
-    <w:lvl w:ilvl="8" w:tplc="04090005" w:tentative="1">
-      <w:start w:val="1"/>
-      <w:numFmt w:val="bullet"/>
-      <w:lvlText w:val=""/>
-      <w:lvlJc w:val="left"/>
-      <w:pPr>
-        <w:ind w:left="6480" w:hanging="360"/>
-      </w:pPr>
-      <w:rPr>
-        <w:rFonts w:ascii="Wingdings" w:hAnsi="Wingdings" w:hint="default"/>
-      </w:rPr>
-    </w:lvl>
-  </w:abstractNum>
-  <w:abstractNum w:abstractNumId="7" w15:restartNumberingAfterBreak="0">
+  <w:abstractNum w:abstractNumId="5" w15:restartNumberingAfterBreak="0">
     <w:nsid w:val="0F887EFD"/>
     <w:multiLevelType w:val="hybridMultilevel"/>
     <w:tmpl w:val="AAA2AF0E"/>
@@ -26409,7 +26240,7 @@
       </w:rPr>
     </w:lvl>
   </w:abstractNum>
-  <w:abstractNum w:abstractNumId="8" w15:restartNumberingAfterBreak="0">
+  <w:abstractNum w:abstractNumId="6" w15:restartNumberingAfterBreak="0">
     <w:nsid w:val="106A6DEF"/>
     <w:multiLevelType w:val="hybridMultilevel"/>
     <w:tmpl w:val="95F69702"/>
@@ -26523,120 +26354,7 @@
       </w:rPr>
     </w:lvl>
   </w:abstractNum>
-  <w:abstractNum w:abstractNumId="9" w15:restartNumberingAfterBreak="0">
-    <w:nsid w:val="12B1462E"/>
-    <w:multiLevelType w:val="multilevel"/>
-    <w:tmpl w:val="0F2209A4"/>
-    <w:lvl w:ilvl="0">
-      <w:start w:val="1"/>
-      <w:numFmt w:val="decimal"/>
-      <w:lvlText w:val="%1."/>
-      <w:lvlJc w:val="left"/>
-      <w:pPr>
-        <w:tabs>
-          <w:tab w:val="num" w:pos="720"/>
-        </w:tabs>
-        <w:ind w:left="720" w:hanging="360"/>
-      </w:pPr>
-    </w:lvl>
-    <w:lvl w:ilvl="1" w:tentative="1">
-      <w:start w:val="1"/>
-      <w:numFmt w:val="decimal"/>
-      <w:lvlText w:val="%2."/>
-      <w:lvlJc w:val="left"/>
-      <w:pPr>
-        <w:tabs>
-          <w:tab w:val="num" w:pos="1440"/>
-        </w:tabs>
-        <w:ind w:left="1440" w:hanging="360"/>
-      </w:pPr>
-    </w:lvl>
-    <w:lvl w:ilvl="2" w:tentative="1">
-      <w:start w:val="1"/>
-      <w:numFmt w:val="decimal"/>
-      <w:lvlText w:val="%3."/>
-      <w:lvlJc w:val="left"/>
-      <w:pPr>
-        <w:tabs>
-          <w:tab w:val="num" w:pos="2160"/>
-        </w:tabs>
-        <w:ind w:left="2160" w:hanging="360"/>
-      </w:pPr>
-    </w:lvl>
-    <w:lvl w:ilvl="3" w:tentative="1">
-      <w:start w:val="1"/>
-      <w:numFmt w:val="decimal"/>
-      <w:lvlText w:val="%4."/>
-      <w:lvlJc w:val="left"/>
-      <w:pPr>
-        <w:tabs>
-          <w:tab w:val="num" w:pos="2880"/>
-        </w:tabs>
-        <w:ind w:left="2880" w:hanging="360"/>
-      </w:pPr>
-    </w:lvl>
-    <w:lvl w:ilvl="4" w:tentative="1">
-      <w:start w:val="1"/>
-      <w:numFmt w:val="decimal"/>
-      <w:lvlText w:val="%5."/>
-      <w:lvlJc w:val="left"/>
-      <w:pPr>
-        <w:tabs>
-          <w:tab w:val="num" w:pos="3600"/>
-        </w:tabs>
-        <w:ind w:left="3600" w:hanging="360"/>
-      </w:pPr>
-    </w:lvl>
-    <w:lvl w:ilvl="5" w:tentative="1">
-      <w:start w:val="1"/>
-      <w:numFmt w:val="decimal"/>
-      <w:lvlText w:val="%6."/>
-      <w:lvlJc w:val="left"/>
-      <w:pPr>
-        <w:tabs>
-          <w:tab w:val="num" w:pos="4320"/>
-        </w:tabs>
-        <w:ind w:left="4320" w:hanging="360"/>
-      </w:pPr>
-    </w:lvl>
-    <w:lvl w:ilvl="6" w:tentative="1">
-      <w:start w:val="1"/>
-      <w:numFmt w:val="decimal"/>
-      <w:lvlText w:val="%7."/>
-      <w:lvlJc w:val="left"/>
-      <w:pPr>
-        <w:tabs>
-          <w:tab w:val="num" w:pos="5040"/>
-        </w:tabs>
-        <w:ind w:left="5040" w:hanging="360"/>
-      </w:pPr>
-    </w:lvl>
-    <w:lvl w:ilvl="7" w:tentative="1">
-      <w:start w:val="1"/>
-      <w:numFmt w:val="decimal"/>
-      <w:lvlText w:val="%8."/>
-      <w:lvlJc w:val="left"/>
-      <w:pPr>
-        <w:tabs>
-          <w:tab w:val="num" w:pos="5760"/>
-        </w:tabs>
-        <w:ind w:left="5760" w:hanging="360"/>
-      </w:pPr>
-    </w:lvl>
-    <w:lvl w:ilvl="8" w:tentative="1">
-      <w:start w:val="1"/>
-      <w:numFmt w:val="decimal"/>
-      <w:lvlText w:val="%9."/>
-      <w:lvlJc w:val="left"/>
-      <w:pPr>
-        <w:tabs>
-          <w:tab w:val="num" w:pos="6480"/>
-        </w:tabs>
-        <w:ind w:left="6480" w:hanging="360"/>
-      </w:pPr>
-    </w:lvl>
-  </w:abstractNum>
-  <w:abstractNum w:abstractNumId="10" w15:restartNumberingAfterBreak="0">
+  <w:abstractNum w:abstractNumId="7" w15:restartNumberingAfterBreak="0">
     <w:nsid w:val="148E315E"/>
     <w:multiLevelType w:val="hybridMultilevel"/>
     <w:tmpl w:val="4EB273CE"/>
@@ -26750,7 +26468,7 @@
       </w:rPr>
     </w:lvl>
   </w:abstractNum>
-  <w:abstractNum w:abstractNumId="11" w15:restartNumberingAfterBreak="0">
+  <w:abstractNum w:abstractNumId="8" w15:restartNumberingAfterBreak="0">
     <w:nsid w:val="1856533B"/>
     <w:multiLevelType w:val="hybridMultilevel"/>
     <w:tmpl w:val="81EEE6DA"/>
@@ -26864,7 +26582,7 @@
       </w:rPr>
     </w:lvl>
   </w:abstractNum>
-  <w:abstractNum w:abstractNumId="12" w15:restartNumberingAfterBreak="0">
+  <w:abstractNum w:abstractNumId="9" w15:restartNumberingAfterBreak="0">
     <w:nsid w:val="187C7742"/>
     <w:multiLevelType w:val="hybridMultilevel"/>
     <w:tmpl w:val="DCF05F88"/>
@@ -26978,7 +26696,7 @@
       </w:rPr>
     </w:lvl>
   </w:abstractNum>
-  <w:abstractNum w:abstractNumId="13" w15:restartNumberingAfterBreak="0">
+  <w:abstractNum w:abstractNumId="10" w15:restartNumberingAfterBreak="0">
     <w:nsid w:val="1BAE24EA"/>
     <w:multiLevelType w:val="multilevel"/>
     <w:tmpl w:val="BD2E2672"/>
@@ -27091,268 +26809,7 @@
       </w:rPr>
     </w:lvl>
   </w:abstractNum>
-  <w:abstractNum w:abstractNumId="14" w15:restartNumberingAfterBreak="0">
-    <w:nsid w:val="1C407E7D"/>
-    <w:multiLevelType w:val="multilevel"/>
-    <w:tmpl w:val="9724B2EE"/>
-    <w:lvl w:ilvl="0">
-      <w:start w:val="1"/>
-      <w:numFmt w:val="bullet"/>
-      <w:lvlText w:val=""/>
-      <w:lvlJc w:val="left"/>
-      <w:pPr>
-        <w:tabs>
-          <w:tab w:val="num" w:pos="720"/>
-        </w:tabs>
-        <w:ind w:left="720" w:hanging="360"/>
-      </w:pPr>
-      <w:rPr>
-        <w:rFonts w:ascii="Symbol" w:hAnsi="Symbol" w:hint="default"/>
-        <w:sz w:val="20"/>
-      </w:rPr>
-    </w:lvl>
-    <w:lvl w:ilvl="1" w:tentative="1">
-      <w:start w:val="1"/>
-      <w:numFmt w:val="bullet"/>
-      <w:lvlText w:val="o"/>
-      <w:lvlJc w:val="left"/>
-      <w:pPr>
-        <w:tabs>
-          <w:tab w:val="num" w:pos="1440"/>
-        </w:tabs>
-        <w:ind w:left="1440" w:hanging="360"/>
-      </w:pPr>
-      <w:rPr>
-        <w:rFonts w:ascii="Courier New" w:hAnsi="Courier New" w:hint="default"/>
-        <w:sz w:val="20"/>
-      </w:rPr>
-    </w:lvl>
-    <w:lvl w:ilvl="2" w:tentative="1">
-      <w:start w:val="1"/>
-      <w:numFmt w:val="bullet"/>
-      <w:lvlText w:val=""/>
-      <w:lvlJc w:val="left"/>
-      <w:pPr>
-        <w:tabs>
-          <w:tab w:val="num" w:pos="2160"/>
-        </w:tabs>
-        <w:ind w:left="2160" w:hanging="360"/>
-      </w:pPr>
-      <w:rPr>
-        <w:rFonts w:ascii="Wingdings" w:hAnsi="Wingdings" w:hint="default"/>
-        <w:sz w:val="20"/>
-      </w:rPr>
-    </w:lvl>
-    <w:lvl w:ilvl="3" w:tentative="1">
-      <w:start w:val="1"/>
-      <w:numFmt w:val="bullet"/>
-      <w:lvlText w:val=""/>
-      <w:lvlJc w:val="left"/>
-      <w:pPr>
-        <w:tabs>
-          <w:tab w:val="num" w:pos="2880"/>
-        </w:tabs>
-        <w:ind w:left="2880" w:hanging="360"/>
-      </w:pPr>
-      <w:rPr>
-        <w:rFonts w:ascii="Wingdings" w:hAnsi="Wingdings" w:hint="default"/>
-        <w:sz w:val="20"/>
-      </w:rPr>
-    </w:lvl>
-    <w:lvl w:ilvl="4" w:tentative="1">
-      <w:start w:val="1"/>
-      <w:numFmt w:val="bullet"/>
-      <w:lvlText w:val=""/>
-      <w:lvlJc w:val="left"/>
-      <w:pPr>
-        <w:tabs>
-          <w:tab w:val="num" w:pos="3600"/>
-        </w:tabs>
-        <w:ind w:left="3600" w:hanging="360"/>
-      </w:pPr>
-      <w:rPr>
-        <w:rFonts w:ascii="Wingdings" w:hAnsi="Wingdings" w:hint="default"/>
-        <w:sz w:val="20"/>
-      </w:rPr>
-    </w:lvl>
-    <w:lvl w:ilvl="5" w:tentative="1">
-      <w:start w:val="1"/>
-      <w:numFmt w:val="bullet"/>
-      <w:lvlText w:val=""/>
-      <w:lvlJc w:val="left"/>
-      <w:pPr>
-        <w:tabs>
-          <w:tab w:val="num" w:pos="4320"/>
-        </w:tabs>
-        <w:ind w:left="4320" w:hanging="360"/>
-      </w:pPr>
-      <w:rPr>
-        <w:rFonts w:ascii="Wingdings" w:hAnsi="Wingdings" w:hint="default"/>
-        <w:sz w:val="20"/>
-      </w:rPr>
-    </w:lvl>
-    <w:lvl w:ilvl="6" w:tentative="1">
-      <w:start w:val="1"/>
-      <w:numFmt w:val="bullet"/>
-      <w:lvlText w:val=""/>
-      <w:lvlJc w:val="left"/>
-      <w:pPr>
-        <w:tabs>
-          <w:tab w:val="num" w:pos="5040"/>
-        </w:tabs>
-        <w:ind w:left="5040" w:hanging="360"/>
-      </w:pPr>
-      <w:rPr>
-        <w:rFonts w:ascii="Wingdings" w:hAnsi="Wingdings" w:hint="default"/>
-        <w:sz w:val="20"/>
-      </w:rPr>
-    </w:lvl>
-    <w:lvl w:ilvl="7" w:tentative="1">
-      <w:start w:val="1"/>
-      <w:numFmt w:val="bullet"/>
-      <w:lvlText w:val=""/>
-      <w:lvlJc w:val="left"/>
-      <w:pPr>
-        <w:tabs>
-          <w:tab w:val="num" w:pos="5760"/>
-        </w:tabs>
-        <w:ind w:left="5760" w:hanging="360"/>
-      </w:pPr>
-      <w:rPr>
-        <w:rFonts w:ascii="Wingdings" w:hAnsi="Wingdings" w:hint="default"/>
-        <w:sz w:val="20"/>
-      </w:rPr>
-    </w:lvl>
-    <w:lvl w:ilvl="8" w:tentative="1">
-      <w:start w:val="1"/>
-      <w:numFmt w:val="bullet"/>
-      <w:lvlText w:val=""/>
-      <w:lvlJc w:val="left"/>
-      <w:pPr>
-        <w:tabs>
-          <w:tab w:val="num" w:pos="6480"/>
-        </w:tabs>
-        <w:ind w:left="6480" w:hanging="360"/>
-      </w:pPr>
-      <w:rPr>
-        <w:rFonts w:ascii="Wingdings" w:hAnsi="Wingdings" w:hint="default"/>
-        <w:sz w:val="20"/>
-      </w:rPr>
-    </w:lvl>
-  </w:abstractNum>
-  <w:abstractNum w:abstractNumId="15" w15:restartNumberingAfterBreak="0">
-    <w:nsid w:val="1CB572CF"/>
-    <w:multiLevelType w:val="hybridMultilevel"/>
-    <w:tmpl w:val="9622371A"/>
-    <w:lvl w:ilvl="0" w:tplc="4B7A1980">
-      <w:numFmt w:val="bullet"/>
-      <w:lvlText w:val=""/>
-      <w:lvlJc w:val="left"/>
-      <w:pPr>
-        <w:ind w:left="720" w:hanging="360"/>
-      </w:pPr>
-      <w:rPr>
-        <w:rFonts w:ascii="Wingdings" w:eastAsia="Times New Roman" w:hAnsi="Wingdings" w:cs="Times New Roman" w:hint="default"/>
-      </w:rPr>
-    </w:lvl>
-    <w:lvl w:ilvl="1" w:tplc="04090003" w:tentative="1">
-      <w:start w:val="1"/>
-      <w:numFmt w:val="bullet"/>
-      <w:lvlText w:val="o"/>
-      <w:lvlJc w:val="left"/>
-      <w:pPr>
-        <w:ind w:left="1440" w:hanging="360"/>
-      </w:pPr>
-      <w:rPr>
-        <w:rFonts w:ascii="Courier New" w:hAnsi="Courier New" w:cs="Courier New" w:hint="default"/>
-      </w:rPr>
-    </w:lvl>
-    <w:lvl w:ilvl="2" w:tplc="04090005" w:tentative="1">
-      <w:start w:val="1"/>
-      <w:numFmt w:val="bullet"/>
-      <w:lvlText w:val=""/>
-      <w:lvlJc w:val="left"/>
-      <w:pPr>
-        <w:ind w:left="2160" w:hanging="360"/>
-      </w:pPr>
-      <w:rPr>
-        <w:rFonts w:ascii="Wingdings" w:hAnsi="Wingdings" w:hint="default"/>
-      </w:rPr>
-    </w:lvl>
-    <w:lvl w:ilvl="3" w:tplc="04090001" w:tentative="1">
-      <w:start w:val="1"/>
-      <w:numFmt w:val="bullet"/>
-      <w:lvlText w:val=""/>
-      <w:lvlJc w:val="left"/>
-      <w:pPr>
-        <w:ind w:left="2880" w:hanging="360"/>
-      </w:pPr>
-      <w:rPr>
-        <w:rFonts w:ascii="Symbol" w:hAnsi="Symbol" w:hint="default"/>
-      </w:rPr>
-    </w:lvl>
-    <w:lvl w:ilvl="4" w:tplc="04090003" w:tentative="1">
-      <w:start w:val="1"/>
-      <w:numFmt w:val="bullet"/>
-      <w:lvlText w:val="o"/>
-      <w:lvlJc w:val="left"/>
-      <w:pPr>
-        <w:ind w:left="3600" w:hanging="360"/>
-      </w:pPr>
-      <w:rPr>
-        <w:rFonts w:ascii="Courier New" w:hAnsi="Courier New" w:cs="Courier New" w:hint="default"/>
-      </w:rPr>
-    </w:lvl>
-    <w:lvl w:ilvl="5" w:tplc="04090005" w:tentative="1">
-      <w:start w:val="1"/>
-      <w:numFmt w:val="bullet"/>
-      <w:lvlText w:val=""/>
-      <w:lvlJc w:val="left"/>
-      <w:pPr>
-        <w:ind w:left="4320" w:hanging="360"/>
-      </w:pPr>
-      <w:rPr>
-        <w:rFonts w:ascii="Wingdings" w:hAnsi="Wingdings" w:hint="default"/>
-      </w:rPr>
-    </w:lvl>
-    <w:lvl w:ilvl="6" w:tplc="04090001" w:tentative="1">
-      <w:start w:val="1"/>
-      <w:numFmt w:val="bullet"/>
-      <w:lvlText w:val=""/>
-      <w:lvlJc w:val="left"/>
-      <w:pPr>
-        <w:ind w:left="5040" w:hanging="360"/>
-      </w:pPr>
-      <w:rPr>
-        <w:rFonts w:ascii="Symbol" w:hAnsi="Symbol" w:hint="default"/>
-      </w:rPr>
-    </w:lvl>
-    <w:lvl w:ilvl="7" w:tplc="04090003" w:tentative="1">
-      <w:start w:val="1"/>
-      <w:numFmt w:val="bullet"/>
-      <w:lvlText w:val="o"/>
-      <w:lvlJc w:val="left"/>
-      <w:pPr>
-        <w:ind w:left="5760" w:hanging="360"/>
-      </w:pPr>
-      <w:rPr>
-        <w:rFonts w:ascii="Courier New" w:hAnsi="Courier New" w:cs="Courier New" w:hint="default"/>
-      </w:rPr>
-    </w:lvl>
-    <w:lvl w:ilvl="8" w:tplc="04090005" w:tentative="1">
-      <w:start w:val="1"/>
-      <w:numFmt w:val="bullet"/>
-      <w:lvlText w:val=""/>
-      <w:lvlJc w:val="left"/>
-      <w:pPr>
-        <w:ind w:left="6480" w:hanging="360"/>
-      </w:pPr>
-      <w:rPr>
-        <w:rFonts w:ascii="Wingdings" w:hAnsi="Wingdings" w:hint="default"/>
-      </w:rPr>
-    </w:lvl>
-  </w:abstractNum>
-  <w:abstractNum w:abstractNumId="16" w15:restartNumberingAfterBreak="0">
+  <w:abstractNum w:abstractNumId="11" w15:restartNumberingAfterBreak="0">
     <w:nsid w:val="1D2F54AF"/>
     <w:multiLevelType w:val="hybridMultilevel"/>
     <w:tmpl w:val="008AEFB2"/>
@@ -27441,7 +26898,7 @@
       </w:pPr>
     </w:lvl>
   </w:abstractNum>
-  <w:abstractNum w:abstractNumId="17" w15:restartNumberingAfterBreak="0">
+  <w:abstractNum w:abstractNumId="12" w15:restartNumberingAfterBreak="0">
     <w:nsid w:val="1D7F4049"/>
     <w:multiLevelType w:val="hybridMultilevel"/>
     <w:tmpl w:val="D7602AA6"/>
@@ -27555,7 +27012,7 @@
       </w:rPr>
     </w:lvl>
   </w:abstractNum>
-  <w:abstractNum w:abstractNumId="18" w15:restartNumberingAfterBreak="0">
+  <w:abstractNum w:abstractNumId="13" w15:restartNumberingAfterBreak="0">
     <w:nsid w:val="1F163DC0"/>
     <w:multiLevelType w:val="hybridMultilevel"/>
     <w:tmpl w:val="54629A5A"/>
@@ -27669,7 +27126,7 @@
       </w:rPr>
     </w:lvl>
   </w:abstractNum>
-  <w:abstractNum w:abstractNumId="19" w15:restartNumberingAfterBreak="0">
+  <w:abstractNum w:abstractNumId="14" w15:restartNumberingAfterBreak="0">
     <w:nsid w:val="1FDC721E"/>
     <w:multiLevelType w:val="hybridMultilevel"/>
     <w:tmpl w:val="1FB0F4F4"/>
@@ -27758,7 +27215,7 @@
       </w:pPr>
     </w:lvl>
   </w:abstractNum>
-  <w:abstractNum w:abstractNumId="20" w15:restartNumberingAfterBreak="0">
+  <w:abstractNum w:abstractNumId="15" w15:restartNumberingAfterBreak="0">
     <w:nsid w:val="22123F07"/>
     <w:multiLevelType w:val="hybridMultilevel"/>
     <w:tmpl w:val="3F5E7784"/>
@@ -27872,7 +27329,7 @@
       </w:rPr>
     </w:lvl>
   </w:abstractNum>
-  <w:abstractNum w:abstractNumId="21" w15:restartNumberingAfterBreak="0">
+  <w:abstractNum w:abstractNumId="16" w15:restartNumberingAfterBreak="0">
     <w:nsid w:val="22BD7726"/>
     <w:multiLevelType w:val="hybridMultilevel"/>
     <w:tmpl w:val="6988114A"/>
@@ -27986,7 +27443,7 @@
       </w:rPr>
     </w:lvl>
   </w:abstractNum>
-  <w:abstractNum w:abstractNumId="22" w15:restartNumberingAfterBreak="0">
+  <w:abstractNum w:abstractNumId="17" w15:restartNumberingAfterBreak="0">
     <w:nsid w:val="232451E4"/>
     <w:multiLevelType w:val="hybridMultilevel"/>
     <w:tmpl w:val="CA76A160"/>
@@ -28100,7 +27557,7 @@
       </w:rPr>
     </w:lvl>
   </w:abstractNum>
-  <w:abstractNum w:abstractNumId="23" w15:restartNumberingAfterBreak="0">
+  <w:abstractNum w:abstractNumId="18" w15:restartNumberingAfterBreak="0">
     <w:nsid w:val="246738E5"/>
     <w:multiLevelType w:val="hybridMultilevel"/>
     <w:tmpl w:val="957071AA"/>
@@ -28189,7 +27646,7 @@
       </w:pPr>
     </w:lvl>
   </w:abstractNum>
-  <w:abstractNum w:abstractNumId="24" w15:restartNumberingAfterBreak="0">
+  <w:abstractNum w:abstractNumId="19" w15:restartNumberingAfterBreak="0">
     <w:nsid w:val="26181653"/>
     <w:multiLevelType w:val="hybridMultilevel"/>
     <w:tmpl w:val="53D0A1E8"/>
@@ -28303,7 +27760,7 @@
       </w:rPr>
     </w:lvl>
   </w:abstractNum>
-  <w:abstractNum w:abstractNumId="25" w15:restartNumberingAfterBreak="0">
+  <w:abstractNum w:abstractNumId="20" w15:restartNumberingAfterBreak="0">
     <w:nsid w:val="2F1F7D9D"/>
     <w:multiLevelType w:val="hybridMultilevel"/>
     <w:tmpl w:val="81A29E64"/>
@@ -28417,7 +27874,7 @@
       </w:rPr>
     </w:lvl>
   </w:abstractNum>
-  <w:abstractNum w:abstractNumId="26" w15:restartNumberingAfterBreak="0">
+  <w:abstractNum w:abstractNumId="21" w15:restartNumberingAfterBreak="0">
     <w:nsid w:val="306A0975"/>
     <w:multiLevelType w:val="hybridMultilevel"/>
     <w:tmpl w:val="E5604498"/>
@@ -28530,119 +27987,7 @@
       </w:rPr>
     </w:lvl>
   </w:abstractNum>
-  <w:abstractNum w:abstractNumId="27" w15:restartNumberingAfterBreak="0">
-    <w:nsid w:val="30A26C3B"/>
-    <w:multiLevelType w:val="hybridMultilevel"/>
-    <w:tmpl w:val="D98A08AC"/>
-    <w:lvl w:ilvl="0" w:tplc="779E4C42">
-      <w:numFmt w:val="bullet"/>
-      <w:lvlText w:val=""/>
-      <w:lvlJc w:val="left"/>
-      <w:pPr>
-        <w:ind w:left="720" w:hanging="360"/>
-      </w:pPr>
-      <w:rPr>
-        <w:rFonts w:ascii="Wingdings" w:eastAsia="Times New Roman" w:hAnsi="Wingdings" w:cs="Times New Roman" w:hint="default"/>
-      </w:rPr>
-    </w:lvl>
-    <w:lvl w:ilvl="1" w:tplc="04090003" w:tentative="1">
-      <w:start w:val="1"/>
-      <w:numFmt w:val="bullet"/>
-      <w:lvlText w:val="o"/>
-      <w:lvlJc w:val="left"/>
-      <w:pPr>
-        <w:ind w:left="1440" w:hanging="360"/>
-      </w:pPr>
-      <w:rPr>
-        <w:rFonts w:ascii="Courier New" w:hAnsi="Courier New" w:cs="Courier New" w:hint="default"/>
-      </w:rPr>
-    </w:lvl>
-    <w:lvl w:ilvl="2" w:tplc="04090005" w:tentative="1">
-      <w:start w:val="1"/>
-      <w:numFmt w:val="bullet"/>
-      <w:lvlText w:val=""/>
-      <w:lvlJc w:val="left"/>
-      <w:pPr>
-        <w:ind w:left="2160" w:hanging="360"/>
-      </w:pPr>
-      <w:rPr>
-        <w:rFonts w:ascii="Wingdings" w:hAnsi="Wingdings" w:hint="default"/>
-      </w:rPr>
-    </w:lvl>
-    <w:lvl w:ilvl="3" w:tplc="04090001" w:tentative="1">
-      <w:start w:val="1"/>
-      <w:numFmt w:val="bullet"/>
-      <w:lvlText w:val=""/>
-      <w:lvlJc w:val="left"/>
-      <w:pPr>
-        <w:ind w:left="2880" w:hanging="360"/>
-      </w:pPr>
-      <w:rPr>
-        <w:rFonts w:ascii="Symbol" w:hAnsi="Symbol" w:hint="default"/>
-      </w:rPr>
-    </w:lvl>
-    <w:lvl w:ilvl="4" w:tplc="04090003" w:tentative="1">
-      <w:start w:val="1"/>
-      <w:numFmt w:val="bullet"/>
-      <w:lvlText w:val="o"/>
-      <w:lvlJc w:val="left"/>
-      <w:pPr>
-        <w:ind w:left="3600" w:hanging="360"/>
-      </w:pPr>
-      <w:rPr>
-        <w:rFonts w:ascii="Courier New" w:hAnsi="Courier New" w:cs="Courier New" w:hint="default"/>
-      </w:rPr>
-    </w:lvl>
-    <w:lvl w:ilvl="5" w:tplc="04090005" w:tentative="1">
-      <w:start w:val="1"/>
-      <w:numFmt w:val="bullet"/>
-      <w:lvlText w:val=""/>
-      <w:lvlJc w:val="left"/>
-      <w:pPr>
-        <w:ind w:left="4320" w:hanging="360"/>
-      </w:pPr>
-      <w:rPr>
-        <w:rFonts w:ascii="Wingdings" w:hAnsi="Wingdings" w:hint="default"/>
-      </w:rPr>
-    </w:lvl>
-    <w:lvl w:ilvl="6" w:tplc="04090001" w:tentative="1">
-      <w:start w:val="1"/>
-      <w:numFmt w:val="bullet"/>
-      <w:lvlText w:val=""/>
-      <w:lvlJc w:val="left"/>
-      <w:pPr>
-        <w:ind w:left="5040" w:hanging="360"/>
-      </w:pPr>
-      <w:rPr>
-        <w:rFonts w:ascii="Symbol" w:hAnsi="Symbol" w:hint="default"/>
-      </w:rPr>
-    </w:lvl>
-    <w:lvl w:ilvl="7" w:tplc="04090003" w:tentative="1">
-      <w:start w:val="1"/>
-      <w:numFmt w:val="bullet"/>
-      <w:lvlText w:val="o"/>
-      <w:lvlJc w:val="left"/>
-      <w:pPr>
-        <w:ind w:left="5760" w:hanging="360"/>
-      </w:pPr>
-      <w:rPr>
-        <w:rFonts w:ascii="Courier New" w:hAnsi="Courier New" w:cs="Courier New" w:hint="default"/>
-      </w:rPr>
-    </w:lvl>
-    <w:lvl w:ilvl="8" w:tplc="04090005" w:tentative="1">
-      <w:start w:val="1"/>
-      <w:numFmt w:val="bullet"/>
-      <w:lvlText w:val=""/>
-      <w:lvlJc w:val="left"/>
-      <w:pPr>
-        <w:ind w:left="6480" w:hanging="360"/>
-      </w:pPr>
-      <w:rPr>
-        <w:rFonts w:ascii="Wingdings" w:hAnsi="Wingdings" w:hint="default"/>
-      </w:rPr>
-    </w:lvl>
-  </w:abstractNum>
-  <w:abstractNum w:abstractNumId="28" w15:restartNumberingAfterBreak="0">
+  <w:abstractNum w:abstractNumId="22" w15:restartNumberingAfterBreak="0">
     <w:nsid w:val="332F4BF5"/>
     <w:multiLevelType w:val="hybridMultilevel"/>
     <w:tmpl w:val="6F440DE4"/>
@@ -28756,7 +28101,7 @@
       </w:rPr>
     </w:lvl>
   </w:abstractNum>
-  <w:abstractNum w:abstractNumId="29" w15:restartNumberingAfterBreak="0">
+  <w:abstractNum w:abstractNumId="23" w15:restartNumberingAfterBreak="0">
     <w:nsid w:val="34880CDE"/>
     <w:multiLevelType w:val="hybridMultilevel"/>
     <w:tmpl w:val="959ABEDC"/>
@@ -28870,7 +28215,7 @@
       </w:rPr>
     </w:lvl>
   </w:abstractNum>
-  <w:abstractNum w:abstractNumId="30" w15:restartNumberingAfterBreak="0">
+  <w:abstractNum w:abstractNumId="24" w15:restartNumberingAfterBreak="0">
     <w:nsid w:val="34DF0671"/>
     <w:multiLevelType w:val="hybridMultilevel"/>
     <w:tmpl w:val="982C517A"/>
@@ -28984,156 +28329,7 @@
       </w:rPr>
     </w:lvl>
   </w:abstractNum>
-  <w:abstractNum w:abstractNumId="31" w15:restartNumberingAfterBreak="0">
-    <w:nsid w:val="37BA2264"/>
-    <w:multiLevelType w:val="multilevel"/>
-    <w:tmpl w:val="137CF5FC"/>
-    <w:lvl w:ilvl="0">
-      <w:start w:val="1"/>
-      <w:numFmt w:val="bullet"/>
-      <w:lvlText w:val=""/>
-      <w:lvlJc w:val="left"/>
-      <w:pPr>
-        <w:tabs>
-          <w:tab w:val="num" w:pos="720"/>
-        </w:tabs>
-        <w:ind w:left="720" w:hanging="360"/>
-      </w:pPr>
-      <w:rPr>
-        <w:rFonts w:ascii="Symbol" w:hAnsi="Symbol" w:hint="default"/>
-        <w:sz w:val="20"/>
-      </w:rPr>
-    </w:lvl>
-    <w:lvl w:ilvl="1" w:tentative="1">
-      <w:start w:val="1"/>
-      <w:numFmt w:val="bullet"/>
-      <w:lvlText w:val="o"/>
-      <w:lvlJc w:val="left"/>
-      <w:pPr>
-        <w:tabs>
-          <w:tab w:val="num" w:pos="1440"/>
-        </w:tabs>
-        <w:ind w:left="1440" w:hanging="360"/>
-      </w:pPr>
-      <w:rPr>
-        <w:rFonts w:ascii="Courier New" w:hAnsi="Courier New" w:hint="default"/>
-        <w:sz w:val="20"/>
-      </w:rPr>
-    </w:lvl>
-    <w:lvl w:ilvl="2" w:tentative="1">
-      <w:start w:val="1"/>
-      <w:numFmt w:val="bullet"/>
-      <w:lvlText w:val=""/>
-      <w:lvlJc w:val="left"/>
-      <w:pPr>
-        <w:tabs>
-          <w:tab w:val="num" w:pos="2160"/>
-        </w:tabs>
-        <w:ind w:left="2160" w:hanging="360"/>
-      </w:pPr>
-      <w:rPr>
-        <w:rFonts w:ascii="Wingdings" w:hAnsi="Wingdings" w:hint="default"/>
-        <w:sz w:val="20"/>
-      </w:rPr>
-    </w:lvl>
-    <w:lvl w:ilvl="3" w:tentative="1">
-      <w:start w:val="1"/>
-      <w:numFmt w:val="bullet"/>
-      <w:lvlText w:val=""/>
-      <w:lvlJc w:val="left"/>
-      <w:pPr>
-        <w:tabs>
-          <w:tab w:val="num" w:pos="2880"/>
-        </w:tabs>
-        <w:ind w:left="2880" w:hanging="360"/>
-      </w:pPr>
-      <w:rPr>
-        <w:rFonts w:ascii="Wingdings" w:hAnsi="Wingdings" w:hint="default"/>
-        <w:sz w:val="20"/>
-      </w:rPr>
-    </w:lvl>
-    <w:lvl w:ilvl="4" w:tentative="1">
-      <w:start w:val="1"/>
-      <w:numFmt w:val="bullet"/>
-      <w:lvlText w:val=""/>
-      <w:lvlJc w:val="left"/>
-      <w:pPr>
-        <w:tabs>
-          <w:tab w:val="num" w:pos="3600"/>
-        </w:tabs>
-        <w:ind w:left="3600" w:hanging="360"/>
-      </w:pPr>
-      <w:rPr>
-        <w:rFonts w:ascii="Wingdings" w:hAnsi="Wingdings" w:hint="default"/>
-        <w:sz w:val="20"/>
-      </w:rPr>
-    </w:lvl>
-    <w:lvl w:ilvl="5" w:tentative="1">
-      <w:start w:val="1"/>
-      <w:numFmt w:val="bullet"/>
-      <w:lvlText w:val=""/>
-      <w:lvlJc w:val="left"/>
-      <w:pPr>
-        <w:tabs>
-          <w:tab w:val="num" w:pos="4320"/>
-        </w:tabs>
-        <w:ind w:left="4320" w:hanging="360"/>
-      </w:pPr>
-      <w:rPr>
-        <w:rFonts w:ascii="Wingdings" w:hAnsi="Wingdings" w:hint="default"/>
-        <w:sz w:val="20"/>
-      </w:rPr>
-    </w:lvl>
-    <w:lvl w:ilvl="6" w:tentative="1">
-      <w:start w:val="1"/>
-      <w:numFmt w:val="bullet"/>
-      <w:lvlText w:val=""/>
-      <w:lvlJc w:val="left"/>
-      <w:pPr>
-        <w:tabs>
-          <w:tab w:val="num" w:pos="5040"/>
-        </w:tabs>
-        <w:ind w:left="5040" w:hanging="360"/>
-      </w:pPr>
-      <w:rPr>
-        <w:rFonts w:ascii="Wingdings" w:hAnsi="Wingdings" w:hint="default"/>
-        <w:sz w:val="20"/>
-      </w:rPr>
-    </w:lvl>
-    <w:lvl w:ilvl="7" w:tentative="1">
-      <w:start w:val="1"/>
-      <w:numFmt w:val="bullet"/>
-      <w:lvlText w:val=""/>
-      <w:lvlJc w:val="left"/>
-      <w:pPr>
-        <w:tabs>
-          <w:tab w:val="num" w:pos="5760"/>
-        </w:tabs>
-        <w:ind w:left="5760" w:hanging="360"/>
-      </w:pPr>
-      <w:rPr>
-        <w:rFonts w:ascii="Wingdings" w:hAnsi="Wingdings" w:hint="default"/>
-        <w:sz w:val="20"/>
-      </w:rPr>
-    </w:lvl>
-    <w:lvl w:ilvl="8" w:tentative="1">
-      <w:start w:val="1"/>
-      <w:numFmt w:val="bullet"/>
-      <w:lvlText w:val=""/>
-      <w:lvlJc w:val="left"/>
-      <w:pPr>
-        <w:tabs>
-          <w:tab w:val="num" w:pos="6480"/>
-        </w:tabs>
-        <w:ind w:left="6480" w:hanging="360"/>
-      </w:pPr>
-      <w:rPr>
-        <w:rFonts w:ascii="Wingdings" w:hAnsi="Wingdings" w:hint="default"/>
-        <w:sz w:val="20"/>
-      </w:rPr>
-    </w:lvl>
-  </w:abstractNum>
-  <w:abstractNum w:abstractNumId="32" w15:restartNumberingAfterBreak="0">
+  <w:abstractNum w:abstractNumId="25" w15:restartNumberingAfterBreak="0">
     <w:nsid w:val="38555E5E"/>
     <w:multiLevelType w:val="hybridMultilevel"/>
     <w:tmpl w:val="308CDE8A"/>
@@ -29247,96 +28443,7 @@
       </w:rPr>
     </w:lvl>
   </w:abstractNum>
-  <w:abstractNum w:abstractNumId="33" w15:restartNumberingAfterBreak="0">
-    <w:nsid w:val="38985066"/>
-    <w:multiLevelType w:val="hybridMultilevel"/>
-    <w:tmpl w:val="109696C8"/>
-    <w:lvl w:ilvl="0" w:tplc="133A0654">
-      <w:start w:val="1"/>
-      <w:numFmt w:val="decimal"/>
-      <w:lvlText w:val="%1."/>
-      <w:lvlJc w:val="left"/>
-      <w:pPr>
-        <w:ind w:left="1080" w:hanging="360"/>
-      </w:pPr>
-      <w:rPr>
-        <w:rFonts w:hint="default"/>
-      </w:rPr>
-    </w:lvl>
-    <w:lvl w:ilvl="1" w:tplc="04090019" w:tentative="1">
-      <w:start w:val="1"/>
-      <w:numFmt w:val="lowerLetter"/>
-      <w:lvlText w:val="%2."/>
-      <w:lvlJc w:val="left"/>
-      <w:pPr>
-        <w:ind w:left="1800" w:hanging="360"/>
-      </w:pPr>
-    </w:lvl>
-    <w:lvl w:ilvl="2" w:tplc="0409001B" w:tentative="1">
-      <w:start w:val="1"/>
-      <w:numFmt w:val="lowerRoman"/>
-      <w:lvlText w:val="%3."/>
-      <w:lvlJc w:val="right"/>
-      <w:pPr>
-        <w:ind w:left="2520" w:hanging="180"/>
-      </w:pPr>
-    </w:lvl>
-    <w:lvl w:ilvl="3" w:tplc="0409000F" w:tentative="1">
-      <w:start w:val="1"/>
-      <w:numFmt w:val="decimal"/>
-      <w:lvlText w:val="%4."/>
-      <w:lvlJc w:val="left"/>
-      <w:pPr>
-        <w:ind w:left="3240" w:hanging="360"/>
-      </w:pPr>
-    </w:lvl>
-    <w:lvl w:ilvl="4" w:tplc="04090019" w:tentative="1">
-      <w:start w:val="1"/>
-      <w:numFmt w:val="lowerLetter"/>
-      <w:lvlText w:val="%5."/>
-      <w:lvlJc w:val="left"/>
-      <w:pPr>
-        <w:ind w:left="3960" w:hanging="360"/>
-      </w:pPr>
-    </w:lvl>
-    <w:lvl w:ilvl="5" w:tplc="0409001B" w:tentative="1">
-      <w:start w:val="1"/>
-      <w:numFmt w:val="lowerRoman"/>
-      <w:lvlText w:val="%6."/>
-      <w:lvlJc w:val="right"/>
-      <w:pPr>
-        <w:ind w:left="4680" w:hanging="180"/>
-      </w:pPr>
-    </w:lvl>
-    <w:lvl w:ilvl="6" w:tplc="0409000F" w:tentative="1">
-      <w:start w:val="1"/>
-      <w:numFmt w:val="decimal"/>
-      <w:lvlText w:val="%7."/>
-      <w:lvlJc w:val="left"/>
-      <w:pPr>
-        <w:ind w:left="5400" w:hanging="360"/>
-      </w:pPr>
-    </w:lvl>
-    <w:lvl w:ilvl="7" w:tplc="04090019" w:tentative="1">
-      <w:start w:val="1"/>
-      <w:numFmt w:val="lowerLetter"/>
-      <w:lvlText w:val="%8."/>
-      <w:lvlJc w:val="left"/>
-      <w:pPr>
-        <w:ind w:left="6120" w:hanging="360"/>
-      </w:pPr>
-    </w:lvl>
-    <w:lvl w:ilvl="8" w:tplc="0409001B" w:tentative="1">
-      <w:start w:val="1"/>
-      <w:numFmt w:val="lowerRoman"/>
-      <w:lvlText w:val="%9."/>
-      <w:lvlJc w:val="right"/>
-      <w:pPr>
-        <w:ind w:left="6840" w:hanging="180"/>
-      </w:pPr>
-    </w:lvl>
-  </w:abstractNum>
-  <w:abstractNum w:abstractNumId="34" w15:restartNumberingAfterBreak="0">
+  <w:abstractNum w:abstractNumId="26" w15:restartNumberingAfterBreak="0">
     <w:nsid w:val="39B47918"/>
     <w:multiLevelType w:val="hybridMultilevel"/>
     <w:tmpl w:val="A5123514"/>
@@ -29450,7 +28557,7 @@
       </w:rPr>
     </w:lvl>
   </w:abstractNum>
-  <w:abstractNum w:abstractNumId="35" w15:restartNumberingAfterBreak="0">
+  <w:abstractNum w:abstractNumId="27" w15:restartNumberingAfterBreak="0">
     <w:nsid w:val="39B6357B"/>
     <w:multiLevelType w:val="hybridMultilevel"/>
     <w:tmpl w:val="3AE280CE"/>
@@ -29539,7 +28646,7 @@
       </w:pPr>
     </w:lvl>
   </w:abstractNum>
-  <w:abstractNum w:abstractNumId="36" w15:restartNumberingAfterBreak="0">
+  <w:abstractNum w:abstractNumId="28" w15:restartNumberingAfterBreak="0">
     <w:nsid w:val="3AA170FA"/>
     <w:multiLevelType w:val="hybridMultilevel"/>
     <w:tmpl w:val="F2067B76"/>
@@ -29653,7 +28760,7 @@
       </w:rPr>
     </w:lvl>
   </w:abstractNum>
-  <w:abstractNum w:abstractNumId="37" w15:restartNumberingAfterBreak="0">
+  <w:abstractNum w:abstractNumId="29" w15:restartNumberingAfterBreak="0">
     <w:nsid w:val="3B6A12EC"/>
     <w:multiLevelType w:val="hybridMultilevel"/>
     <w:tmpl w:val="F65479EC"/>
@@ -29742,7 +28849,7 @@
       </w:pPr>
     </w:lvl>
   </w:abstractNum>
-  <w:abstractNum w:abstractNumId="38" w15:restartNumberingAfterBreak="0">
+  <w:abstractNum w:abstractNumId="30" w15:restartNumberingAfterBreak="0">
     <w:nsid w:val="3D5829FD"/>
     <w:multiLevelType w:val="hybridMultilevel"/>
     <w:tmpl w:val="111EFC4C"/>
@@ -29856,7 +28963,7 @@
       </w:rPr>
     </w:lvl>
   </w:abstractNum>
-  <w:abstractNum w:abstractNumId="39" w15:restartNumberingAfterBreak="0">
+  <w:abstractNum w:abstractNumId="31" w15:restartNumberingAfterBreak="0">
     <w:nsid w:val="41133E37"/>
     <w:multiLevelType w:val="hybridMultilevel"/>
     <w:tmpl w:val="B2BEAABE"/>
@@ -29970,7 +29077,7 @@
       </w:rPr>
     </w:lvl>
   </w:abstractNum>
-  <w:abstractNum w:abstractNumId="40" w15:restartNumberingAfterBreak="0">
+  <w:abstractNum w:abstractNumId="32" w15:restartNumberingAfterBreak="0">
     <w:nsid w:val="428C3178"/>
     <w:multiLevelType w:val="hybridMultilevel"/>
     <w:tmpl w:val="0F0A39D8"/>
@@ -30084,269 +29191,7 @@
       </w:rPr>
     </w:lvl>
   </w:abstractNum>
-  <w:abstractNum w:abstractNumId="41" w15:restartNumberingAfterBreak="0">
-    <w:nsid w:val="43A01FCD"/>
-    <w:multiLevelType w:val="hybridMultilevel"/>
-    <w:tmpl w:val="7AE8AAE8"/>
-    <w:lvl w:ilvl="0" w:tplc="0409000B">
-      <w:start w:val="1"/>
-      <w:numFmt w:val="bullet"/>
-      <w:lvlText w:val=""/>
-      <w:lvlJc w:val="left"/>
-      <w:pPr>
-        <w:ind w:left="720" w:hanging="360"/>
-      </w:pPr>
-      <w:rPr>
-        <w:rFonts w:ascii="Wingdings" w:hAnsi="Wingdings" w:hint="default"/>
-      </w:rPr>
-    </w:lvl>
-    <w:lvl w:ilvl="1" w:tplc="04090003" w:tentative="1">
-      <w:start w:val="1"/>
-      <w:numFmt w:val="bullet"/>
-      <w:lvlText w:val="o"/>
-      <w:lvlJc w:val="left"/>
-      <w:pPr>
-        <w:ind w:left="1440" w:hanging="360"/>
-      </w:pPr>
-      <w:rPr>
-        <w:rFonts w:ascii="Courier New" w:hAnsi="Courier New" w:cs="Courier New" w:hint="default"/>
-      </w:rPr>
-    </w:lvl>
-    <w:lvl w:ilvl="2" w:tplc="04090005" w:tentative="1">
-      <w:start w:val="1"/>
-      <w:numFmt w:val="bullet"/>
-      <w:lvlText w:val=""/>
-      <w:lvlJc w:val="left"/>
-      <w:pPr>
-        <w:ind w:left="2160" w:hanging="360"/>
-      </w:pPr>
-      <w:rPr>
-        <w:rFonts w:ascii="Wingdings" w:hAnsi="Wingdings" w:hint="default"/>
-      </w:rPr>
-    </w:lvl>
-    <w:lvl w:ilvl="3" w:tplc="04090001" w:tentative="1">
-      <w:start w:val="1"/>
-      <w:numFmt w:val="bullet"/>
-      <w:lvlText w:val=""/>
-      <w:lvlJc w:val="left"/>
-      <w:pPr>
-        <w:ind w:left="2880" w:hanging="360"/>
-      </w:pPr>
-      <w:rPr>
-        <w:rFonts w:ascii="Symbol" w:hAnsi="Symbol" w:hint="default"/>
-      </w:rPr>
-    </w:lvl>
-    <w:lvl w:ilvl="4" w:tplc="04090003" w:tentative="1">
-      <w:start w:val="1"/>
-      <w:numFmt w:val="bullet"/>
-      <w:lvlText w:val="o"/>
-      <w:lvlJc w:val="left"/>
-      <w:pPr>
-        <w:ind w:left="3600" w:hanging="360"/>
-      </w:pPr>
-      <w:rPr>
-        <w:rFonts w:ascii="Courier New" w:hAnsi="Courier New" w:cs="Courier New" w:hint="default"/>
-      </w:rPr>
-    </w:lvl>
-    <w:lvl w:ilvl="5" w:tplc="04090005" w:tentative="1">
-      <w:start w:val="1"/>
-      <w:numFmt w:val="bullet"/>
-      <w:lvlText w:val=""/>
-      <w:lvlJc w:val="left"/>
-      <w:pPr>
-        <w:ind w:left="4320" w:hanging="360"/>
-      </w:pPr>
-      <w:rPr>
-        <w:rFonts w:ascii="Wingdings" w:hAnsi="Wingdings" w:hint="default"/>
-      </w:rPr>
-    </w:lvl>
-    <w:lvl w:ilvl="6" w:tplc="04090001" w:tentative="1">
-      <w:start w:val="1"/>
-      <w:numFmt w:val="bullet"/>
-      <w:lvlText w:val=""/>
-      <w:lvlJc w:val="left"/>
-      <w:pPr>
-        <w:ind w:left="5040" w:hanging="360"/>
-      </w:pPr>
-      <w:rPr>
-        <w:rFonts w:ascii="Symbol" w:hAnsi="Symbol" w:hint="default"/>
-      </w:rPr>
-    </w:lvl>
-    <w:lvl w:ilvl="7" w:tplc="04090003" w:tentative="1">
-      <w:start w:val="1"/>
-      <w:numFmt w:val="bullet"/>
-      <w:lvlText w:val="o"/>
-      <w:lvlJc w:val="left"/>
-      <w:pPr>
-        <w:ind w:left="5760" w:hanging="360"/>
-      </w:pPr>
-      <w:rPr>
-        <w:rFonts w:ascii="Courier New" w:hAnsi="Courier New" w:cs="Courier New" w:hint="default"/>
-      </w:rPr>
-    </w:lvl>
-    <w:lvl w:ilvl="8" w:tplc="04090005" w:tentative="1">
-      <w:start w:val="1"/>
-      <w:numFmt w:val="bullet"/>
-      <w:lvlText w:val=""/>
-      <w:lvlJc w:val="left"/>
-      <w:pPr>
-        <w:ind w:left="6480" w:hanging="360"/>
-      </w:pPr>
-      <w:rPr>
-        <w:rFonts w:ascii="Wingdings" w:hAnsi="Wingdings" w:hint="default"/>
-      </w:rPr>
-    </w:lvl>
-  </w:abstractNum>
-  <w:abstractNum w:abstractNumId="42" w15:restartNumberingAfterBreak="0">
-    <w:nsid w:val="44077149"/>
-    <w:multiLevelType w:val="multilevel"/>
-    <w:tmpl w:val="AF9C71F2"/>
-    <w:lvl w:ilvl="0">
-      <w:start w:val="1"/>
-      <w:numFmt w:val="bullet"/>
-      <w:lvlText w:val=""/>
-      <w:lvlJc w:val="left"/>
-      <w:pPr>
-        <w:tabs>
-          <w:tab w:val="num" w:pos="720"/>
-        </w:tabs>
-        <w:ind w:left="720" w:hanging="360"/>
-      </w:pPr>
-      <w:rPr>
-        <w:rFonts w:ascii="Symbol" w:hAnsi="Symbol" w:hint="default"/>
-        <w:sz w:val="20"/>
-      </w:rPr>
-    </w:lvl>
-    <w:lvl w:ilvl="1" w:tentative="1">
-      <w:start w:val="1"/>
-      <w:numFmt w:val="bullet"/>
-      <w:lvlText w:val="o"/>
-      <w:lvlJc w:val="left"/>
-      <w:pPr>
-        <w:tabs>
-          <w:tab w:val="num" w:pos="1440"/>
-        </w:tabs>
-        <w:ind w:left="1440" w:hanging="360"/>
-      </w:pPr>
-      <w:rPr>
-        <w:rFonts w:ascii="Courier New" w:hAnsi="Courier New" w:hint="default"/>
-        <w:sz w:val="20"/>
-      </w:rPr>
-    </w:lvl>
-    <w:lvl w:ilvl="2" w:tentative="1">
-      <w:start w:val="1"/>
-      <w:numFmt w:val="bullet"/>
-      <w:lvlText w:val=""/>
-      <w:lvlJc w:val="left"/>
-      <w:pPr>
-        <w:tabs>
-          <w:tab w:val="num" w:pos="2160"/>
-        </w:tabs>
-        <w:ind w:left="2160" w:hanging="360"/>
-      </w:pPr>
-      <w:rPr>
-        <w:rFonts w:ascii="Wingdings" w:hAnsi="Wingdings" w:hint="default"/>
-        <w:sz w:val="20"/>
-      </w:rPr>
-    </w:lvl>
-    <w:lvl w:ilvl="3" w:tentative="1">
-      <w:start w:val="1"/>
-      <w:numFmt w:val="bullet"/>
-      <w:lvlText w:val=""/>
-      <w:lvlJc w:val="left"/>
-      <w:pPr>
-        <w:tabs>
-          <w:tab w:val="num" w:pos="2880"/>
-        </w:tabs>
-        <w:ind w:left="2880" w:hanging="360"/>
-      </w:pPr>
-      <w:rPr>
-        <w:rFonts w:ascii="Wingdings" w:hAnsi="Wingdings" w:hint="default"/>
-        <w:sz w:val="20"/>
-      </w:rPr>
-    </w:lvl>
-    <w:lvl w:ilvl="4" w:tentative="1">
-      <w:start w:val="1"/>
-      <w:numFmt w:val="bullet"/>
-      <w:lvlText w:val=""/>
-      <w:lvlJc w:val="left"/>
-      <w:pPr>
-        <w:tabs>
-          <w:tab w:val="num" w:pos="3600"/>
-        </w:tabs>
-        <w:ind w:left="3600" w:hanging="360"/>
-      </w:pPr>
-      <w:rPr>
-        <w:rFonts w:ascii="Wingdings" w:hAnsi="Wingdings" w:hint="default"/>
-        <w:sz w:val="20"/>
-      </w:rPr>
-    </w:lvl>
-    <w:lvl w:ilvl="5" w:tentative="1">
-      <w:start w:val="1"/>
-      <w:numFmt w:val="bullet"/>
-      <w:lvlText w:val=""/>
-      <w:lvlJc w:val="left"/>
-      <w:pPr>
-        <w:tabs>
-          <w:tab w:val="num" w:pos="4320"/>
-        </w:tabs>
-        <w:ind w:left="4320" w:hanging="360"/>
-      </w:pPr>
-      <w:rPr>
-        <w:rFonts w:ascii="Wingdings" w:hAnsi="Wingdings" w:hint="default"/>
-        <w:sz w:val="20"/>
-      </w:rPr>
-    </w:lvl>
-    <w:lvl w:ilvl="6" w:tentative="1">
-      <w:start w:val="1"/>
-      <w:numFmt w:val="bullet"/>
-      <w:lvlText w:val=""/>
-      <w:lvlJc w:val="left"/>
-      <w:pPr>
-        <w:tabs>
-          <w:tab w:val="num" w:pos="5040"/>
-        </w:tabs>
-        <w:ind w:left="5040" w:hanging="360"/>
-      </w:pPr>
-      <w:rPr>
-        <w:rFonts w:ascii="Wingdings" w:hAnsi="Wingdings" w:hint="default"/>
-        <w:sz w:val="20"/>
-      </w:rPr>
-    </w:lvl>
-    <w:lvl w:ilvl="7" w:tentative="1">
-      <w:start w:val="1"/>
-      <w:numFmt w:val="bullet"/>
-      <w:lvlText w:val=""/>
-      <w:lvlJc w:val="left"/>
-      <w:pPr>
-        <w:tabs>
-          <w:tab w:val="num" w:pos="5760"/>
-        </w:tabs>
-        <w:ind w:left="5760" w:hanging="360"/>
-      </w:pPr>
-      <w:rPr>
-        <w:rFonts w:ascii="Wingdings" w:hAnsi="Wingdings" w:hint="default"/>
-        <w:sz w:val="20"/>
-      </w:rPr>
-    </w:lvl>
-    <w:lvl w:ilvl="8" w:tentative="1">
-      <w:start w:val="1"/>
-      <w:numFmt w:val="bullet"/>
-      <w:lvlText w:val=""/>
-      <w:lvlJc w:val="left"/>
-      <w:pPr>
-        <w:tabs>
-          <w:tab w:val="num" w:pos="6480"/>
-        </w:tabs>
-        <w:ind w:left="6480" w:hanging="360"/>
-      </w:pPr>
-      <w:rPr>
-        <w:rFonts w:ascii="Wingdings" w:hAnsi="Wingdings" w:hint="default"/>
-        <w:sz w:val="20"/>
-      </w:rPr>
-    </w:lvl>
-  </w:abstractNum>
-  <w:abstractNum w:abstractNumId="43" w15:restartNumberingAfterBreak="0">
+  <w:abstractNum w:abstractNumId="33" w15:restartNumberingAfterBreak="0">
     <w:nsid w:val="453B3D49"/>
     <w:multiLevelType w:val="hybridMultilevel"/>
     <w:tmpl w:val="96CA4F68"/>
@@ -30435,7 +29280,7 @@
       </w:pPr>
     </w:lvl>
   </w:abstractNum>
-  <w:abstractNum w:abstractNumId="44" w15:restartNumberingAfterBreak="0">
+  <w:abstractNum w:abstractNumId="34" w15:restartNumberingAfterBreak="0">
     <w:nsid w:val="457D1397"/>
     <w:multiLevelType w:val="hybridMultilevel"/>
     <w:tmpl w:val="9C68F24C"/>
@@ -30549,7 +29394,7 @@
       </w:rPr>
     </w:lvl>
   </w:abstractNum>
-  <w:abstractNum w:abstractNumId="45" w15:restartNumberingAfterBreak="0">
+  <w:abstractNum w:abstractNumId="35" w15:restartNumberingAfterBreak="0">
     <w:nsid w:val="470F502D"/>
     <w:multiLevelType w:val="hybridMultilevel"/>
     <w:tmpl w:val="80C0E730"/>
@@ -30663,156 +29508,7 @@
       </w:rPr>
     </w:lvl>
   </w:abstractNum>
-  <w:abstractNum w:abstractNumId="46" w15:restartNumberingAfterBreak="0">
-    <w:nsid w:val="471379A2"/>
-    <w:multiLevelType w:val="multilevel"/>
-    <w:tmpl w:val="27EE1BFA"/>
-    <w:lvl w:ilvl="0">
-      <w:start w:val="1"/>
-      <w:numFmt w:val="bullet"/>
-      <w:lvlText w:val=""/>
-      <w:lvlJc w:val="left"/>
-      <w:pPr>
-        <w:tabs>
-          <w:tab w:val="num" w:pos="720"/>
-        </w:tabs>
-        <w:ind w:left="720" w:hanging="360"/>
-      </w:pPr>
-      <w:rPr>
-        <w:rFonts w:ascii="Symbol" w:hAnsi="Symbol" w:hint="default"/>
-        <w:sz w:val="20"/>
-      </w:rPr>
-    </w:lvl>
-    <w:lvl w:ilvl="1" w:tentative="1">
-      <w:start w:val="1"/>
-      <w:numFmt w:val="bullet"/>
-      <w:lvlText w:val="o"/>
-      <w:lvlJc w:val="left"/>
-      <w:pPr>
-        <w:tabs>
-          <w:tab w:val="num" w:pos="1440"/>
-        </w:tabs>
-        <w:ind w:left="1440" w:hanging="360"/>
-      </w:pPr>
-      <w:rPr>
-        <w:rFonts w:ascii="Courier New" w:hAnsi="Courier New" w:hint="default"/>
-        <w:sz w:val="20"/>
-      </w:rPr>
-    </w:lvl>
-    <w:lvl w:ilvl="2" w:tentative="1">
-      <w:start w:val="1"/>
-      <w:numFmt w:val="bullet"/>
-      <w:lvlText w:val=""/>
-      <w:lvlJc w:val="left"/>
-      <w:pPr>
-        <w:tabs>
-          <w:tab w:val="num" w:pos="2160"/>
-        </w:tabs>
-        <w:ind w:left="2160" w:hanging="360"/>
-      </w:pPr>
-      <w:rPr>
-        <w:rFonts w:ascii="Wingdings" w:hAnsi="Wingdings" w:hint="default"/>
-        <w:sz w:val="20"/>
-      </w:rPr>
-    </w:lvl>
-    <w:lvl w:ilvl="3" w:tentative="1">
-      <w:start w:val="1"/>
-      <w:numFmt w:val="bullet"/>
-      <w:lvlText w:val=""/>
-      <w:lvlJc w:val="left"/>
-      <w:pPr>
-        <w:tabs>
-          <w:tab w:val="num" w:pos="2880"/>
-        </w:tabs>
-        <w:ind w:left="2880" w:hanging="360"/>
-      </w:pPr>
-      <w:rPr>
-        <w:rFonts w:ascii="Wingdings" w:hAnsi="Wingdings" w:hint="default"/>
-        <w:sz w:val="20"/>
-      </w:rPr>
-    </w:lvl>
-    <w:lvl w:ilvl="4" w:tentative="1">
-      <w:start w:val="1"/>
-      <w:numFmt w:val="bullet"/>
-      <w:lvlText w:val=""/>
-      <w:lvlJc w:val="left"/>
-      <w:pPr>
-        <w:tabs>
-          <w:tab w:val="num" w:pos="3600"/>
-        </w:tabs>
-        <w:ind w:left="3600" w:hanging="360"/>
-      </w:pPr>
-      <w:rPr>
-        <w:rFonts w:ascii="Wingdings" w:hAnsi="Wingdings" w:hint="default"/>
-        <w:sz w:val="20"/>
-      </w:rPr>
-    </w:lvl>
-    <w:lvl w:ilvl="5" w:tentative="1">
-      <w:start w:val="1"/>
-      <w:numFmt w:val="bullet"/>
-      <w:lvlText w:val=""/>
-      <w:lvlJc w:val="left"/>
-      <w:pPr>
-        <w:tabs>
-          <w:tab w:val="num" w:pos="4320"/>
-        </w:tabs>
-        <w:ind w:left="4320" w:hanging="360"/>
-      </w:pPr>
-      <w:rPr>
-        <w:rFonts w:ascii="Wingdings" w:hAnsi="Wingdings" w:hint="default"/>
-        <w:sz w:val="20"/>
-      </w:rPr>
-    </w:lvl>
-    <w:lvl w:ilvl="6" w:tentative="1">
-      <w:start w:val="1"/>
-      <w:numFmt w:val="bullet"/>
-      <w:lvlText w:val=""/>
-      <w:lvlJc w:val="left"/>
-      <w:pPr>
-        <w:tabs>
-          <w:tab w:val="num" w:pos="5040"/>
-        </w:tabs>
-        <w:ind w:left="5040" w:hanging="360"/>
-      </w:pPr>
-      <w:rPr>
-        <w:rFonts w:ascii="Wingdings" w:hAnsi="Wingdings" w:hint="default"/>
-        <w:sz w:val="20"/>
-      </w:rPr>
-    </w:lvl>
-    <w:lvl w:ilvl="7" w:tentative="1">
-      <w:start w:val="1"/>
-      <w:numFmt w:val="bullet"/>
-      <w:lvlText w:val=""/>
-      <w:lvlJc w:val="left"/>
-      <w:pPr>
-        <w:tabs>
-          <w:tab w:val="num" w:pos="5760"/>
-        </w:tabs>
-        <w:ind w:left="5760" w:hanging="360"/>
-      </w:pPr>
-      <w:rPr>
-        <w:rFonts w:ascii="Wingdings" w:hAnsi="Wingdings" w:hint="default"/>
-        <w:sz w:val="20"/>
-      </w:rPr>
-    </w:lvl>
-    <w:lvl w:ilvl="8" w:tentative="1">
-      <w:start w:val="1"/>
-      <w:numFmt w:val="bullet"/>
-      <w:lvlText w:val=""/>
-      <w:lvlJc w:val="left"/>
-      <w:pPr>
-        <w:tabs>
-          <w:tab w:val="num" w:pos="6480"/>
-        </w:tabs>
-        <w:ind w:left="6480" w:hanging="360"/>
-      </w:pPr>
-      <w:rPr>
-        <w:rFonts w:ascii="Wingdings" w:hAnsi="Wingdings" w:hint="default"/>
-        <w:sz w:val="20"/>
-      </w:rPr>
-    </w:lvl>
-  </w:abstractNum>
-  <w:abstractNum w:abstractNumId="47" w15:restartNumberingAfterBreak="0">
+  <w:abstractNum w:abstractNumId="36" w15:restartNumberingAfterBreak="0">
     <w:nsid w:val="48727EFD"/>
     <w:multiLevelType w:val="hybridMultilevel"/>
     <w:tmpl w:val="11BE2D90"/>
@@ -30926,7 +29622,7 @@
       </w:rPr>
     </w:lvl>
   </w:abstractNum>
-  <w:abstractNum w:abstractNumId="48" w15:restartNumberingAfterBreak="0">
+  <w:abstractNum w:abstractNumId="37" w15:restartNumberingAfterBreak="0">
     <w:nsid w:val="488F5AA5"/>
     <w:multiLevelType w:val="hybridMultilevel"/>
     <w:tmpl w:val="6AE42134"/>
@@ -31040,7 +29736,7 @@
       </w:rPr>
     </w:lvl>
   </w:abstractNum>
-  <w:abstractNum w:abstractNumId="49" w15:restartNumberingAfterBreak="0">
+  <w:abstractNum w:abstractNumId="38" w15:restartNumberingAfterBreak="0">
     <w:nsid w:val="48F05899"/>
     <w:multiLevelType w:val="hybridMultilevel"/>
     <w:tmpl w:val="445CC9FE"/>
@@ -31154,156 +29850,7 @@
       </w:rPr>
     </w:lvl>
   </w:abstractNum>
-  <w:abstractNum w:abstractNumId="50" w15:restartNumberingAfterBreak="0">
-    <w:nsid w:val="4F8204F2"/>
-    <w:multiLevelType w:val="multilevel"/>
-    <w:tmpl w:val="C1022058"/>
-    <w:lvl w:ilvl="0">
-      <w:start w:val="1"/>
-      <w:numFmt w:val="bullet"/>
-      <w:lvlText w:val=""/>
-      <w:lvlJc w:val="left"/>
-      <w:pPr>
-        <w:tabs>
-          <w:tab w:val="num" w:pos="720"/>
-        </w:tabs>
-        <w:ind w:left="720" w:hanging="360"/>
-      </w:pPr>
-      <w:rPr>
-        <w:rFonts w:ascii="Symbol" w:hAnsi="Symbol" w:hint="default"/>
-        <w:sz w:val="20"/>
-      </w:rPr>
-    </w:lvl>
-    <w:lvl w:ilvl="1" w:tentative="1">
-      <w:start w:val="1"/>
-      <w:numFmt w:val="bullet"/>
-      <w:lvlText w:val="o"/>
-      <w:lvlJc w:val="left"/>
-      <w:pPr>
-        <w:tabs>
-          <w:tab w:val="num" w:pos="1440"/>
-        </w:tabs>
-        <w:ind w:left="1440" w:hanging="360"/>
-      </w:pPr>
-      <w:rPr>
-        <w:rFonts w:ascii="Courier New" w:hAnsi="Courier New" w:hint="default"/>
-        <w:sz w:val="20"/>
-      </w:rPr>
-    </w:lvl>
-    <w:lvl w:ilvl="2" w:tentative="1">
-      <w:start w:val="1"/>
-      <w:numFmt w:val="bullet"/>
-      <w:lvlText w:val=""/>
-      <w:lvlJc w:val="left"/>
-      <w:pPr>
-        <w:tabs>
-          <w:tab w:val="num" w:pos="2160"/>
-        </w:tabs>
-        <w:ind w:left="2160" w:hanging="360"/>
-      </w:pPr>
-      <w:rPr>
-        <w:rFonts w:ascii="Wingdings" w:hAnsi="Wingdings" w:hint="default"/>
-        <w:sz w:val="20"/>
-      </w:rPr>
-    </w:lvl>
-    <w:lvl w:ilvl="3" w:tentative="1">
-      <w:start w:val="1"/>
-      <w:numFmt w:val="bullet"/>
-      <w:lvlText w:val=""/>
-      <w:lvlJc w:val="left"/>
-      <w:pPr>
-        <w:tabs>
-          <w:tab w:val="num" w:pos="2880"/>
-        </w:tabs>
-        <w:ind w:left="2880" w:hanging="360"/>
-      </w:pPr>
-      <w:rPr>
-        <w:rFonts w:ascii="Wingdings" w:hAnsi="Wingdings" w:hint="default"/>
-        <w:sz w:val="20"/>
-      </w:rPr>
-    </w:lvl>
-    <w:lvl w:ilvl="4" w:tentative="1">
-      <w:start w:val="1"/>
-      <w:numFmt w:val="bullet"/>
-      <w:lvlText w:val=""/>
-      <w:lvlJc w:val="left"/>
-      <w:pPr>
-        <w:tabs>
-          <w:tab w:val="num" w:pos="3600"/>
-        </w:tabs>
-        <w:ind w:left="3600" w:hanging="360"/>
-      </w:pPr>
-      <w:rPr>
-        <w:rFonts w:ascii="Wingdings" w:hAnsi="Wingdings" w:hint="default"/>
-        <w:sz w:val="20"/>
-      </w:rPr>
-    </w:lvl>
-    <w:lvl w:ilvl="5" w:tentative="1">
-      <w:start w:val="1"/>
-      <w:numFmt w:val="bullet"/>
-      <w:lvlText w:val=""/>
-      <w:lvlJc w:val="left"/>
-      <w:pPr>
-        <w:tabs>
-          <w:tab w:val="num" w:pos="4320"/>
-        </w:tabs>
-        <w:ind w:left="4320" w:hanging="360"/>
-      </w:pPr>
-      <w:rPr>
-        <w:rFonts w:ascii="Wingdings" w:hAnsi="Wingdings" w:hint="default"/>
-        <w:sz w:val="20"/>
-      </w:rPr>
-    </w:lvl>
-    <w:lvl w:ilvl="6" w:tentative="1">
-      <w:start w:val="1"/>
-      <w:numFmt w:val="bullet"/>
-      <w:lvlText w:val=""/>
-      <w:lvlJc w:val="left"/>
-      <w:pPr>
-        <w:tabs>
-          <w:tab w:val="num" w:pos="5040"/>
-        </w:tabs>
-        <w:ind w:left="5040" w:hanging="360"/>
-      </w:pPr>
-      <w:rPr>
-        <w:rFonts w:ascii="Wingdings" w:hAnsi="Wingdings" w:hint="default"/>
-        <w:sz w:val="20"/>
-      </w:rPr>
-    </w:lvl>
-    <w:lvl w:ilvl="7" w:tentative="1">
-      <w:start w:val="1"/>
-      <w:numFmt w:val="bullet"/>
-      <w:lvlText w:val=""/>
-      <w:lvlJc w:val="left"/>
-      <w:pPr>
-        <w:tabs>
-          <w:tab w:val="num" w:pos="5760"/>
-        </w:tabs>
-        <w:ind w:left="5760" w:hanging="360"/>
-      </w:pPr>
-      <w:rPr>
-        <w:rFonts w:ascii="Wingdings" w:hAnsi="Wingdings" w:hint="default"/>
-        <w:sz w:val="20"/>
-      </w:rPr>
-    </w:lvl>
-    <w:lvl w:ilvl="8" w:tentative="1">
-      <w:start w:val="1"/>
-      <w:numFmt w:val="bullet"/>
-      <w:lvlText w:val=""/>
-      <w:lvlJc w:val="left"/>
-      <w:pPr>
-        <w:tabs>
-          <w:tab w:val="num" w:pos="6480"/>
-        </w:tabs>
-        <w:ind w:left="6480" w:hanging="360"/>
-      </w:pPr>
-      <w:rPr>
-        <w:rFonts w:ascii="Wingdings" w:hAnsi="Wingdings" w:hint="default"/>
-        <w:sz w:val="20"/>
-      </w:rPr>
-    </w:lvl>
-  </w:abstractNum>
-  <w:abstractNum w:abstractNumId="51" w15:restartNumberingAfterBreak="0">
+  <w:abstractNum w:abstractNumId="39" w15:restartNumberingAfterBreak="0">
     <w:nsid w:val="50FF7CE0"/>
     <w:multiLevelType w:val="hybridMultilevel"/>
     <w:tmpl w:val="CAFEEE00"/>
@@ -31417,7 +29964,7 @@
       </w:rPr>
     </w:lvl>
   </w:abstractNum>
-  <w:abstractNum w:abstractNumId="52" w15:restartNumberingAfterBreak="0">
+  <w:abstractNum w:abstractNumId="40" w15:restartNumberingAfterBreak="0">
     <w:nsid w:val="529B4E4E"/>
     <w:multiLevelType w:val="hybridMultilevel"/>
     <w:tmpl w:val="25EAC8C2"/>
@@ -31531,120 +30078,7 @@
       </w:rPr>
     </w:lvl>
   </w:abstractNum>
-  <w:abstractNum w:abstractNumId="53" w15:restartNumberingAfterBreak="0">
-    <w:nsid w:val="530E0FC6"/>
-    <w:multiLevelType w:val="hybridMultilevel"/>
-    <w:tmpl w:val="B764FEAC"/>
-    <w:lvl w:ilvl="0" w:tplc="0409000B">
-      <w:start w:val="1"/>
-      <w:numFmt w:val="bullet"/>
-      <w:lvlText w:val=""/>
-      <w:lvlJc w:val="left"/>
-      <w:pPr>
-        <w:ind w:left="720" w:hanging="360"/>
-      </w:pPr>
-      <w:rPr>
-        <w:rFonts w:ascii="Wingdings" w:hAnsi="Wingdings" w:hint="default"/>
-      </w:rPr>
-    </w:lvl>
-    <w:lvl w:ilvl="1" w:tplc="04090003" w:tentative="1">
-      <w:start w:val="1"/>
-      <w:numFmt w:val="bullet"/>
-      <w:lvlText w:val="o"/>
-      <w:lvlJc w:val="left"/>
-      <w:pPr>
-        <w:ind w:left="1440" w:hanging="360"/>
-      </w:pPr>
-      <w:rPr>
-        <w:rFonts w:ascii="Courier New" w:hAnsi="Courier New" w:cs="Courier New" w:hint="default"/>
-      </w:rPr>
-    </w:lvl>
-    <w:lvl w:ilvl="2" w:tplc="04090005" w:tentative="1">
-      <w:start w:val="1"/>
-      <w:numFmt w:val="bullet"/>
-      <w:lvlText w:val=""/>
-      <w:lvlJc w:val="left"/>
-      <w:pPr>
-        <w:ind w:left="2160" w:hanging="360"/>
-      </w:pPr>
-      <w:rPr>
-        <w:rFonts w:ascii="Wingdings" w:hAnsi="Wingdings" w:hint="default"/>
-      </w:rPr>
-    </w:lvl>
-    <w:lvl w:ilvl="3" w:tplc="04090001" w:tentative="1">
-      <w:start w:val="1"/>
-      <w:numFmt w:val="bullet"/>
-      <w:lvlText w:val=""/>
-      <w:lvlJc w:val="left"/>
-      <w:pPr>
-        <w:ind w:left="2880" w:hanging="360"/>
-      </w:pPr>
-      <w:rPr>
-        <w:rFonts w:ascii="Symbol" w:hAnsi="Symbol" w:hint="default"/>
-      </w:rPr>
-    </w:lvl>
-    <w:lvl w:ilvl="4" w:tplc="04090003" w:tentative="1">
-      <w:start w:val="1"/>
-      <w:numFmt w:val="bullet"/>
-      <w:lvlText w:val="o"/>
-      <w:lvlJc w:val="left"/>
-      <w:pPr>
-        <w:ind w:left="3600" w:hanging="360"/>
-      </w:pPr>
-      <w:rPr>
-        <w:rFonts w:ascii="Courier New" w:hAnsi="Courier New" w:cs="Courier New" w:hint="default"/>
-      </w:rPr>
-    </w:lvl>
-    <w:lvl w:ilvl="5" w:tplc="04090005" w:tentative="1">
-      <w:start w:val="1"/>
-      <w:numFmt w:val="bullet"/>
-      <w:lvlText w:val=""/>
-      <w:lvlJc w:val="left"/>
-      <w:pPr>
-        <w:ind w:left="4320" w:hanging="360"/>
-      </w:pPr>
-      <w:rPr>
-        <w:rFonts w:ascii="Wingdings" w:hAnsi="Wingdings" w:hint="default"/>
-      </w:rPr>
-    </w:lvl>
-    <w:lvl w:ilvl="6" w:tplc="04090001" w:tentative="1">
-      <w:start w:val="1"/>
-      <w:numFmt w:val="bullet"/>
-      <w:lvlText w:val=""/>
-      <w:lvlJc w:val="left"/>
-      <w:pPr>
-        <w:ind w:left="5040" w:hanging="360"/>
-      </w:pPr>
-      <w:rPr>
-        <w:rFonts w:ascii="Symbol" w:hAnsi="Symbol" w:hint="default"/>
-      </w:rPr>
-    </w:lvl>
-    <w:lvl w:ilvl="7" w:tplc="04090003" w:tentative="1">
-      <w:start w:val="1"/>
-      <w:numFmt w:val="bullet"/>
-      <w:lvlText w:val="o"/>
-      <w:lvlJc w:val="left"/>
-      <w:pPr>
-        <w:ind w:left="5760" w:hanging="360"/>
-      </w:pPr>
-      <w:rPr>
-        <w:rFonts w:ascii="Courier New" w:hAnsi="Courier New" w:cs="Courier New" w:hint="default"/>
-      </w:rPr>
-    </w:lvl>
-    <w:lvl w:ilvl="8" w:tplc="04090005" w:tentative="1">
-      <w:start w:val="1"/>
-      <w:numFmt w:val="bullet"/>
-      <w:lvlText w:val=""/>
-      <w:lvlJc w:val="left"/>
-      <w:pPr>
-        <w:ind w:left="6480" w:hanging="360"/>
-      </w:pPr>
-      <w:rPr>
-        <w:rFonts w:ascii="Wingdings" w:hAnsi="Wingdings" w:hint="default"/>
-      </w:rPr>
-    </w:lvl>
-  </w:abstractNum>
-  <w:abstractNum w:abstractNumId="54" w15:restartNumberingAfterBreak="0">
+  <w:abstractNum w:abstractNumId="41" w15:restartNumberingAfterBreak="0">
     <w:nsid w:val="57965B09"/>
     <w:multiLevelType w:val="hybridMultilevel"/>
     <w:tmpl w:val="4A421D08"/>
@@ -31758,7 +30192,7 @@
       </w:rPr>
     </w:lvl>
   </w:abstractNum>
-  <w:abstractNum w:abstractNumId="55" w15:restartNumberingAfterBreak="0">
+  <w:abstractNum w:abstractNumId="42" w15:restartNumberingAfterBreak="0">
     <w:nsid w:val="5ADA2657"/>
     <w:multiLevelType w:val="hybridMultilevel"/>
     <w:tmpl w:val="FEAA895C"/>
@@ -31872,156 +30306,7 @@
       </w:rPr>
     </w:lvl>
   </w:abstractNum>
-  <w:abstractNum w:abstractNumId="56" w15:restartNumberingAfterBreak="0">
-    <w:nsid w:val="5B9D658B"/>
-    <w:multiLevelType w:val="multilevel"/>
-    <w:tmpl w:val="C5C0F560"/>
-    <w:lvl w:ilvl="0">
-      <w:start w:val="1"/>
-      <w:numFmt w:val="bullet"/>
-      <w:lvlText w:val=""/>
-      <w:lvlJc w:val="left"/>
-      <w:pPr>
-        <w:tabs>
-          <w:tab w:val="num" w:pos="720"/>
-        </w:tabs>
-        <w:ind w:left="720" w:hanging="360"/>
-      </w:pPr>
-      <w:rPr>
-        <w:rFonts w:ascii="Symbol" w:hAnsi="Symbol" w:hint="default"/>
-        <w:sz w:val="20"/>
-      </w:rPr>
-    </w:lvl>
-    <w:lvl w:ilvl="1" w:tentative="1">
-      <w:start w:val="1"/>
-      <w:numFmt w:val="bullet"/>
-      <w:lvlText w:val="o"/>
-      <w:lvlJc w:val="left"/>
-      <w:pPr>
-        <w:tabs>
-          <w:tab w:val="num" w:pos="1440"/>
-        </w:tabs>
-        <w:ind w:left="1440" w:hanging="360"/>
-      </w:pPr>
-      <w:rPr>
-        <w:rFonts w:ascii="Courier New" w:hAnsi="Courier New" w:hint="default"/>
-        <w:sz w:val="20"/>
-      </w:rPr>
-    </w:lvl>
-    <w:lvl w:ilvl="2" w:tentative="1">
-      <w:start w:val="1"/>
-      <w:numFmt w:val="bullet"/>
-      <w:lvlText w:val=""/>
-      <w:lvlJc w:val="left"/>
-      <w:pPr>
-        <w:tabs>
-          <w:tab w:val="num" w:pos="2160"/>
-        </w:tabs>
-        <w:ind w:left="2160" w:hanging="360"/>
-      </w:pPr>
-      <w:rPr>
-        <w:rFonts w:ascii="Wingdings" w:hAnsi="Wingdings" w:hint="default"/>
-        <w:sz w:val="20"/>
-      </w:rPr>
-    </w:lvl>
-    <w:lvl w:ilvl="3" w:tentative="1">
-      <w:start w:val="1"/>
-      <w:numFmt w:val="bullet"/>
-      <w:lvlText w:val=""/>
-      <w:lvlJc w:val="left"/>
-      <w:pPr>
-        <w:tabs>
-          <w:tab w:val="num" w:pos="2880"/>
-        </w:tabs>
-        <w:ind w:left="2880" w:hanging="360"/>
-      </w:pPr>
-      <w:rPr>
-        <w:rFonts w:ascii="Wingdings" w:hAnsi="Wingdings" w:hint="default"/>
-        <w:sz w:val="20"/>
-      </w:rPr>
-    </w:lvl>
-    <w:lvl w:ilvl="4" w:tentative="1">
-      <w:start w:val="1"/>
-      <w:numFmt w:val="bullet"/>
-      <w:lvlText w:val=""/>
-      <w:lvlJc w:val="left"/>
-      <w:pPr>
-        <w:tabs>
-          <w:tab w:val="num" w:pos="3600"/>
-        </w:tabs>
-        <w:ind w:left="3600" w:hanging="360"/>
-      </w:pPr>
-      <w:rPr>
-        <w:rFonts w:ascii="Wingdings" w:hAnsi="Wingdings" w:hint="default"/>
-        <w:sz w:val="20"/>
-      </w:rPr>
-    </w:lvl>
-    <w:lvl w:ilvl="5" w:tentative="1">
-      <w:start w:val="1"/>
-      <w:numFmt w:val="bullet"/>
-      <w:lvlText w:val=""/>
-      <w:lvlJc w:val="left"/>
-      <w:pPr>
-        <w:tabs>
-          <w:tab w:val="num" w:pos="4320"/>
-        </w:tabs>
-        <w:ind w:left="4320" w:hanging="360"/>
-      </w:pPr>
-      <w:rPr>
-        <w:rFonts w:ascii="Wingdings" w:hAnsi="Wingdings" w:hint="default"/>
-        <w:sz w:val="20"/>
-      </w:rPr>
-    </w:lvl>
-    <w:lvl w:ilvl="6" w:tentative="1">
-      <w:start w:val="1"/>
-      <w:numFmt w:val="bullet"/>
-      <w:lvlText w:val=""/>
-      <w:lvlJc w:val="left"/>
-      <w:pPr>
-        <w:tabs>
-          <w:tab w:val="num" w:pos="5040"/>
-        </w:tabs>
-        <w:ind w:left="5040" w:hanging="360"/>
-      </w:pPr>
-      <w:rPr>
-        <w:rFonts w:ascii="Wingdings" w:hAnsi="Wingdings" w:hint="default"/>
-        <w:sz w:val="20"/>
-      </w:rPr>
-    </w:lvl>
-    <w:lvl w:ilvl="7" w:tentative="1">
-      <w:start w:val="1"/>
-      <w:numFmt w:val="bullet"/>
-      <w:lvlText w:val=""/>
-      <w:lvlJc w:val="left"/>
-      <w:pPr>
-        <w:tabs>
-          <w:tab w:val="num" w:pos="5760"/>
-        </w:tabs>
-        <w:ind w:left="5760" w:hanging="360"/>
-      </w:pPr>
-      <w:rPr>
-        <w:rFonts w:ascii="Wingdings" w:hAnsi="Wingdings" w:hint="default"/>
-        <w:sz w:val="20"/>
-      </w:rPr>
-    </w:lvl>
-    <w:lvl w:ilvl="8" w:tentative="1">
-      <w:start w:val="1"/>
-      <w:numFmt w:val="bullet"/>
-      <w:lvlText w:val=""/>
-      <w:lvlJc w:val="left"/>
-      <w:pPr>
-        <w:tabs>
-          <w:tab w:val="num" w:pos="6480"/>
-        </w:tabs>
-        <w:ind w:left="6480" w:hanging="360"/>
-      </w:pPr>
-      <w:rPr>
-        <w:rFonts w:ascii="Wingdings" w:hAnsi="Wingdings" w:hint="default"/>
-        <w:sz w:val="20"/>
-      </w:rPr>
-    </w:lvl>
-  </w:abstractNum>
-  <w:abstractNum w:abstractNumId="57" w15:restartNumberingAfterBreak="0">
+  <w:abstractNum w:abstractNumId="43" w15:restartNumberingAfterBreak="0">
     <w:nsid w:val="5CA31FDD"/>
     <w:multiLevelType w:val="hybridMultilevel"/>
     <w:tmpl w:val="1A9A0064"/>
@@ -32135,7 +30420,7 @@
       </w:rPr>
     </w:lvl>
   </w:abstractNum>
-  <w:abstractNum w:abstractNumId="58" w15:restartNumberingAfterBreak="0">
+  <w:abstractNum w:abstractNumId="44" w15:restartNumberingAfterBreak="0">
     <w:nsid w:val="5CAC77AE"/>
     <w:multiLevelType w:val="hybridMultilevel"/>
     <w:tmpl w:val="AB5205F0"/>
@@ -32226,7 +30511,7 @@
       </w:pPr>
     </w:lvl>
   </w:abstractNum>
-  <w:abstractNum w:abstractNumId="59" w15:restartNumberingAfterBreak="0">
+  <w:abstractNum w:abstractNumId="45" w15:restartNumberingAfterBreak="0">
     <w:nsid w:val="5F2E3E91"/>
     <w:multiLevelType w:val="hybridMultilevel"/>
     <w:tmpl w:val="E8DABA26"/>
@@ -32340,7 +30625,7 @@
       </w:rPr>
     </w:lvl>
   </w:abstractNum>
-  <w:abstractNum w:abstractNumId="60" w15:restartNumberingAfterBreak="0">
+  <w:abstractNum w:abstractNumId="46" w15:restartNumberingAfterBreak="0">
     <w:nsid w:val="5F417CC2"/>
     <w:multiLevelType w:val="hybridMultilevel"/>
     <w:tmpl w:val="C5FE234E"/>
@@ -32454,7 +30739,7 @@
       </w:rPr>
     </w:lvl>
   </w:abstractNum>
-  <w:abstractNum w:abstractNumId="61" w15:restartNumberingAfterBreak="0">
+  <w:abstractNum w:abstractNumId="47" w15:restartNumberingAfterBreak="0">
     <w:nsid w:val="602D5A79"/>
     <w:multiLevelType w:val="hybridMultilevel"/>
     <w:tmpl w:val="5F3263B8"/>
@@ -32568,865 +30853,7 @@
       </w:rPr>
     </w:lvl>
   </w:abstractNum>
-  <w:abstractNum w:abstractNumId="62" w15:restartNumberingAfterBreak="0">
-    <w:nsid w:val="62A933C3"/>
-    <w:multiLevelType w:val="multilevel"/>
-    <w:tmpl w:val="EEFA9712"/>
-    <w:lvl w:ilvl="0">
-      <w:start w:val="1"/>
-      <w:numFmt w:val="bullet"/>
-      <w:lvlText w:val=""/>
-      <w:lvlJc w:val="left"/>
-      <w:pPr>
-        <w:tabs>
-          <w:tab w:val="num" w:pos="720"/>
-        </w:tabs>
-        <w:ind w:left="720" w:hanging="360"/>
-      </w:pPr>
-      <w:rPr>
-        <w:rFonts w:ascii="Symbol" w:hAnsi="Symbol" w:hint="default"/>
-        <w:sz w:val="20"/>
-      </w:rPr>
-    </w:lvl>
-    <w:lvl w:ilvl="1" w:tentative="1">
-      <w:start w:val="1"/>
-      <w:numFmt w:val="bullet"/>
-      <w:lvlText w:val="o"/>
-      <w:lvlJc w:val="left"/>
-      <w:pPr>
-        <w:tabs>
-          <w:tab w:val="num" w:pos="1440"/>
-        </w:tabs>
-        <w:ind w:left="1440" w:hanging="360"/>
-      </w:pPr>
-      <w:rPr>
-        <w:rFonts w:ascii="Courier New" w:hAnsi="Courier New" w:hint="default"/>
-        <w:sz w:val="20"/>
-      </w:rPr>
-    </w:lvl>
-    <w:lvl w:ilvl="2" w:tentative="1">
-      <w:start w:val="1"/>
-      <w:numFmt w:val="bullet"/>
-      <w:lvlText w:val=""/>
-      <w:lvlJc w:val="left"/>
-      <w:pPr>
-        <w:tabs>
-          <w:tab w:val="num" w:pos="2160"/>
-        </w:tabs>
-        <w:ind w:left="2160" w:hanging="360"/>
-      </w:pPr>
-      <w:rPr>
-        <w:rFonts w:ascii="Wingdings" w:hAnsi="Wingdings" w:hint="default"/>
-        <w:sz w:val="20"/>
-      </w:rPr>
-    </w:lvl>
-    <w:lvl w:ilvl="3" w:tentative="1">
-      <w:start w:val="1"/>
-      <w:numFmt w:val="bullet"/>
-      <w:lvlText w:val=""/>
-      <w:lvlJc w:val="left"/>
-      <w:pPr>
-        <w:tabs>
-          <w:tab w:val="num" w:pos="2880"/>
-        </w:tabs>
-        <w:ind w:left="2880" w:hanging="360"/>
-      </w:pPr>
-      <w:rPr>
-        <w:rFonts w:ascii="Wingdings" w:hAnsi="Wingdings" w:hint="default"/>
-        <w:sz w:val="20"/>
-      </w:rPr>
-    </w:lvl>
-    <w:lvl w:ilvl="4" w:tentative="1">
-      <w:start w:val="1"/>
-      <w:numFmt w:val="bullet"/>
-      <w:lvlText w:val=""/>
-      <w:lvlJc w:val="left"/>
-      <w:pPr>
-        <w:tabs>
-          <w:tab w:val="num" w:pos="3600"/>
-        </w:tabs>
-        <w:ind w:left="3600" w:hanging="360"/>
-      </w:pPr>
-      <w:rPr>
-        <w:rFonts w:ascii="Wingdings" w:hAnsi="Wingdings" w:hint="default"/>
-        <w:sz w:val="20"/>
-      </w:rPr>
-    </w:lvl>
-    <w:lvl w:ilvl="5" w:tentative="1">
-      <w:start w:val="1"/>
-      <w:numFmt w:val="bullet"/>
-      <w:lvlText w:val=""/>
-      <w:lvlJc w:val="left"/>
-      <w:pPr>
-        <w:tabs>
-          <w:tab w:val="num" w:pos="4320"/>
-        </w:tabs>
-        <w:ind w:left="4320" w:hanging="360"/>
-      </w:pPr>
-      <w:rPr>
-        <w:rFonts w:ascii="Wingdings" w:hAnsi="Wingdings" w:hint="default"/>
-        <w:sz w:val="20"/>
-      </w:rPr>
-    </w:lvl>
-    <w:lvl w:ilvl="6" w:tentative="1">
-      <w:start w:val="1"/>
-      <w:numFmt w:val="bullet"/>
-      <w:lvlText w:val=""/>
-      <w:lvlJc w:val="left"/>
-      <w:pPr>
-        <w:tabs>
-          <w:tab w:val="num" w:pos="5040"/>
-        </w:tabs>
-        <w:ind w:left="5040" w:hanging="360"/>
-      </w:pPr>
-      <w:rPr>
-        <w:rFonts w:ascii="Wingdings" w:hAnsi="Wingdings" w:hint="default"/>
-        <w:sz w:val="20"/>
-      </w:rPr>
-    </w:lvl>
-    <w:lvl w:ilvl="7" w:tentative="1">
-      <w:start w:val="1"/>
-      <w:numFmt w:val="bullet"/>
-      <w:lvlText w:val=""/>
-      <w:lvlJc w:val="left"/>
-      <w:pPr>
-        <w:tabs>
-          <w:tab w:val="num" w:pos="5760"/>
-        </w:tabs>
-        <w:ind w:left="5760" w:hanging="360"/>
-      </w:pPr>
-      <w:rPr>
-        <w:rFonts w:ascii="Wingdings" w:hAnsi="Wingdings" w:hint="default"/>
-        <w:sz w:val="20"/>
-      </w:rPr>
-    </w:lvl>
-    <w:lvl w:ilvl="8" w:tentative="1">
-      <w:start w:val="1"/>
-      <w:numFmt w:val="bullet"/>
-      <w:lvlText w:val=""/>
-      <w:lvlJc w:val="left"/>
-      <w:pPr>
-        <w:tabs>
-          <w:tab w:val="num" w:pos="6480"/>
-        </w:tabs>
-        <w:ind w:left="6480" w:hanging="360"/>
-      </w:pPr>
-      <w:rPr>
-        <w:rFonts w:ascii="Wingdings" w:hAnsi="Wingdings" w:hint="default"/>
-        <w:sz w:val="20"/>
-      </w:rPr>
-    </w:lvl>
-  </w:abstractNum>
-  <w:abstractNum w:abstractNumId="63" w15:restartNumberingAfterBreak="0">
-    <w:nsid w:val="63156185"/>
-    <w:multiLevelType w:val="multilevel"/>
-    <w:tmpl w:val="E952996E"/>
-    <w:lvl w:ilvl="0">
-      <w:start w:val="1"/>
-      <w:numFmt w:val="bullet"/>
-      <w:lvlText w:val=""/>
-      <w:lvlJc w:val="left"/>
-      <w:pPr>
-        <w:tabs>
-          <w:tab w:val="num" w:pos="720"/>
-        </w:tabs>
-        <w:ind w:left="720" w:hanging="360"/>
-      </w:pPr>
-      <w:rPr>
-        <w:rFonts w:ascii="Symbol" w:hAnsi="Symbol" w:hint="default"/>
-        <w:sz w:val="20"/>
-      </w:rPr>
-    </w:lvl>
-    <w:lvl w:ilvl="1">
-      <w:start w:val="1"/>
-      <w:numFmt w:val="bullet"/>
-      <w:lvlText w:val="o"/>
-      <w:lvlJc w:val="left"/>
-      <w:pPr>
-        <w:tabs>
-          <w:tab w:val="num" w:pos="1440"/>
-        </w:tabs>
-        <w:ind w:left="1440" w:hanging="360"/>
-      </w:pPr>
-      <w:rPr>
-        <w:rFonts w:ascii="Courier New" w:hAnsi="Courier New" w:hint="default"/>
-        <w:sz w:val="20"/>
-      </w:rPr>
-    </w:lvl>
-    <w:lvl w:ilvl="2" w:tentative="1">
-      <w:start w:val="1"/>
-      <w:numFmt w:val="bullet"/>
-      <w:lvlText w:val=""/>
-      <w:lvlJc w:val="left"/>
-      <w:pPr>
-        <w:tabs>
-          <w:tab w:val="num" w:pos="2160"/>
-        </w:tabs>
-        <w:ind w:left="2160" w:hanging="360"/>
-      </w:pPr>
-      <w:rPr>
-        <w:rFonts w:ascii="Wingdings" w:hAnsi="Wingdings" w:hint="default"/>
-        <w:sz w:val="20"/>
-      </w:rPr>
-    </w:lvl>
-    <w:lvl w:ilvl="3" w:tentative="1">
-      <w:start w:val="1"/>
-      <w:numFmt w:val="bullet"/>
-      <w:lvlText w:val=""/>
-      <w:lvlJc w:val="left"/>
-      <w:pPr>
-        <w:tabs>
-          <w:tab w:val="num" w:pos="2880"/>
-        </w:tabs>
-        <w:ind w:left="2880" w:hanging="360"/>
-      </w:pPr>
-      <w:rPr>
-        <w:rFonts w:ascii="Wingdings" w:hAnsi="Wingdings" w:hint="default"/>
-        <w:sz w:val="20"/>
-      </w:rPr>
-    </w:lvl>
-    <w:lvl w:ilvl="4" w:tentative="1">
-      <w:start w:val="1"/>
-      <w:numFmt w:val="bullet"/>
-      <w:lvlText w:val=""/>
-      <w:lvlJc w:val="left"/>
-      <w:pPr>
-        <w:tabs>
-          <w:tab w:val="num" w:pos="3600"/>
-        </w:tabs>
-        <w:ind w:left="3600" w:hanging="360"/>
-      </w:pPr>
-      <w:rPr>
-        <w:rFonts w:ascii="Wingdings" w:hAnsi="Wingdings" w:hint="default"/>
-        <w:sz w:val="20"/>
-      </w:rPr>
-    </w:lvl>
-    <w:lvl w:ilvl="5" w:tentative="1">
-      <w:start w:val="1"/>
-      <w:numFmt w:val="bullet"/>
-      <w:lvlText w:val=""/>
-      <w:lvlJc w:val="left"/>
-      <w:pPr>
-        <w:tabs>
-          <w:tab w:val="num" w:pos="4320"/>
-        </w:tabs>
-        <w:ind w:left="4320" w:hanging="360"/>
-      </w:pPr>
-      <w:rPr>
-        <w:rFonts w:ascii="Wingdings" w:hAnsi="Wingdings" w:hint="default"/>
-        <w:sz w:val="20"/>
-      </w:rPr>
-    </w:lvl>
-    <w:lvl w:ilvl="6" w:tentative="1">
-      <w:start w:val="1"/>
-      <w:numFmt w:val="bullet"/>
-      <w:lvlText w:val=""/>
-      <w:lvlJc w:val="left"/>
-      <w:pPr>
-        <w:tabs>
-          <w:tab w:val="num" w:pos="5040"/>
-        </w:tabs>
-        <w:ind w:left="5040" w:hanging="360"/>
-      </w:pPr>
-      <w:rPr>
-        <w:rFonts w:ascii="Wingdings" w:hAnsi="Wingdings" w:hint="default"/>
-        <w:sz w:val="20"/>
-      </w:rPr>
-    </w:lvl>
-    <w:lvl w:ilvl="7" w:tentative="1">
-      <w:start w:val="1"/>
-      <w:numFmt w:val="bullet"/>
-      <w:lvlText w:val=""/>
-      <w:lvlJc w:val="left"/>
-      <w:pPr>
-        <w:tabs>
-          <w:tab w:val="num" w:pos="5760"/>
-        </w:tabs>
-        <w:ind w:left="5760" w:hanging="360"/>
-      </w:pPr>
-      <w:rPr>
-        <w:rFonts w:ascii="Wingdings" w:hAnsi="Wingdings" w:hint="default"/>
-        <w:sz w:val="20"/>
-      </w:rPr>
-    </w:lvl>
-    <w:lvl w:ilvl="8" w:tentative="1">
-      <w:start w:val="1"/>
-      <w:numFmt w:val="bullet"/>
-      <w:lvlText w:val=""/>
-      <w:lvlJc w:val="left"/>
-      <w:pPr>
-        <w:tabs>
-          <w:tab w:val="num" w:pos="6480"/>
-        </w:tabs>
-        <w:ind w:left="6480" w:hanging="360"/>
-      </w:pPr>
-      <w:rPr>
-        <w:rFonts w:ascii="Wingdings" w:hAnsi="Wingdings" w:hint="default"/>
-        <w:sz w:val="20"/>
-      </w:rPr>
-    </w:lvl>
-  </w:abstractNum>
-  <w:abstractNum w:abstractNumId="64" w15:restartNumberingAfterBreak="0">
-    <w:nsid w:val="65862164"/>
-    <w:multiLevelType w:val="multilevel"/>
-    <w:tmpl w:val="7EFC2ADE"/>
-    <w:lvl w:ilvl="0">
-      <w:start w:val="1"/>
-      <w:numFmt w:val="bullet"/>
-      <w:lvlText w:val=""/>
-      <w:lvlJc w:val="left"/>
-      <w:pPr>
-        <w:tabs>
-          <w:tab w:val="num" w:pos="720"/>
-        </w:tabs>
-        <w:ind w:left="720" w:hanging="360"/>
-      </w:pPr>
-      <w:rPr>
-        <w:rFonts w:ascii="Symbol" w:hAnsi="Symbol" w:hint="default"/>
-        <w:sz w:val="20"/>
-      </w:rPr>
-    </w:lvl>
-    <w:lvl w:ilvl="1" w:tentative="1">
-      <w:start w:val="1"/>
-      <w:numFmt w:val="bullet"/>
-      <w:lvlText w:val="o"/>
-      <w:lvlJc w:val="left"/>
-      <w:pPr>
-        <w:tabs>
-          <w:tab w:val="num" w:pos="1440"/>
-        </w:tabs>
-        <w:ind w:left="1440" w:hanging="360"/>
-      </w:pPr>
-      <w:rPr>
-        <w:rFonts w:ascii="Courier New" w:hAnsi="Courier New" w:hint="default"/>
-        <w:sz w:val="20"/>
-      </w:rPr>
-    </w:lvl>
-    <w:lvl w:ilvl="2" w:tentative="1">
-      <w:start w:val="1"/>
-      <w:numFmt w:val="bullet"/>
-      <w:lvlText w:val=""/>
-      <w:lvlJc w:val="left"/>
-      <w:pPr>
-        <w:tabs>
-          <w:tab w:val="num" w:pos="2160"/>
-        </w:tabs>
-        <w:ind w:left="2160" w:hanging="360"/>
-      </w:pPr>
-      <w:rPr>
-        <w:rFonts w:ascii="Wingdings" w:hAnsi="Wingdings" w:hint="default"/>
-        <w:sz w:val="20"/>
-      </w:rPr>
-    </w:lvl>
-    <w:lvl w:ilvl="3" w:tentative="1">
-      <w:start w:val="1"/>
-      <w:numFmt w:val="bullet"/>
-      <w:lvlText w:val=""/>
-      <w:lvlJc w:val="left"/>
-      <w:pPr>
-        <w:tabs>
-          <w:tab w:val="num" w:pos="2880"/>
-        </w:tabs>
-        <w:ind w:left="2880" w:hanging="360"/>
-      </w:pPr>
-      <w:rPr>
-        <w:rFonts w:ascii="Wingdings" w:hAnsi="Wingdings" w:hint="default"/>
-        <w:sz w:val="20"/>
-      </w:rPr>
-    </w:lvl>
-    <w:lvl w:ilvl="4" w:tentative="1">
-      <w:start w:val="1"/>
-      <w:numFmt w:val="bullet"/>
-      <w:lvlText w:val=""/>
-      <w:lvlJc w:val="left"/>
-      <w:pPr>
-        <w:tabs>
-          <w:tab w:val="num" w:pos="3600"/>
-        </w:tabs>
-        <w:ind w:left="3600" w:hanging="360"/>
-      </w:pPr>
-      <w:rPr>
-        <w:rFonts w:ascii="Wingdings" w:hAnsi="Wingdings" w:hint="default"/>
-        <w:sz w:val="20"/>
-      </w:rPr>
-    </w:lvl>
-    <w:lvl w:ilvl="5" w:tentative="1">
-      <w:start w:val="1"/>
-      <w:numFmt w:val="bullet"/>
-      <w:lvlText w:val=""/>
-      <w:lvlJc w:val="left"/>
-      <w:pPr>
-        <w:tabs>
-          <w:tab w:val="num" w:pos="4320"/>
-        </w:tabs>
-        <w:ind w:left="4320" w:hanging="360"/>
-      </w:pPr>
-      <w:rPr>
-        <w:rFonts w:ascii="Wingdings" w:hAnsi="Wingdings" w:hint="default"/>
-        <w:sz w:val="20"/>
-      </w:rPr>
-    </w:lvl>
-    <w:lvl w:ilvl="6" w:tentative="1">
-      <w:start w:val="1"/>
-      <w:numFmt w:val="bullet"/>
-      <w:lvlText w:val=""/>
-      <w:lvlJc w:val="left"/>
-      <w:pPr>
-        <w:tabs>
-          <w:tab w:val="num" w:pos="5040"/>
-        </w:tabs>
-        <w:ind w:left="5040" w:hanging="360"/>
-      </w:pPr>
-      <w:rPr>
-        <w:rFonts w:ascii="Wingdings" w:hAnsi="Wingdings" w:hint="default"/>
-        <w:sz w:val="20"/>
-      </w:rPr>
-    </w:lvl>
-    <w:lvl w:ilvl="7" w:tentative="1">
-      <w:start w:val="1"/>
-      <w:numFmt w:val="bullet"/>
-      <w:lvlText w:val=""/>
-      <w:lvlJc w:val="left"/>
-      <w:pPr>
-        <w:tabs>
-          <w:tab w:val="num" w:pos="5760"/>
-        </w:tabs>
-        <w:ind w:left="5760" w:hanging="360"/>
-      </w:pPr>
-      <w:rPr>
-        <w:rFonts w:ascii="Wingdings" w:hAnsi="Wingdings" w:hint="default"/>
-        <w:sz w:val="20"/>
-      </w:rPr>
-    </w:lvl>
-    <w:lvl w:ilvl="8" w:tentative="1">
-      <w:start w:val="1"/>
-      <w:numFmt w:val="bullet"/>
-      <w:lvlText w:val=""/>
-      <w:lvlJc w:val="left"/>
-      <w:pPr>
-        <w:tabs>
-          <w:tab w:val="num" w:pos="6480"/>
-        </w:tabs>
-        <w:ind w:left="6480" w:hanging="360"/>
-      </w:pPr>
-      <w:rPr>
-        <w:rFonts w:ascii="Wingdings" w:hAnsi="Wingdings" w:hint="default"/>
-        <w:sz w:val="20"/>
-      </w:rPr>
-    </w:lvl>
-  </w:abstractNum>
-  <w:abstractNum w:abstractNumId="65" w15:restartNumberingAfterBreak="0">
-    <w:nsid w:val="65F10AB4"/>
-    <w:multiLevelType w:val="multilevel"/>
-    <w:tmpl w:val="74961634"/>
-    <w:lvl w:ilvl="0">
-      <w:start w:val="1"/>
-      <w:numFmt w:val="bullet"/>
-      <w:lvlText w:val=""/>
-      <w:lvlJc w:val="left"/>
-      <w:pPr>
-        <w:tabs>
-          <w:tab w:val="num" w:pos="720"/>
-        </w:tabs>
-        <w:ind w:left="720" w:hanging="360"/>
-      </w:pPr>
-      <w:rPr>
-        <w:rFonts w:ascii="Symbol" w:hAnsi="Symbol" w:hint="default"/>
-        <w:sz w:val="20"/>
-      </w:rPr>
-    </w:lvl>
-    <w:lvl w:ilvl="1" w:tentative="1">
-      <w:start w:val="1"/>
-      <w:numFmt w:val="bullet"/>
-      <w:lvlText w:val="o"/>
-      <w:lvlJc w:val="left"/>
-      <w:pPr>
-        <w:tabs>
-          <w:tab w:val="num" w:pos="1440"/>
-        </w:tabs>
-        <w:ind w:left="1440" w:hanging="360"/>
-      </w:pPr>
-      <w:rPr>
-        <w:rFonts w:ascii="Courier New" w:hAnsi="Courier New" w:hint="default"/>
-        <w:sz w:val="20"/>
-      </w:rPr>
-    </w:lvl>
-    <w:lvl w:ilvl="2" w:tentative="1">
-      <w:start w:val="1"/>
-      <w:numFmt w:val="bullet"/>
-      <w:lvlText w:val=""/>
-      <w:lvlJc w:val="left"/>
-      <w:pPr>
-        <w:tabs>
-          <w:tab w:val="num" w:pos="2160"/>
-        </w:tabs>
-        <w:ind w:left="2160" w:hanging="360"/>
-      </w:pPr>
-      <w:rPr>
-        <w:rFonts w:ascii="Wingdings" w:hAnsi="Wingdings" w:hint="default"/>
-        <w:sz w:val="20"/>
-      </w:rPr>
-    </w:lvl>
-    <w:lvl w:ilvl="3" w:tentative="1">
-      <w:start w:val="1"/>
-      <w:numFmt w:val="bullet"/>
-      <w:lvlText w:val=""/>
-      <w:lvlJc w:val="left"/>
-      <w:pPr>
-        <w:tabs>
-          <w:tab w:val="num" w:pos="2880"/>
-        </w:tabs>
-        <w:ind w:left="2880" w:hanging="360"/>
-      </w:pPr>
-      <w:rPr>
-        <w:rFonts w:ascii="Wingdings" w:hAnsi="Wingdings" w:hint="default"/>
-        <w:sz w:val="20"/>
-      </w:rPr>
-    </w:lvl>
-    <w:lvl w:ilvl="4" w:tentative="1">
-      <w:start w:val="1"/>
-      <w:numFmt w:val="bullet"/>
-      <w:lvlText w:val=""/>
-      <w:lvlJc w:val="left"/>
-      <w:pPr>
-        <w:tabs>
-          <w:tab w:val="num" w:pos="3600"/>
-        </w:tabs>
-        <w:ind w:left="3600" w:hanging="360"/>
-      </w:pPr>
-      <w:rPr>
-        <w:rFonts w:ascii="Wingdings" w:hAnsi="Wingdings" w:hint="default"/>
-        <w:sz w:val="20"/>
-      </w:rPr>
-    </w:lvl>
-    <w:lvl w:ilvl="5" w:tentative="1">
-      <w:start w:val="1"/>
-      <w:numFmt w:val="bullet"/>
-      <w:lvlText w:val=""/>
-      <w:lvlJc w:val="left"/>
-      <w:pPr>
-        <w:tabs>
-          <w:tab w:val="num" w:pos="4320"/>
-        </w:tabs>
-        <w:ind w:left="4320" w:hanging="360"/>
-      </w:pPr>
-      <w:rPr>
-        <w:rFonts w:ascii="Wingdings" w:hAnsi="Wingdings" w:hint="default"/>
-        <w:sz w:val="20"/>
-      </w:rPr>
-    </w:lvl>
-    <w:lvl w:ilvl="6" w:tentative="1">
-      <w:start w:val="1"/>
-      <w:numFmt w:val="bullet"/>
-      <w:lvlText w:val=""/>
-      <w:lvlJc w:val="left"/>
-      <w:pPr>
-        <w:tabs>
-          <w:tab w:val="num" w:pos="5040"/>
-        </w:tabs>
-        <w:ind w:left="5040" w:hanging="360"/>
-      </w:pPr>
-      <w:rPr>
-        <w:rFonts w:ascii="Wingdings" w:hAnsi="Wingdings" w:hint="default"/>
-        <w:sz w:val="20"/>
-      </w:rPr>
-    </w:lvl>
-    <w:lvl w:ilvl="7" w:tentative="1">
-      <w:start w:val="1"/>
-      <w:numFmt w:val="bullet"/>
-      <w:lvlText w:val=""/>
-      <w:lvlJc w:val="left"/>
-      <w:pPr>
-        <w:tabs>
-          <w:tab w:val="num" w:pos="5760"/>
-        </w:tabs>
-        <w:ind w:left="5760" w:hanging="360"/>
-      </w:pPr>
-      <w:rPr>
-        <w:rFonts w:ascii="Wingdings" w:hAnsi="Wingdings" w:hint="default"/>
-        <w:sz w:val="20"/>
-      </w:rPr>
-    </w:lvl>
-    <w:lvl w:ilvl="8" w:tentative="1">
-      <w:start w:val="1"/>
-      <w:numFmt w:val="bullet"/>
-      <w:lvlText w:val=""/>
-      <w:lvlJc w:val="left"/>
-      <w:pPr>
-        <w:tabs>
-          <w:tab w:val="num" w:pos="6480"/>
-        </w:tabs>
-        <w:ind w:left="6480" w:hanging="360"/>
-      </w:pPr>
-      <w:rPr>
-        <w:rFonts w:ascii="Wingdings" w:hAnsi="Wingdings" w:hint="default"/>
-        <w:sz w:val="20"/>
-      </w:rPr>
-    </w:lvl>
-  </w:abstractNum>
-  <w:abstractNum w:abstractNumId="66" w15:restartNumberingAfterBreak="0">
-    <w:nsid w:val="69430F17"/>
-    <w:multiLevelType w:val="multilevel"/>
-    <w:tmpl w:val="0D26AAEE"/>
-    <w:lvl w:ilvl="0">
-      <w:start w:val="1"/>
-      <w:numFmt w:val="bullet"/>
-      <w:lvlText w:val=""/>
-      <w:lvlJc w:val="left"/>
-      <w:pPr>
-        <w:tabs>
-          <w:tab w:val="num" w:pos="720"/>
-        </w:tabs>
-        <w:ind w:left="720" w:hanging="360"/>
-      </w:pPr>
-      <w:rPr>
-        <w:rFonts w:ascii="Symbol" w:hAnsi="Symbol" w:hint="default"/>
-        <w:sz w:val="20"/>
-      </w:rPr>
-    </w:lvl>
-    <w:lvl w:ilvl="1">
-      <w:start w:val="1"/>
-      <w:numFmt w:val="bullet"/>
-      <w:lvlText w:val="o"/>
-      <w:lvlJc w:val="left"/>
-      <w:pPr>
-        <w:tabs>
-          <w:tab w:val="num" w:pos="1440"/>
-        </w:tabs>
-        <w:ind w:left="1440" w:hanging="360"/>
-      </w:pPr>
-      <w:rPr>
-        <w:rFonts w:ascii="Courier New" w:hAnsi="Courier New" w:hint="default"/>
-        <w:sz w:val="20"/>
-      </w:rPr>
-    </w:lvl>
-    <w:lvl w:ilvl="2" w:tentative="1">
-      <w:start w:val="1"/>
-      <w:numFmt w:val="bullet"/>
-      <w:lvlText w:val=""/>
-      <w:lvlJc w:val="left"/>
-      <w:pPr>
-        <w:tabs>
-          <w:tab w:val="num" w:pos="2160"/>
-        </w:tabs>
-        <w:ind w:left="2160" w:hanging="360"/>
-      </w:pPr>
-      <w:rPr>
-        <w:rFonts w:ascii="Wingdings" w:hAnsi="Wingdings" w:hint="default"/>
-        <w:sz w:val="20"/>
-      </w:rPr>
-    </w:lvl>
-    <w:lvl w:ilvl="3" w:tentative="1">
-      <w:start w:val="1"/>
-      <w:numFmt w:val="bullet"/>
-      <w:lvlText w:val=""/>
-      <w:lvlJc w:val="left"/>
-      <w:pPr>
-        <w:tabs>
-          <w:tab w:val="num" w:pos="2880"/>
-        </w:tabs>
-        <w:ind w:left="2880" w:hanging="360"/>
-      </w:pPr>
-      <w:rPr>
-        <w:rFonts w:ascii="Wingdings" w:hAnsi="Wingdings" w:hint="default"/>
-        <w:sz w:val="20"/>
-      </w:rPr>
-    </w:lvl>
-    <w:lvl w:ilvl="4" w:tentative="1">
-      <w:start w:val="1"/>
-      <w:numFmt w:val="bullet"/>
-      <w:lvlText w:val=""/>
-      <w:lvlJc w:val="left"/>
-      <w:pPr>
-        <w:tabs>
-          <w:tab w:val="num" w:pos="3600"/>
-        </w:tabs>
-        <w:ind w:left="3600" w:hanging="360"/>
-      </w:pPr>
-      <w:rPr>
-        <w:rFonts w:ascii="Wingdings" w:hAnsi="Wingdings" w:hint="default"/>
-        <w:sz w:val="20"/>
-      </w:rPr>
-    </w:lvl>
-    <w:lvl w:ilvl="5" w:tentative="1">
-      <w:start w:val="1"/>
-      <w:numFmt w:val="bullet"/>
-      <w:lvlText w:val=""/>
-      <w:lvlJc w:val="left"/>
-      <w:pPr>
-        <w:tabs>
-          <w:tab w:val="num" w:pos="4320"/>
-        </w:tabs>
-        <w:ind w:left="4320" w:hanging="360"/>
-      </w:pPr>
-      <w:rPr>
-        <w:rFonts w:ascii="Wingdings" w:hAnsi="Wingdings" w:hint="default"/>
-        <w:sz w:val="20"/>
-      </w:rPr>
-    </w:lvl>
-    <w:lvl w:ilvl="6" w:tentative="1">
-      <w:start w:val="1"/>
-      <w:numFmt w:val="bullet"/>
-      <w:lvlText w:val=""/>
-      <w:lvlJc w:val="left"/>
-      <w:pPr>
-        <w:tabs>
-          <w:tab w:val="num" w:pos="5040"/>
-        </w:tabs>
-        <w:ind w:left="5040" w:hanging="360"/>
-      </w:pPr>
-      <w:rPr>
-        <w:rFonts w:ascii="Wingdings" w:hAnsi="Wingdings" w:hint="default"/>
-        <w:sz w:val="20"/>
-      </w:rPr>
-    </w:lvl>
-    <w:lvl w:ilvl="7" w:tentative="1">
-      <w:start w:val="1"/>
-      <w:numFmt w:val="bullet"/>
-      <w:lvlText w:val=""/>
-      <w:lvlJc w:val="left"/>
-      <w:pPr>
-        <w:tabs>
-          <w:tab w:val="num" w:pos="5760"/>
-        </w:tabs>
-        <w:ind w:left="5760" w:hanging="360"/>
-      </w:pPr>
-      <w:rPr>
-        <w:rFonts w:ascii="Wingdings" w:hAnsi="Wingdings" w:hint="default"/>
-        <w:sz w:val="20"/>
-      </w:rPr>
-    </w:lvl>
-    <w:lvl w:ilvl="8" w:tentative="1">
-      <w:start w:val="1"/>
-      <w:numFmt w:val="bullet"/>
-      <w:lvlText w:val=""/>
-      <w:lvlJc w:val="left"/>
-      <w:pPr>
-        <w:tabs>
-          <w:tab w:val="num" w:pos="6480"/>
-        </w:tabs>
-        <w:ind w:left="6480" w:hanging="360"/>
-      </w:pPr>
-      <w:rPr>
-        <w:rFonts w:ascii="Wingdings" w:hAnsi="Wingdings" w:hint="default"/>
-        <w:sz w:val="20"/>
-      </w:rPr>
-    </w:lvl>
-  </w:abstractNum>
-  <w:abstractNum w:abstractNumId="67" w15:restartNumberingAfterBreak="0">
-    <w:nsid w:val="6A336467"/>
-    <w:multiLevelType w:val="hybridMultilevel"/>
-    <w:tmpl w:val="26120874"/>
-    <w:lvl w:ilvl="0" w:tplc="3FC0023C">
-      <w:start w:val="2"/>
-      <w:numFmt w:val="bullet"/>
-      <w:lvlText w:val=""/>
-      <w:lvlJc w:val="left"/>
-      <w:pPr>
-        <w:ind w:left="720" w:hanging="360"/>
-      </w:pPr>
-      <w:rPr>
-        <w:rFonts w:ascii="Wingdings" w:eastAsia="Times New Roman" w:hAnsi="Wingdings" w:cs="Times New Roman" w:hint="default"/>
-      </w:rPr>
-    </w:lvl>
-    <w:lvl w:ilvl="1" w:tplc="04090003" w:tentative="1">
-      <w:start w:val="1"/>
-      <w:numFmt w:val="bullet"/>
-      <w:lvlText w:val="o"/>
-      <w:lvlJc w:val="left"/>
-      <w:pPr>
-        <w:ind w:left="1440" w:hanging="360"/>
-      </w:pPr>
-      <w:rPr>
-        <w:rFonts w:ascii="Courier New" w:hAnsi="Courier New" w:cs="Courier New" w:hint="default"/>
-      </w:rPr>
-    </w:lvl>
-    <w:lvl w:ilvl="2" w:tplc="04090005" w:tentative="1">
-      <w:start w:val="1"/>
-      <w:numFmt w:val="bullet"/>
-      <w:lvlText w:val=""/>
-      <w:lvlJc w:val="left"/>
-      <w:pPr>
-        <w:ind w:left="2160" w:hanging="360"/>
-      </w:pPr>
-      <w:rPr>
-        <w:rFonts w:ascii="Wingdings" w:hAnsi="Wingdings" w:hint="default"/>
-      </w:rPr>
-    </w:lvl>
-    <w:lvl w:ilvl="3" w:tplc="04090001" w:tentative="1">
-      <w:start w:val="1"/>
-      <w:numFmt w:val="bullet"/>
-      <w:lvlText w:val=""/>
-      <w:lvlJc w:val="left"/>
-      <w:pPr>
-        <w:ind w:left="2880" w:hanging="360"/>
-      </w:pPr>
-      <w:rPr>
-        <w:rFonts w:ascii="Symbol" w:hAnsi="Symbol" w:hint="default"/>
-      </w:rPr>
-    </w:lvl>
-    <w:lvl w:ilvl="4" w:tplc="04090003" w:tentative="1">
-      <w:start w:val="1"/>
-      <w:numFmt w:val="bullet"/>
-      <w:lvlText w:val="o"/>
-      <w:lvlJc w:val="left"/>
-      <w:pPr>
-        <w:ind w:left="3600" w:hanging="360"/>
-      </w:pPr>
-      <w:rPr>
-        <w:rFonts w:ascii="Courier New" w:hAnsi="Courier New" w:cs="Courier New" w:hint="default"/>
-      </w:rPr>
-    </w:lvl>
-    <w:lvl w:ilvl="5" w:tplc="04090005" w:tentative="1">
-      <w:start w:val="1"/>
-      <w:numFmt w:val="bullet"/>
-      <w:lvlText w:val=""/>
-      <w:lvlJc w:val="left"/>
-      <w:pPr>
-        <w:ind w:left="4320" w:hanging="360"/>
-      </w:pPr>
-      <w:rPr>
-        <w:rFonts w:ascii="Wingdings" w:hAnsi="Wingdings" w:hint="default"/>
-      </w:rPr>
-    </w:lvl>
-    <w:lvl w:ilvl="6" w:tplc="04090001" w:tentative="1">
-      <w:start w:val="1"/>
-      <w:numFmt w:val="bullet"/>
-      <w:lvlText w:val=""/>
-      <w:lvlJc w:val="left"/>
-      <w:pPr>
-        <w:ind w:left="5040" w:hanging="360"/>
-      </w:pPr>
-      <w:rPr>
-        <w:rFonts w:ascii="Symbol" w:hAnsi="Symbol" w:hint="default"/>
-      </w:rPr>
-    </w:lvl>
-    <w:lvl w:ilvl="7" w:tplc="04090003" w:tentative="1">
-      <w:start w:val="1"/>
-      <w:numFmt w:val="bullet"/>
-      <w:lvlText w:val="o"/>
-      <w:lvlJc w:val="left"/>
-      <w:pPr>
-        <w:ind w:left="5760" w:hanging="360"/>
-      </w:pPr>
-      <w:rPr>
-        <w:rFonts w:ascii="Courier New" w:hAnsi="Courier New" w:cs="Courier New" w:hint="default"/>
-      </w:rPr>
-    </w:lvl>
-    <w:lvl w:ilvl="8" w:tplc="04090005" w:tentative="1">
-      <w:start w:val="1"/>
-      <w:numFmt w:val="bullet"/>
-      <w:lvlText w:val=""/>
-      <w:lvlJc w:val="left"/>
-      <w:pPr>
-        <w:ind w:left="6480" w:hanging="360"/>
-      </w:pPr>
-      <w:rPr>
-        <w:rFonts w:ascii="Wingdings" w:hAnsi="Wingdings" w:hint="default"/>
-      </w:rPr>
-    </w:lvl>
-  </w:abstractNum>
-  <w:abstractNum w:abstractNumId="68" w15:restartNumberingAfterBreak="0">
+  <w:abstractNum w:abstractNumId="48" w15:restartNumberingAfterBreak="0">
     <w:nsid w:val="6B0D15E4"/>
     <w:multiLevelType w:val="hybridMultilevel"/>
     <w:tmpl w:val="0D225318"/>
@@ -33540,7 +30967,7 @@
       </w:rPr>
     </w:lvl>
   </w:abstractNum>
-  <w:abstractNum w:abstractNumId="69" w15:restartNumberingAfterBreak="0">
+  <w:abstractNum w:abstractNumId="49" w15:restartNumberingAfterBreak="0">
     <w:nsid w:val="6B491180"/>
     <w:multiLevelType w:val="hybridMultilevel"/>
     <w:tmpl w:val="3618AC44"/>
@@ -33654,120 +31081,7 @@
       </w:rPr>
     </w:lvl>
   </w:abstractNum>
-  <w:abstractNum w:abstractNumId="70" w15:restartNumberingAfterBreak="0">
-    <w:nsid w:val="6C140A51"/>
-    <w:multiLevelType w:val="multilevel"/>
-    <w:tmpl w:val="EC82BE84"/>
-    <w:lvl w:ilvl="0">
-      <w:start w:val="3"/>
-      <w:numFmt w:val="decimal"/>
-      <w:lvlText w:val="%1."/>
-      <w:lvlJc w:val="left"/>
-      <w:pPr>
-        <w:ind w:left="420" w:hanging="420"/>
-      </w:pPr>
-      <w:rPr>
-        <w:rFonts w:hint="default"/>
-      </w:rPr>
-    </w:lvl>
-    <w:lvl w:ilvl="1">
-      <w:start w:val="3"/>
-      <w:numFmt w:val="decimal"/>
-      <w:lvlText w:val="%1.%2."/>
-      <w:lvlJc w:val="left"/>
-      <w:pPr>
-        <w:ind w:left="720" w:hanging="720"/>
-      </w:pPr>
-      <w:rPr>
-        <w:rFonts w:hint="default"/>
-      </w:rPr>
-    </w:lvl>
-    <w:lvl w:ilvl="2">
-      <w:start w:val="1"/>
-      <w:numFmt w:val="decimal"/>
-      <w:lvlText w:val="%1.%2.%3."/>
-      <w:lvlJc w:val="left"/>
-      <w:pPr>
-        <w:ind w:left="720" w:hanging="720"/>
-      </w:pPr>
-      <w:rPr>
-        <w:rFonts w:hint="default"/>
-      </w:rPr>
-    </w:lvl>
-    <w:lvl w:ilvl="3">
-      <w:start w:val="1"/>
-      <w:numFmt w:val="decimal"/>
-      <w:lvlText w:val="%1.%2.%3.%4."/>
-      <w:lvlJc w:val="left"/>
-      <w:pPr>
-        <w:ind w:left="1080" w:hanging="1080"/>
-      </w:pPr>
-      <w:rPr>
-        <w:rFonts w:hint="default"/>
-      </w:rPr>
-    </w:lvl>
-    <w:lvl w:ilvl="4">
-      <w:start w:val="1"/>
-      <w:numFmt w:val="decimal"/>
-      <w:lvlText w:val="%1.%2.%3.%4.%5."/>
-      <w:lvlJc w:val="left"/>
-      <w:pPr>
-        <w:ind w:left="1080" w:hanging="1080"/>
-      </w:pPr>
-      <w:rPr>
-        <w:rFonts w:hint="default"/>
-      </w:rPr>
-    </w:lvl>
-    <w:lvl w:ilvl="5">
-      <w:start w:val="1"/>
-      <w:numFmt w:val="decimal"/>
-      <w:lvlText w:val="%1.%2.%3.%4.%5.%6."/>
-      <w:lvlJc w:val="left"/>
-      <w:pPr>
-        <w:ind w:left="1440" w:hanging="1440"/>
-      </w:pPr>
-      <w:rPr>
-        <w:rFonts w:hint="default"/>
-      </w:rPr>
-    </w:lvl>
-    <w:lvl w:ilvl="6">
-      <w:start w:val="1"/>
-      <w:numFmt w:val="decimal"/>
-      <w:lvlText w:val="%1.%2.%3.%4.%5.%6.%7."/>
-      <w:lvlJc w:val="left"/>
-      <w:pPr>
-        <w:ind w:left="1800" w:hanging="1800"/>
-      </w:pPr>
-      <w:rPr>
-        <w:rFonts w:hint="default"/>
-      </w:rPr>
-    </w:lvl>
-    <w:lvl w:ilvl="7">
-      <w:start w:val="1"/>
-      <w:numFmt w:val="decimal"/>
-      <w:lvlText w:val="%1.%2.%3.%4.%5.%6.%7.%8."/>
-      <w:lvlJc w:val="left"/>
-      <w:pPr>
-        <w:ind w:left="1800" w:hanging="1800"/>
-      </w:pPr>
-      <w:rPr>
-        <w:rFonts w:hint="default"/>
-      </w:rPr>
-    </w:lvl>
-    <w:lvl w:ilvl="8">
-      <w:start w:val="1"/>
-      <w:numFmt w:val="decimal"/>
-      <w:lvlText w:val="%1.%2.%3.%4.%5.%6.%7.%8.%9."/>
-      <w:lvlJc w:val="left"/>
-      <w:pPr>
-        <w:ind w:left="2160" w:hanging="2160"/>
-      </w:pPr>
-      <w:rPr>
-        <w:rFonts w:hint="default"/>
-      </w:rPr>
-    </w:lvl>
-  </w:abstractNum>
-  <w:abstractNum w:abstractNumId="71" w15:restartNumberingAfterBreak="0">
+  <w:abstractNum w:abstractNumId="50" w15:restartNumberingAfterBreak="0">
     <w:nsid w:val="6D134553"/>
     <w:multiLevelType w:val="hybridMultilevel"/>
     <w:tmpl w:val="8E748B5A"/>
@@ -33881,96 +31195,7 @@
       </w:rPr>
     </w:lvl>
   </w:abstractNum>
-  <w:abstractNum w:abstractNumId="72" w15:restartNumberingAfterBreak="0">
-    <w:nsid w:val="6FB963EB"/>
-    <w:multiLevelType w:val="hybridMultilevel"/>
-    <w:tmpl w:val="FA3ECEE6"/>
-    <w:lvl w:ilvl="0" w:tplc="352418CE">
-      <w:start w:val="1"/>
-      <w:numFmt w:val="decimal"/>
-      <w:lvlText w:val="%1."/>
-      <w:lvlJc w:val="left"/>
-      <w:pPr>
-        <w:ind w:left="1080" w:hanging="360"/>
-      </w:pPr>
-      <w:rPr>
-        <w:rFonts w:hint="default"/>
-      </w:rPr>
-    </w:lvl>
-    <w:lvl w:ilvl="1" w:tplc="04090019" w:tentative="1">
-      <w:start w:val="1"/>
-      <w:numFmt w:val="lowerLetter"/>
-      <w:lvlText w:val="%2."/>
-      <w:lvlJc w:val="left"/>
-      <w:pPr>
-        <w:ind w:left="1800" w:hanging="360"/>
-      </w:pPr>
-    </w:lvl>
-    <w:lvl w:ilvl="2" w:tplc="0409001B" w:tentative="1">
-      <w:start w:val="1"/>
-      <w:numFmt w:val="lowerRoman"/>
-      <w:lvlText w:val="%3."/>
-      <w:lvlJc w:val="right"/>
-      <w:pPr>
-        <w:ind w:left="2520" w:hanging="180"/>
-      </w:pPr>
-    </w:lvl>
-    <w:lvl w:ilvl="3" w:tplc="0409000F" w:tentative="1">
-      <w:start w:val="1"/>
-      <w:numFmt w:val="decimal"/>
-      <w:lvlText w:val="%4."/>
-      <w:lvlJc w:val="left"/>
-      <w:pPr>
-        <w:ind w:left="3240" w:hanging="360"/>
-      </w:pPr>
-    </w:lvl>
-    <w:lvl w:ilvl="4" w:tplc="04090019" w:tentative="1">
-      <w:start w:val="1"/>
-      <w:numFmt w:val="lowerLetter"/>
-      <w:lvlText w:val="%5."/>
-      <w:lvlJc w:val="left"/>
-      <w:pPr>
-        <w:ind w:left="3960" w:hanging="360"/>
-      </w:pPr>
-    </w:lvl>
-    <w:lvl w:ilvl="5" w:tplc="0409001B" w:tentative="1">
-      <w:start w:val="1"/>
-      <w:numFmt w:val="lowerRoman"/>
-      <w:lvlText w:val="%6."/>
-      <w:lvlJc w:val="right"/>
-      <w:pPr>
-        <w:ind w:left="4680" w:hanging="180"/>
-      </w:pPr>
-    </w:lvl>
-    <w:lvl w:ilvl="6" w:tplc="0409000F" w:tentative="1">
-      <w:start w:val="1"/>
-      <w:numFmt w:val="decimal"/>
-      <w:lvlText w:val="%7."/>
-      <w:lvlJc w:val="left"/>
-      <w:pPr>
-        <w:ind w:left="5400" w:hanging="360"/>
-      </w:pPr>
-    </w:lvl>
-    <w:lvl w:ilvl="7" w:tplc="04090019" w:tentative="1">
-      <w:start w:val="1"/>
-      <w:numFmt w:val="lowerLetter"/>
-      <w:lvlText w:val="%8."/>
-      <w:lvlJc w:val="left"/>
-      <w:pPr>
-        <w:ind w:left="6120" w:hanging="360"/>
-      </w:pPr>
-    </w:lvl>
-    <w:lvl w:ilvl="8" w:tplc="0409001B" w:tentative="1">
-      <w:start w:val="1"/>
-      <w:numFmt w:val="lowerRoman"/>
-      <w:lvlText w:val="%9."/>
-      <w:lvlJc w:val="right"/>
-      <w:pPr>
-        <w:ind w:left="6840" w:hanging="180"/>
-      </w:pPr>
-    </w:lvl>
-  </w:abstractNum>
-  <w:abstractNum w:abstractNumId="73" w15:restartNumberingAfterBreak="0">
+  <w:abstractNum w:abstractNumId="51" w15:restartNumberingAfterBreak="0">
     <w:nsid w:val="70472C82"/>
     <w:multiLevelType w:val="hybridMultilevel"/>
     <w:tmpl w:val="43EAC23A"/>
@@ -34084,7 +31309,7 @@
       </w:rPr>
     </w:lvl>
   </w:abstractNum>
-  <w:abstractNum w:abstractNumId="74" w15:restartNumberingAfterBreak="0">
+  <w:abstractNum w:abstractNumId="52" w15:restartNumberingAfterBreak="0">
     <w:nsid w:val="714C2ED2"/>
     <w:multiLevelType w:val="hybridMultilevel"/>
     <w:tmpl w:val="E21E5698"/>
@@ -34198,7 +31423,7 @@
       </w:rPr>
     </w:lvl>
   </w:abstractNum>
-  <w:abstractNum w:abstractNumId="75" w15:restartNumberingAfterBreak="0">
+  <w:abstractNum w:abstractNumId="53" w15:restartNumberingAfterBreak="0">
     <w:nsid w:val="72254956"/>
     <w:multiLevelType w:val="hybridMultilevel"/>
     <w:tmpl w:val="5600923C"/>
@@ -34312,7 +31537,7 @@
       </w:rPr>
     </w:lvl>
   </w:abstractNum>
-  <w:abstractNum w:abstractNumId="76" w15:restartNumberingAfterBreak="0">
+  <w:abstractNum w:abstractNumId="54" w15:restartNumberingAfterBreak="0">
     <w:nsid w:val="73380881"/>
     <w:multiLevelType w:val="hybridMultilevel"/>
     <w:tmpl w:val="E5F229AC"/>
@@ -34426,7 +31651,7 @@
       </w:rPr>
     </w:lvl>
   </w:abstractNum>
-  <w:abstractNum w:abstractNumId="77" w15:restartNumberingAfterBreak="0">
+  <w:abstractNum w:abstractNumId="55" w15:restartNumberingAfterBreak="0">
     <w:nsid w:val="7701408D"/>
     <w:multiLevelType w:val="hybridMultilevel"/>
     <w:tmpl w:val="4C5A84E8"/>
@@ -34539,788 +31764,175 @@
       </w:rPr>
     </w:lvl>
   </w:abstractNum>
-  <w:abstractNum w:abstractNumId="78" w15:restartNumberingAfterBreak="0">
-    <w:nsid w:val="771F3A24"/>
-    <w:multiLevelType w:val="hybridMultilevel"/>
-    <w:tmpl w:val="FA74C0CA"/>
-    <w:lvl w:ilvl="0" w:tplc="270E9126">
-      <w:start w:val="1"/>
-      <w:numFmt w:val="decimal"/>
-      <w:lvlText w:val="%1."/>
-      <w:lvlJc w:val="left"/>
-      <w:pPr>
-        <w:ind w:left="1080" w:hanging="360"/>
-      </w:pPr>
-      <w:rPr>
-        <w:rFonts w:hint="default"/>
-      </w:rPr>
-    </w:lvl>
-    <w:lvl w:ilvl="1" w:tplc="04090019" w:tentative="1">
-      <w:start w:val="1"/>
-      <w:numFmt w:val="lowerLetter"/>
-      <w:lvlText w:val="%2."/>
-      <w:lvlJc w:val="left"/>
-      <w:pPr>
-        <w:ind w:left="1800" w:hanging="360"/>
-      </w:pPr>
-    </w:lvl>
-    <w:lvl w:ilvl="2" w:tplc="0409001B" w:tentative="1">
-      <w:start w:val="1"/>
-      <w:numFmt w:val="lowerRoman"/>
-      <w:lvlText w:val="%3."/>
-      <w:lvlJc w:val="right"/>
-      <w:pPr>
-        <w:ind w:left="2520" w:hanging="180"/>
-      </w:pPr>
-    </w:lvl>
-    <w:lvl w:ilvl="3" w:tplc="0409000F" w:tentative="1">
-      <w:start w:val="1"/>
-      <w:numFmt w:val="decimal"/>
-      <w:lvlText w:val="%4."/>
-      <w:lvlJc w:val="left"/>
-      <w:pPr>
-        <w:ind w:left="3240" w:hanging="360"/>
-      </w:pPr>
-    </w:lvl>
-    <w:lvl w:ilvl="4" w:tplc="04090019" w:tentative="1">
-      <w:start w:val="1"/>
-      <w:numFmt w:val="lowerLetter"/>
-      <w:lvlText w:val="%5."/>
-      <w:lvlJc w:val="left"/>
-      <w:pPr>
-        <w:ind w:left="3960" w:hanging="360"/>
-      </w:pPr>
-    </w:lvl>
-    <w:lvl w:ilvl="5" w:tplc="0409001B" w:tentative="1">
-      <w:start w:val="1"/>
-      <w:numFmt w:val="lowerRoman"/>
-      <w:lvlText w:val="%6."/>
-      <w:lvlJc w:val="right"/>
-      <w:pPr>
-        <w:ind w:left="4680" w:hanging="180"/>
-      </w:pPr>
-    </w:lvl>
-    <w:lvl w:ilvl="6" w:tplc="0409000F" w:tentative="1">
-      <w:start w:val="1"/>
-      <w:numFmt w:val="decimal"/>
-      <w:lvlText w:val="%7."/>
-      <w:lvlJc w:val="left"/>
-      <w:pPr>
-        <w:ind w:left="5400" w:hanging="360"/>
-      </w:pPr>
-    </w:lvl>
-    <w:lvl w:ilvl="7" w:tplc="04090019" w:tentative="1">
-      <w:start w:val="1"/>
-      <w:numFmt w:val="lowerLetter"/>
-      <w:lvlText w:val="%8."/>
-      <w:lvlJc w:val="left"/>
-      <w:pPr>
-        <w:ind w:left="6120" w:hanging="360"/>
-      </w:pPr>
-    </w:lvl>
-    <w:lvl w:ilvl="8" w:tplc="0409001B" w:tentative="1">
-      <w:start w:val="1"/>
-      <w:numFmt w:val="lowerRoman"/>
-      <w:lvlText w:val="%9."/>
-      <w:lvlJc w:val="right"/>
-      <w:pPr>
-        <w:ind w:left="6840" w:hanging="180"/>
-      </w:pPr>
-    </w:lvl>
-  </w:abstractNum>
-  <w:abstractNum w:abstractNumId="79" w15:restartNumberingAfterBreak="0">
-    <w:nsid w:val="7A28219A"/>
-    <w:multiLevelType w:val="multilevel"/>
-    <w:tmpl w:val="A6C0A42E"/>
-    <w:lvl w:ilvl="0">
-      <w:start w:val="1"/>
-      <w:numFmt w:val="bullet"/>
-      <w:lvlText w:val=""/>
-      <w:lvlJc w:val="left"/>
-      <w:pPr>
-        <w:tabs>
-          <w:tab w:val="num" w:pos="720"/>
-        </w:tabs>
-        <w:ind w:left="720" w:hanging="360"/>
-      </w:pPr>
-      <w:rPr>
-        <w:rFonts w:ascii="Symbol" w:hAnsi="Symbol" w:hint="default"/>
-        <w:sz w:val="20"/>
-      </w:rPr>
-    </w:lvl>
-    <w:lvl w:ilvl="1" w:tentative="1">
-      <w:start w:val="1"/>
-      <w:numFmt w:val="bullet"/>
-      <w:lvlText w:val="o"/>
-      <w:lvlJc w:val="left"/>
-      <w:pPr>
-        <w:tabs>
-          <w:tab w:val="num" w:pos="1440"/>
-        </w:tabs>
-        <w:ind w:left="1440" w:hanging="360"/>
-      </w:pPr>
-      <w:rPr>
-        <w:rFonts w:ascii="Courier New" w:hAnsi="Courier New" w:hint="default"/>
-        <w:sz w:val="20"/>
-      </w:rPr>
-    </w:lvl>
-    <w:lvl w:ilvl="2" w:tentative="1">
-      <w:start w:val="1"/>
-      <w:numFmt w:val="bullet"/>
-      <w:lvlText w:val=""/>
-      <w:lvlJc w:val="left"/>
-      <w:pPr>
-        <w:tabs>
-          <w:tab w:val="num" w:pos="2160"/>
-        </w:tabs>
-        <w:ind w:left="2160" w:hanging="360"/>
-      </w:pPr>
-      <w:rPr>
-        <w:rFonts w:ascii="Wingdings" w:hAnsi="Wingdings" w:hint="default"/>
-        <w:sz w:val="20"/>
-      </w:rPr>
-    </w:lvl>
-    <w:lvl w:ilvl="3" w:tentative="1">
-      <w:start w:val="1"/>
-      <w:numFmt w:val="bullet"/>
-      <w:lvlText w:val=""/>
-      <w:lvlJc w:val="left"/>
-      <w:pPr>
-        <w:tabs>
-          <w:tab w:val="num" w:pos="2880"/>
-        </w:tabs>
-        <w:ind w:left="2880" w:hanging="360"/>
-      </w:pPr>
-      <w:rPr>
-        <w:rFonts w:ascii="Wingdings" w:hAnsi="Wingdings" w:hint="default"/>
-        <w:sz w:val="20"/>
-      </w:rPr>
-    </w:lvl>
-    <w:lvl w:ilvl="4" w:tentative="1">
-      <w:start w:val="1"/>
-      <w:numFmt w:val="bullet"/>
-      <w:lvlText w:val=""/>
-      <w:lvlJc w:val="left"/>
-      <w:pPr>
-        <w:tabs>
-          <w:tab w:val="num" w:pos="3600"/>
-        </w:tabs>
-        <w:ind w:left="3600" w:hanging="360"/>
-      </w:pPr>
-      <w:rPr>
-        <w:rFonts w:ascii="Wingdings" w:hAnsi="Wingdings" w:hint="default"/>
-        <w:sz w:val="20"/>
-      </w:rPr>
-    </w:lvl>
-    <w:lvl w:ilvl="5" w:tentative="1">
-      <w:start w:val="1"/>
-      <w:numFmt w:val="bullet"/>
-      <w:lvlText w:val=""/>
-      <w:lvlJc w:val="left"/>
-      <w:pPr>
-        <w:tabs>
-          <w:tab w:val="num" w:pos="4320"/>
-        </w:tabs>
-        <w:ind w:left="4320" w:hanging="360"/>
-      </w:pPr>
-      <w:rPr>
-        <w:rFonts w:ascii="Wingdings" w:hAnsi="Wingdings" w:hint="default"/>
-        <w:sz w:val="20"/>
-      </w:rPr>
-    </w:lvl>
-    <w:lvl w:ilvl="6" w:tentative="1">
-      <w:start w:val="1"/>
-      <w:numFmt w:val="bullet"/>
-      <w:lvlText w:val=""/>
-      <w:lvlJc w:val="left"/>
-      <w:pPr>
-        <w:tabs>
-          <w:tab w:val="num" w:pos="5040"/>
-        </w:tabs>
-        <w:ind w:left="5040" w:hanging="360"/>
-      </w:pPr>
-      <w:rPr>
-        <w:rFonts w:ascii="Wingdings" w:hAnsi="Wingdings" w:hint="default"/>
-        <w:sz w:val="20"/>
-      </w:rPr>
-    </w:lvl>
-    <w:lvl w:ilvl="7" w:tentative="1">
-      <w:start w:val="1"/>
-      <w:numFmt w:val="bullet"/>
-      <w:lvlText w:val=""/>
-      <w:lvlJc w:val="left"/>
-      <w:pPr>
-        <w:tabs>
-          <w:tab w:val="num" w:pos="5760"/>
-        </w:tabs>
-        <w:ind w:left="5760" w:hanging="360"/>
-      </w:pPr>
-      <w:rPr>
-        <w:rFonts w:ascii="Wingdings" w:hAnsi="Wingdings" w:hint="default"/>
-        <w:sz w:val="20"/>
-      </w:rPr>
-    </w:lvl>
-    <w:lvl w:ilvl="8" w:tentative="1">
-      <w:start w:val="1"/>
-      <w:numFmt w:val="bullet"/>
-      <w:lvlText w:val=""/>
-      <w:lvlJc w:val="left"/>
-      <w:pPr>
-        <w:tabs>
-          <w:tab w:val="num" w:pos="6480"/>
-        </w:tabs>
-        <w:ind w:left="6480" w:hanging="360"/>
-      </w:pPr>
-      <w:rPr>
-        <w:rFonts w:ascii="Wingdings" w:hAnsi="Wingdings" w:hint="default"/>
-        <w:sz w:val="20"/>
-      </w:rPr>
-    </w:lvl>
-  </w:abstractNum>
-  <w:abstractNum w:abstractNumId="80" w15:restartNumberingAfterBreak="0">
-    <w:nsid w:val="7ABC4F63"/>
-    <w:multiLevelType w:val="multilevel"/>
-    <w:tmpl w:val="A7D638EA"/>
-    <w:lvl w:ilvl="0">
-      <w:start w:val="1"/>
-      <w:numFmt w:val="bullet"/>
-      <w:lvlText w:val=""/>
-      <w:lvlJc w:val="left"/>
-      <w:pPr>
-        <w:tabs>
-          <w:tab w:val="num" w:pos="720"/>
-        </w:tabs>
-        <w:ind w:left="720" w:hanging="360"/>
-      </w:pPr>
-      <w:rPr>
-        <w:rFonts w:ascii="Symbol" w:hAnsi="Symbol" w:hint="default"/>
-        <w:sz w:val="20"/>
-      </w:rPr>
-    </w:lvl>
-    <w:lvl w:ilvl="1" w:tentative="1">
-      <w:start w:val="1"/>
-      <w:numFmt w:val="bullet"/>
-      <w:lvlText w:val="o"/>
-      <w:lvlJc w:val="left"/>
-      <w:pPr>
-        <w:tabs>
-          <w:tab w:val="num" w:pos="1440"/>
-        </w:tabs>
-        <w:ind w:left="1440" w:hanging="360"/>
-      </w:pPr>
-      <w:rPr>
-        <w:rFonts w:ascii="Courier New" w:hAnsi="Courier New" w:hint="default"/>
-        <w:sz w:val="20"/>
-      </w:rPr>
-    </w:lvl>
-    <w:lvl w:ilvl="2" w:tentative="1">
-      <w:start w:val="1"/>
-      <w:numFmt w:val="bullet"/>
-      <w:lvlText w:val=""/>
-      <w:lvlJc w:val="left"/>
-      <w:pPr>
-        <w:tabs>
-          <w:tab w:val="num" w:pos="2160"/>
-        </w:tabs>
-        <w:ind w:left="2160" w:hanging="360"/>
-      </w:pPr>
-      <w:rPr>
-        <w:rFonts w:ascii="Wingdings" w:hAnsi="Wingdings" w:hint="default"/>
-        <w:sz w:val="20"/>
-      </w:rPr>
-    </w:lvl>
-    <w:lvl w:ilvl="3" w:tentative="1">
-      <w:start w:val="1"/>
-      <w:numFmt w:val="bullet"/>
-      <w:lvlText w:val=""/>
-      <w:lvlJc w:val="left"/>
-      <w:pPr>
-        <w:tabs>
-          <w:tab w:val="num" w:pos="2880"/>
-        </w:tabs>
-        <w:ind w:left="2880" w:hanging="360"/>
-      </w:pPr>
-      <w:rPr>
-        <w:rFonts w:ascii="Wingdings" w:hAnsi="Wingdings" w:hint="default"/>
-        <w:sz w:val="20"/>
-      </w:rPr>
-    </w:lvl>
-    <w:lvl w:ilvl="4" w:tentative="1">
-      <w:start w:val="1"/>
-      <w:numFmt w:val="bullet"/>
-      <w:lvlText w:val=""/>
-      <w:lvlJc w:val="left"/>
-      <w:pPr>
-        <w:tabs>
-          <w:tab w:val="num" w:pos="3600"/>
-        </w:tabs>
-        <w:ind w:left="3600" w:hanging="360"/>
-      </w:pPr>
-      <w:rPr>
-        <w:rFonts w:ascii="Wingdings" w:hAnsi="Wingdings" w:hint="default"/>
-        <w:sz w:val="20"/>
-      </w:rPr>
-    </w:lvl>
-    <w:lvl w:ilvl="5" w:tentative="1">
-      <w:start w:val="1"/>
-      <w:numFmt w:val="bullet"/>
-      <w:lvlText w:val=""/>
-      <w:lvlJc w:val="left"/>
-      <w:pPr>
-        <w:tabs>
-          <w:tab w:val="num" w:pos="4320"/>
-        </w:tabs>
-        <w:ind w:left="4320" w:hanging="360"/>
-      </w:pPr>
-      <w:rPr>
-        <w:rFonts w:ascii="Wingdings" w:hAnsi="Wingdings" w:hint="default"/>
-        <w:sz w:val="20"/>
-      </w:rPr>
-    </w:lvl>
-    <w:lvl w:ilvl="6" w:tentative="1">
-      <w:start w:val="1"/>
-      <w:numFmt w:val="bullet"/>
-      <w:lvlText w:val=""/>
-      <w:lvlJc w:val="left"/>
-      <w:pPr>
-        <w:tabs>
-          <w:tab w:val="num" w:pos="5040"/>
-        </w:tabs>
-        <w:ind w:left="5040" w:hanging="360"/>
-      </w:pPr>
-      <w:rPr>
-        <w:rFonts w:ascii="Wingdings" w:hAnsi="Wingdings" w:hint="default"/>
-        <w:sz w:val="20"/>
-      </w:rPr>
-    </w:lvl>
-    <w:lvl w:ilvl="7" w:tentative="1">
-      <w:start w:val="1"/>
-      <w:numFmt w:val="bullet"/>
-      <w:lvlText w:val=""/>
-      <w:lvlJc w:val="left"/>
-      <w:pPr>
-        <w:tabs>
-          <w:tab w:val="num" w:pos="5760"/>
-        </w:tabs>
-        <w:ind w:left="5760" w:hanging="360"/>
-      </w:pPr>
-      <w:rPr>
-        <w:rFonts w:ascii="Wingdings" w:hAnsi="Wingdings" w:hint="default"/>
-        <w:sz w:val="20"/>
-      </w:rPr>
-    </w:lvl>
-    <w:lvl w:ilvl="8" w:tentative="1">
-      <w:start w:val="1"/>
-      <w:numFmt w:val="bullet"/>
-      <w:lvlText w:val=""/>
-      <w:lvlJc w:val="left"/>
-      <w:pPr>
-        <w:tabs>
-          <w:tab w:val="num" w:pos="6480"/>
-        </w:tabs>
-        <w:ind w:left="6480" w:hanging="360"/>
-      </w:pPr>
-      <w:rPr>
-        <w:rFonts w:ascii="Wingdings" w:hAnsi="Wingdings" w:hint="default"/>
-        <w:sz w:val="20"/>
-      </w:rPr>
-    </w:lvl>
-  </w:abstractNum>
-  <w:abstractNum w:abstractNumId="81" w15:restartNumberingAfterBreak="0">
-    <w:nsid w:val="7B4D1C77"/>
-    <w:multiLevelType w:val="multilevel"/>
-    <w:tmpl w:val="888E141E"/>
-    <w:lvl w:ilvl="0">
-      <w:start w:val="1"/>
-      <w:numFmt w:val="bullet"/>
-      <w:lvlText w:val=""/>
-      <w:lvlJc w:val="left"/>
-      <w:pPr>
-        <w:tabs>
-          <w:tab w:val="num" w:pos="720"/>
-        </w:tabs>
-        <w:ind w:left="720" w:hanging="360"/>
-      </w:pPr>
-      <w:rPr>
-        <w:rFonts w:ascii="Symbol" w:hAnsi="Symbol" w:hint="default"/>
-        <w:sz w:val="20"/>
-      </w:rPr>
-    </w:lvl>
-    <w:lvl w:ilvl="1" w:tentative="1">
-      <w:start w:val="1"/>
-      <w:numFmt w:val="bullet"/>
-      <w:lvlText w:val="o"/>
-      <w:lvlJc w:val="left"/>
-      <w:pPr>
-        <w:tabs>
-          <w:tab w:val="num" w:pos="1440"/>
-        </w:tabs>
-        <w:ind w:left="1440" w:hanging="360"/>
-      </w:pPr>
-      <w:rPr>
-        <w:rFonts w:ascii="Courier New" w:hAnsi="Courier New" w:hint="default"/>
-        <w:sz w:val="20"/>
-      </w:rPr>
-    </w:lvl>
-    <w:lvl w:ilvl="2" w:tentative="1">
-      <w:start w:val="1"/>
-      <w:numFmt w:val="bullet"/>
-      <w:lvlText w:val=""/>
-      <w:lvlJc w:val="left"/>
-      <w:pPr>
-        <w:tabs>
-          <w:tab w:val="num" w:pos="2160"/>
-        </w:tabs>
-        <w:ind w:left="2160" w:hanging="360"/>
-      </w:pPr>
-      <w:rPr>
-        <w:rFonts w:ascii="Wingdings" w:hAnsi="Wingdings" w:hint="default"/>
-        <w:sz w:val="20"/>
-      </w:rPr>
-    </w:lvl>
-    <w:lvl w:ilvl="3" w:tentative="1">
-      <w:start w:val="1"/>
-      <w:numFmt w:val="bullet"/>
-      <w:lvlText w:val=""/>
-      <w:lvlJc w:val="left"/>
-      <w:pPr>
-        <w:tabs>
-          <w:tab w:val="num" w:pos="2880"/>
-        </w:tabs>
-        <w:ind w:left="2880" w:hanging="360"/>
-      </w:pPr>
-      <w:rPr>
-        <w:rFonts w:ascii="Wingdings" w:hAnsi="Wingdings" w:hint="default"/>
-        <w:sz w:val="20"/>
-      </w:rPr>
-    </w:lvl>
-    <w:lvl w:ilvl="4" w:tentative="1">
-      <w:start w:val="1"/>
-      <w:numFmt w:val="bullet"/>
-      <w:lvlText w:val=""/>
-      <w:lvlJc w:val="left"/>
-      <w:pPr>
-        <w:tabs>
-          <w:tab w:val="num" w:pos="3600"/>
-        </w:tabs>
-        <w:ind w:left="3600" w:hanging="360"/>
-      </w:pPr>
-      <w:rPr>
-        <w:rFonts w:ascii="Wingdings" w:hAnsi="Wingdings" w:hint="default"/>
-        <w:sz w:val="20"/>
-      </w:rPr>
-    </w:lvl>
-    <w:lvl w:ilvl="5" w:tentative="1">
-      <w:start w:val="1"/>
-      <w:numFmt w:val="bullet"/>
-      <w:lvlText w:val=""/>
-      <w:lvlJc w:val="left"/>
-      <w:pPr>
-        <w:tabs>
-          <w:tab w:val="num" w:pos="4320"/>
-        </w:tabs>
-        <w:ind w:left="4320" w:hanging="360"/>
-      </w:pPr>
-      <w:rPr>
-        <w:rFonts w:ascii="Wingdings" w:hAnsi="Wingdings" w:hint="default"/>
-        <w:sz w:val="20"/>
-      </w:rPr>
-    </w:lvl>
-    <w:lvl w:ilvl="6" w:tentative="1">
-      <w:start w:val="1"/>
-      <w:numFmt w:val="bullet"/>
-      <w:lvlText w:val=""/>
-      <w:lvlJc w:val="left"/>
-      <w:pPr>
-        <w:tabs>
-          <w:tab w:val="num" w:pos="5040"/>
-        </w:tabs>
-        <w:ind w:left="5040" w:hanging="360"/>
-      </w:pPr>
-      <w:rPr>
-        <w:rFonts w:ascii="Wingdings" w:hAnsi="Wingdings" w:hint="default"/>
-        <w:sz w:val="20"/>
-      </w:rPr>
-    </w:lvl>
-    <w:lvl w:ilvl="7" w:tentative="1">
-      <w:start w:val="1"/>
-      <w:numFmt w:val="bullet"/>
-      <w:lvlText w:val=""/>
-      <w:lvlJc w:val="left"/>
-      <w:pPr>
-        <w:tabs>
-          <w:tab w:val="num" w:pos="5760"/>
-        </w:tabs>
-        <w:ind w:left="5760" w:hanging="360"/>
-      </w:pPr>
-      <w:rPr>
-        <w:rFonts w:ascii="Wingdings" w:hAnsi="Wingdings" w:hint="default"/>
-        <w:sz w:val="20"/>
-      </w:rPr>
-    </w:lvl>
-    <w:lvl w:ilvl="8" w:tentative="1">
-      <w:start w:val="1"/>
-      <w:numFmt w:val="bullet"/>
-      <w:lvlText w:val=""/>
-      <w:lvlJc w:val="left"/>
-      <w:pPr>
-        <w:tabs>
-          <w:tab w:val="num" w:pos="6480"/>
-        </w:tabs>
-        <w:ind w:left="6480" w:hanging="360"/>
-      </w:pPr>
-      <w:rPr>
-        <w:rFonts w:ascii="Wingdings" w:hAnsi="Wingdings" w:hint="default"/>
-        <w:sz w:val="20"/>
-      </w:rPr>
-    </w:lvl>
-  </w:abstractNum>
   <w:num w:numId="1" w16cid:durableId="1486821149">
-    <w:abstractNumId w:val="59"/>
+    <w:abstractNumId w:val="45"/>
   </w:num>
   <w:num w:numId="2" w16cid:durableId="2115585758">
-    <w:abstractNumId w:val="74"/>
+    <w:abstractNumId w:val="52"/>
   </w:num>
   <w:num w:numId="3" w16cid:durableId="741684217">
-    <w:abstractNumId w:val="2"/>
+    <w:abstractNumId w:val="1"/>
   </w:num>
   <w:num w:numId="4" w16cid:durableId="1436056304">
-    <w:abstractNumId w:val="10"/>
+    <w:abstractNumId w:val="7"/>
   </w:num>
   <w:num w:numId="5" w16cid:durableId="731998267">
-    <w:abstractNumId w:val="77"/>
+    <w:abstractNumId w:val="55"/>
   </w:num>
   <w:num w:numId="6" w16cid:durableId="793211218">
-    <w:abstractNumId w:val="26"/>
+    <w:abstractNumId w:val="21"/>
   </w:num>
   <w:num w:numId="7" w16cid:durableId="522204029">
-    <w:abstractNumId w:val="75"/>
+    <w:abstractNumId w:val="53"/>
   </w:num>
   <w:num w:numId="8" w16cid:durableId="419914338">
-    <w:abstractNumId w:val="7"/>
+    <w:abstractNumId w:val="5"/>
   </w:num>
   <w:num w:numId="9" w16cid:durableId="287861999">
-    <w:abstractNumId w:val="39"/>
+    <w:abstractNumId w:val="31"/>
   </w:num>
   <w:num w:numId="10" w16cid:durableId="786778891">
     <w:abstractNumId w:val="0"/>
   </w:num>
   <w:num w:numId="11" w16cid:durableId="258559820">
-    <w:abstractNumId w:val="58"/>
+    <w:abstractNumId w:val="44"/>
   </w:num>
   <w:num w:numId="12" w16cid:durableId="1102798260">
+    <w:abstractNumId w:val="12"/>
+  </w:num>
+  <w:num w:numId="13" w16cid:durableId="670329986">
+    <w:abstractNumId w:val="9"/>
+  </w:num>
+  <w:num w:numId="14" w16cid:durableId="706104969">
+    <w:abstractNumId w:val="10"/>
+  </w:num>
+  <w:num w:numId="15" w16cid:durableId="1202747218">
+    <w:abstractNumId w:val="3"/>
+  </w:num>
+  <w:num w:numId="16" w16cid:durableId="1402409689">
+    <w:abstractNumId w:val="22"/>
+  </w:num>
+  <w:num w:numId="17" w16cid:durableId="1628655118">
     <w:abstractNumId w:val="17"/>
   </w:num>
-  <w:num w:numId="13" w16cid:durableId="670329986">
-    <w:abstractNumId w:val="12"/>
+  <w:num w:numId="18" w16cid:durableId="1158813745">
+    <w:abstractNumId w:val="36"/>
   </w:num>
-  <w:num w:numId="14" w16cid:durableId="706104969">
+  <w:num w:numId="19" w16cid:durableId="1604259611">
     <w:abstractNumId w:val="13"/>
   </w:num>
-  <w:num w:numId="15" w16cid:durableId="1202747218">
+  <w:num w:numId="20" w16cid:durableId="1301301381">
+    <w:abstractNumId w:val="40"/>
+  </w:num>
+  <w:num w:numId="21" w16cid:durableId="49353967">
+    <w:abstractNumId w:val="32"/>
+  </w:num>
+  <w:num w:numId="22" w16cid:durableId="1793086255">
+    <w:abstractNumId w:val="49"/>
+  </w:num>
+  <w:num w:numId="23" w16cid:durableId="1868788991">
+    <w:abstractNumId w:val="15"/>
+  </w:num>
+  <w:num w:numId="24" w16cid:durableId="1614480158">
+    <w:abstractNumId w:val="41"/>
+  </w:num>
+  <w:num w:numId="25" w16cid:durableId="2511816">
+    <w:abstractNumId w:val="47"/>
+  </w:num>
+  <w:num w:numId="26" w16cid:durableId="1928878757">
+    <w:abstractNumId w:val="24"/>
+  </w:num>
+  <w:num w:numId="27" w16cid:durableId="1810979995">
+    <w:abstractNumId w:val="51"/>
+  </w:num>
+  <w:num w:numId="28" w16cid:durableId="906843689">
+    <w:abstractNumId w:val="25"/>
+  </w:num>
+  <w:num w:numId="29" w16cid:durableId="1614433362">
+    <w:abstractNumId w:val="23"/>
+  </w:num>
+  <w:num w:numId="30" w16cid:durableId="493840360">
+    <w:abstractNumId w:val="48"/>
+  </w:num>
+  <w:num w:numId="31" w16cid:durableId="1937786241">
+    <w:abstractNumId w:val="28"/>
+  </w:num>
+  <w:num w:numId="32" w16cid:durableId="1287350074">
+    <w:abstractNumId w:val="43"/>
+  </w:num>
+  <w:num w:numId="33" w16cid:durableId="144974156">
+    <w:abstractNumId w:val="8"/>
+  </w:num>
+  <w:num w:numId="34" w16cid:durableId="1238980192">
+    <w:abstractNumId w:val="33"/>
+  </w:num>
+  <w:num w:numId="35" w16cid:durableId="543718017">
+    <w:abstractNumId w:val="18"/>
+  </w:num>
+  <w:num w:numId="36" w16cid:durableId="359280577">
+    <w:abstractNumId w:val="11"/>
+  </w:num>
+  <w:num w:numId="37" w16cid:durableId="901326774">
+    <w:abstractNumId w:val="27"/>
+  </w:num>
+  <w:num w:numId="38" w16cid:durableId="399523044">
+    <w:abstractNumId w:val="30"/>
+  </w:num>
+  <w:num w:numId="39" w16cid:durableId="341712132">
+    <w:abstractNumId w:val="35"/>
+  </w:num>
+  <w:num w:numId="40" w16cid:durableId="2073455737">
+    <w:abstractNumId w:val="16"/>
+  </w:num>
+  <w:num w:numId="41" w16cid:durableId="100804927">
+    <w:abstractNumId w:val="2"/>
+  </w:num>
+  <w:num w:numId="42" w16cid:durableId="1814977774">
+    <w:abstractNumId w:val="42"/>
+  </w:num>
+  <w:num w:numId="43" w16cid:durableId="1350720458">
+    <w:abstractNumId w:val="6"/>
+  </w:num>
+  <w:num w:numId="44" w16cid:durableId="279530711">
+    <w:abstractNumId w:val="19"/>
+  </w:num>
+  <w:num w:numId="45" w16cid:durableId="2112234312">
+    <w:abstractNumId w:val="38"/>
+  </w:num>
+  <w:num w:numId="46" w16cid:durableId="1381436676">
     <w:abstractNumId w:val="4"/>
   </w:num>
-  <w:num w:numId="16" w16cid:durableId="1402409689">
-    <w:abstractNumId w:val="28"/>
+  <w:num w:numId="47" w16cid:durableId="1835415827">
+    <w:abstractNumId w:val="37"/>
   </w:num>
-  <w:num w:numId="17" w16cid:durableId="1628655118">
-    <w:abstractNumId w:val="22"/>
+  <w:num w:numId="48" w16cid:durableId="54474209">
+    <w:abstractNumId w:val="34"/>
   </w:num>
-  <w:num w:numId="18" w16cid:durableId="1158813745">
-    <w:abstractNumId w:val="47"/>
-  </w:num>
-  <w:num w:numId="19" w16cid:durableId="1604259611">
-    <w:abstractNumId w:val="18"/>
-  </w:num>
-  <w:num w:numId="20" w16cid:durableId="1301301381">
-    <w:abstractNumId w:val="52"/>
-  </w:num>
-  <w:num w:numId="21" w16cid:durableId="1995529348">
-    <w:abstractNumId w:val="64"/>
-  </w:num>
-  <w:num w:numId="22" w16cid:durableId="49353967">
-    <w:abstractNumId w:val="40"/>
-  </w:num>
-  <w:num w:numId="23" w16cid:durableId="1793086255">
-    <w:abstractNumId w:val="69"/>
-  </w:num>
-  <w:num w:numId="24" w16cid:durableId="1868788991">
+  <w:num w:numId="49" w16cid:durableId="777680127">
     <w:abstractNumId w:val="20"/>
   </w:num>
-  <w:num w:numId="25" w16cid:durableId="1035615353">
-    <w:abstractNumId w:val="31"/>
+  <w:num w:numId="50" w16cid:durableId="121850989">
+    <w:abstractNumId w:val="26"/>
   </w:num>
-  <w:num w:numId="26" w16cid:durableId="1614480158">
+  <w:num w:numId="51" w16cid:durableId="154417011">
     <w:abstractNumId w:val="54"/>
   </w:num>
-  <w:num w:numId="27" w16cid:durableId="2511816">
-    <w:abstractNumId w:val="61"/>
+  <w:num w:numId="52" w16cid:durableId="1062871778">
+    <w:abstractNumId w:val="50"/>
   </w:num>
-  <w:num w:numId="28" w16cid:durableId="2066102223">
-    <w:abstractNumId w:val="1"/>
+  <w:num w:numId="53" w16cid:durableId="2056733388">
+    <w:abstractNumId w:val="46"/>
   </w:num>
-  <w:num w:numId="29" w16cid:durableId="328876161">
-    <w:abstractNumId w:val="81"/>
+  <w:num w:numId="54" w16cid:durableId="943149153">
+    <w:abstractNumId w:val="39"/>
   </w:num>
-  <w:num w:numId="30" w16cid:durableId="1928878757">
-    <w:abstractNumId w:val="30"/>
+  <w:num w:numId="55" w16cid:durableId="1097169891">
+    <w:abstractNumId w:val="29"/>
   </w:num>
-  <w:num w:numId="31" w16cid:durableId="1810979995">
-    <w:abstractNumId w:val="73"/>
-  </w:num>
-  <w:num w:numId="32" w16cid:durableId="906843689">
-    <w:abstractNumId w:val="32"/>
-  </w:num>
-  <w:num w:numId="33" w16cid:durableId="1721057603">
+  <w:num w:numId="56" w16cid:durableId="382825686">
     <w:abstractNumId w:val="14"/>
   </w:num>
-  <w:num w:numId="34" w16cid:durableId="1614433362">
-    <w:abstractNumId w:val="29"/>
-  </w:num>
-  <w:num w:numId="35" w16cid:durableId="493840360">
-    <w:abstractNumId w:val="68"/>
-  </w:num>
-  <w:num w:numId="36" w16cid:durableId="1988127412">
-    <w:abstractNumId w:val="27"/>
-  </w:num>
-  <w:num w:numId="37" w16cid:durableId="1790931586">
-    <w:abstractNumId w:val="15"/>
-  </w:num>
-  <w:num w:numId="38" w16cid:durableId="1785028803">
-    <w:abstractNumId w:val="53"/>
-  </w:num>
-  <w:num w:numId="39" w16cid:durableId="1687445527">
-    <w:abstractNumId w:val="6"/>
-  </w:num>
-  <w:num w:numId="40" w16cid:durableId="1937786241">
-    <w:abstractNumId w:val="36"/>
-  </w:num>
-  <w:num w:numId="41" w16cid:durableId="1287350074">
-    <w:abstractNumId w:val="57"/>
-  </w:num>
-  <w:num w:numId="42" w16cid:durableId="144974156">
-    <w:abstractNumId w:val="11"/>
-  </w:num>
-  <w:num w:numId="43" w16cid:durableId="1238980192">
-    <w:abstractNumId w:val="43"/>
-  </w:num>
-  <w:num w:numId="44" w16cid:durableId="1770812640">
-    <w:abstractNumId w:val="78"/>
-  </w:num>
-  <w:num w:numId="45" w16cid:durableId="1823228501">
-    <w:abstractNumId w:val="33"/>
-  </w:num>
-  <w:num w:numId="46" w16cid:durableId="543718017">
-    <w:abstractNumId w:val="23"/>
-  </w:num>
-  <w:num w:numId="47" w16cid:durableId="1493257838">
-    <w:abstractNumId w:val="72"/>
-  </w:num>
-  <w:num w:numId="48" w16cid:durableId="359280577">
-    <w:abstractNumId w:val="16"/>
-  </w:num>
-  <w:num w:numId="49" w16cid:durableId="901326774">
-    <w:abstractNumId w:val="35"/>
-  </w:num>
-  <w:num w:numId="50" w16cid:durableId="399523044">
-    <w:abstractNumId w:val="38"/>
-  </w:num>
-  <w:num w:numId="51" w16cid:durableId="1622758749">
-    <w:abstractNumId w:val="67"/>
-  </w:num>
-  <w:num w:numId="52" w16cid:durableId="1857571379">
-    <w:abstractNumId w:val="41"/>
-  </w:num>
-  <w:num w:numId="53" w16cid:durableId="910820218">
-    <w:abstractNumId w:val="70"/>
-  </w:num>
-  <w:num w:numId="54" w16cid:durableId="370999417">
-    <w:abstractNumId w:val="62"/>
-  </w:num>
-  <w:num w:numId="55" w16cid:durableId="1995379015">
-    <w:abstractNumId w:val="79"/>
-  </w:num>
-  <w:num w:numId="56" w16cid:durableId="341712132">
-    <w:abstractNumId w:val="45"/>
-  </w:num>
-  <w:num w:numId="57" w16cid:durableId="2073455737">
-    <w:abstractNumId w:val="21"/>
-  </w:num>
-  <w:num w:numId="58" w16cid:durableId="100804927">
-    <w:abstractNumId w:val="3"/>
-  </w:num>
-  <w:num w:numId="59" w16cid:durableId="2006590140">
-    <w:abstractNumId w:val="56"/>
-  </w:num>
-  <w:num w:numId="60" w16cid:durableId="1814977774">
-    <w:abstractNumId w:val="55"/>
-  </w:num>
-  <w:num w:numId="61" w16cid:durableId="1350720458">
-    <w:abstractNumId w:val="8"/>
-  </w:num>
-  <w:num w:numId="62" w16cid:durableId="279530711">
-    <w:abstractNumId w:val="24"/>
-  </w:num>
-  <w:num w:numId="63" w16cid:durableId="2112234312">
-    <w:abstractNumId w:val="49"/>
-  </w:num>
-  <w:num w:numId="64" w16cid:durableId="1381436676">
-    <w:abstractNumId w:val="5"/>
-  </w:num>
-  <w:num w:numId="65" w16cid:durableId="1835415827">
-    <w:abstractNumId w:val="48"/>
-  </w:num>
-  <w:num w:numId="66" w16cid:durableId="2033408652">
-    <w:abstractNumId w:val="66"/>
-  </w:num>
-  <w:num w:numId="67" w16cid:durableId="1542551708">
-    <w:abstractNumId w:val="63"/>
-  </w:num>
-  <w:num w:numId="68" w16cid:durableId="54474209">
-    <w:abstractNumId w:val="44"/>
-  </w:num>
-  <w:num w:numId="69" w16cid:durableId="777680127">
-    <w:abstractNumId w:val="25"/>
-  </w:num>
-  <w:num w:numId="70" w16cid:durableId="121850989">
-    <w:abstractNumId w:val="34"/>
-  </w:num>
-  <w:num w:numId="71" w16cid:durableId="1271082191">
-    <w:abstractNumId w:val="46"/>
-  </w:num>
-  <w:num w:numId="72" w16cid:durableId="154417011">
-    <w:abstractNumId w:val="76"/>
-  </w:num>
-  <w:num w:numId="73" w16cid:durableId="1986742277">
-    <w:abstractNumId w:val="42"/>
-  </w:num>
-  <w:num w:numId="74" w16cid:durableId="1062871778">
-    <w:abstractNumId w:val="71"/>
-  </w:num>
-  <w:num w:numId="75" w16cid:durableId="268658236">
-    <w:abstractNumId w:val="65"/>
-  </w:num>
-  <w:num w:numId="76" w16cid:durableId="2056733388">
-    <w:abstractNumId w:val="60"/>
-  </w:num>
-  <w:num w:numId="77" w16cid:durableId="242106193">
-    <w:abstractNumId w:val="50"/>
-  </w:num>
-  <w:num w:numId="78" w16cid:durableId="2078554516">
-    <w:abstractNumId w:val="80"/>
-  </w:num>
-  <w:num w:numId="79" w16cid:durableId="943149153">
-    <w:abstractNumId w:val="51"/>
-  </w:num>
-  <w:num w:numId="80" w16cid:durableId="646931923">
-    <w:abstractNumId w:val="9"/>
-  </w:num>
-  <w:num w:numId="81" w16cid:durableId="1097169891">
-    <w:abstractNumId w:val="37"/>
-  </w:num>
-  <w:num w:numId="82" w16cid:durableId="382825686">
-    <w:abstractNumId w:val="19"/>
-  </w:num>
+  <w:numIdMacAtCleanup w:val="56"/>
 </w:numbering>
 </file>
 
@@ -35933,6 +32545,7 @@
   <w:style w:type="character" w:default="1" w:styleId="DefaultParagraphFont">
     <w:name w:val="Default Paragraph Font"/>
     <w:uiPriority w:val="1"/>
+    <w:semiHidden/>
     <w:unhideWhenUsed/>
   </w:style>
   <w:style w:type="table" w:default="1" w:styleId="TableNormal">
